--- a/Windows-guide.docx
+++ b/Windows-guide.docx
@@ -77,21 +77,33 @@
         </w:rPr>
         <w:t xml:space="preserve">køre den er det nødvendigt at have Python og nogle udvalgte </w:t>
       </w:r>
-      <w:proofErr w:type="spellStart"/>
-      <w:r>
-        <w:rPr>
-          <w:sz w:val="28"/>
-          <w:szCs w:val="28"/>
-        </w:rPr>
-        <w:t>libraries</w:t>
-      </w:r>
-      <w:proofErr w:type="spellEnd"/>
-      <w:r>
-        <w:rPr>
-          <w:sz w:val="28"/>
-          <w:szCs w:val="28"/>
-        </w:rPr>
-        <w:t xml:space="preserve"> (udvidelsespakker til </w:t>
+      <w:r>
+        <w:rPr>
+          <w:sz w:val="28"/>
+          <w:szCs w:val="28"/>
+        </w:rPr>
+        <w:t>pakker</w:t>
+      </w:r>
+      <w:r>
+        <w:rPr>
+          <w:sz w:val="28"/>
+          <w:szCs w:val="28"/>
+        </w:rPr>
+        <w:t xml:space="preserve"> (udvidelse</w:t>
+      </w:r>
+      <w:r>
+        <w:rPr>
+          <w:sz w:val="28"/>
+          <w:szCs w:val="28"/>
+        </w:rPr>
+        <w:t>r</w:t>
+      </w:r>
+      <w:r>
+        <w:rPr>
+          <w:sz w:val="28"/>
+          <w:szCs w:val="28"/>
+        </w:rPr>
+        <w:t xml:space="preserve"> til </w:t>
       </w:r>
       <w:r>
         <w:rPr>
@@ -105,7 +117,21 @@
           <w:sz w:val="28"/>
           <w:szCs w:val="28"/>
         </w:rPr>
-        <w:t xml:space="preserve">ython) installeret på sin computer. </w:t>
+        <w:t>ython)</w:t>
+      </w:r>
+      <w:r>
+        <w:rPr>
+          <w:sz w:val="28"/>
+          <w:szCs w:val="28"/>
+        </w:rPr>
+        <w:t xml:space="preserve"> </w:t>
+      </w:r>
+      <w:r>
+        <w:rPr>
+          <w:sz w:val="28"/>
+          <w:szCs w:val="28"/>
+        </w:rPr>
+        <w:t xml:space="preserve">installeret på sin computer. </w:t>
       </w:r>
       <w:r>
         <w:rPr>
@@ -149,15 +175,13 @@
         </w:rPr>
         <w:t xml:space="preserve"> bruge programmet Windows </w:t>
       </w:r>
-      <w:proofErr w:type="spellStart"/>
-      <w:r>
-        <w:rPr>
-          <w:sz w:val="28"/>
-          <w:szCs w:val="28"/>
-        </w:rPr>
-        <w:t>Powershell</w:t>
-      </w:r>
-      <w:proofErr w:type="spellEnd"/>
+      <w:r>
+        <w:rPr>
+          <w:sz w:val="28"/>
+          <w:szCs w:val="28"/>
+        </w:rPr>
+        <w:t>PowerShell</w:t>
+      </w:r>
       <w:r>
         <w:rPr>
           <w:sz w:val="28"/>
@@ -179,15 +203,13 @@
         </w:rPr>
         <w:t xml:space="preserve">, så det behøver du ikke at installere, men du skal forstå hvordan man giver de rette kommandoer i </w:t>
       </w:r>
-      <w:proofErr w:type="spellStart"/>
-      <w:r>
-        <w:rPr>
-          <w:sz w:val="28"/>
-          <w:szCs w:val="28"/>
-        </w:rPr>
-        <w:t>Powershell</w:t>
-      </w:r>
-      <w:proofErr w:type="spellEnd"/>
+      <w:r>
+        <w:rPr>
+          <w:sz w:val="28"/>
+          <w:szCs w:val="28"/>
+        </w:rPr>
+        <w:t>PowerShell</w:t>
+      </w:r>
       <w:r>
         <w:rPr>
           <w:sz w:val="28"/>
@@ -216,15 +238,13 @@
         </w:rPr>
         <w:t xml:space="preserve">kørsel af programmet i </w:t>
       </w:r>
-      <w:proofErr w:type="spellStart"/>
-      <w:r>
-        <w:rPr>
-          <w:sz w:val="28"/>
-          <w:szCs w:val="28"/>
-        </w:rPr>
-        <w:t>Powershell</w:t>
-      </w:r>
-      <w:proofErr w:type="spellEnd"/>
+      <w:r>
+        <w:rPr>
+          <w:sz w:val="28"/>
+          <w:szCs w:val="28"/>
+        </w:rPr>
+        <w:t>PowerShell</w:t>
+      </w:r>
       <w:r>
         <w:rPr>
           <w:sz w:val="28"/>
@@ -251,21 +271,7 @@
           <w:sz w:val="28"/>
           <w:szCs w:val="28"/>
         </w:rPr>
-        <w:t xml:space="preserve"> –</w:t>
-      </w:r>
-      <w:r>
-        <w:rPr>
-          <w:sz w:val="28"/>
-          <w:szCs w:val="28"/>
-        </w:rPr>
-        <w:t xml:space="preserve"> </w:t>
-      </w:r>
-      <w:r>
-        <w:rPr>
-          <w:sz w:val="28"/>
-          <w:szCs w:val="28"/>
-        </w:rPr>
-        <w:t xml:space="preserve">i hvert sit afsnit. </w:t>
+        <w:t xml:space="preserve">. </w:t>
       </w:r>
       <w:r>
         <w:rPr>
@@ -426,6 +432,7 @@
         <w:rPr>
           <w:b/>
           <w:bCs/>
+          <w:noProof/>
           <w:sz w:val="28"/>
           <w:szCs w:val="28"/>
         </w:rPr>
@@ -488,17 +495,15 @@
         </w:rPr>
         <w:t xml:space="preserve">Skriv </w:t>
       </w:r>
-      <w:proofErr w:type="spellStart"/>
-      <w:r>
-        <w:rPr>
-          <w:b/>
-          <w:bCs/>
-          <w:sz w:val="28"/>
-          <w:szCs w:val="28"/>
-        </w:rPr>
-        <w:t>Powershell</w:t>
-      </w:r>
-      <w:proofErr w:type="spellEnd"/>
+      <w:r>
+        <w:rPr>
+          <w:b/>
+          <w:bCs/>
+          <w:sz w:val="28"/>
+          <w:szCs w:val="28"/>
+        </w:rPr>
+        <w:t>PowerShell</w:t>
+      </w:r>
       <w:r>
         <w:rPr>
           <w:b/>
@@ -520,24 +525,33 @@
           <w:sz w:val="28"/>
           <w:szCs w:val="28"/>
         </w:rPr>
-        <w:t xml:space="preserve"> og </w:t>
-      </w:r>
-      <w:proofErr w:type="gramStart"/>
-      <w:r>
-        <w:rPr>
-          <w:sz w:val="28"/>
-          <w:szCs w:val="28"/>
-        </w:rPr>
-        <w:t>å</w:t>
-      </w:r>
-      <w:r>
-        <w:rPr>
-          <w:sz w:val="28"/>
-          <w:szCs w:val="28"/>
-        </w:rPr>
-        <w:t>ben applikationen</w:t>
-      </w:r>
-      <w:proofErr w:type="gramEnd"/>
+        <w:t xml:space="preserve"> og å</w:t>
+      </w:r>
+      <w:r>
+        <w:rPr>
+          <w:sz w:val="28"/>
+          <w:szCs w:val="28"/>
+        </w:rPr>
+        <w:t xml:space="preserve">bn applikationen </w:t>
+      </w:r>
+      <w:r>
+        <w:rPr>
+          <w:b/>
+          <w:bCs/>
+          <w:sz w:val="28"/>
+          <w:szCs w:val="28"/>
+        </w:rPr>
+        <w:t xml:space="preserve">Windows </w:t>
+      </w:r>
+      <w:r>
+        <w:rPr>
+          <w:b/>
+          <w:bCs/>
+          <w:sz w:val="28"/>
+          <w:szCs w:val="28"/>
+        </w:rPr>
+        <w:t>PowerShell</w:t>
+      </w:r>
       <w:r>
         <w:rPr>
           <w:sz w:val="28"/>
@@ -547,37 +561,24 @@
       </w:r>
       <w:r>
         <w:rPr>
-          <w:b/>
-          <w:bCs/>
-          <w:sz w:val="28"/>
-          <w:szCs w:val="28"/>
-        </w:rPr>
-        <w:t xml:space="preserve">Windows </w:t>
-      </w:r>
-      <w:proofErr w:type="spellStart"/>
-      <w:r>
-        <w:rPr>
-          <w:b/>
-          <w:bCs/>
-          <w:sz w:val="28"/>
-          <w:szCs w:val="28"/>
-        </w:rPr>
-        <w:t>Powershell</w:t>
-      </w:r>
-      <w:proofErr w:type="spellEnd"/>
-      <w:r>
-        <w:rPr>
-          <w:sz w:val="28"/>
-          <w:szCs w:val="28"/>
-        </w:rPr>
-        <w:t xml:space="preserve"> </w:t>
-      </w:r>
-      <w:r>
-        <w:rPr>
-          <w:sz w:val="28"/>
-          <w:szCs w:val="28"/>
-        </w:rPr>
-        <w:t>fra listen over apps der vises.</w:t>
+          <w:sz w:val="28"/>
+          <w:szCs w:val="28"/>
+        </w:rPr>
+        <w:t>fra listen over apps</w:t>
+      </w:r>
+      <w:r>
+        <w:rPr>
+          <w:sz w:val="28"/>
+          <w:szCs w:val="28"/>
+        </w:rPr>
+        <w:t>,</w:t>
+      </w:r>
+      <w:r>
+        <w:rPr>
+          <w:sz w:val="28"/>
+          <w:szCs w:val="28"/>
+        </w:rPr>
+        <w:t xml:space="preserve"> der vises.</w:t>
       </w:r>
       <w:r>
         <w:rPr>
@@ -607,6 +608,9 @@
         </w:rPr>
       </w:pPr>
       <w:r>
+        <w:rPr>
+          <w:noProof/>
+        </w:rPr>
         <w:drawing>
           <wp:inline distT="0" distB="0" distL="0" distR="0" wp14:anchorId="442E5326" wp14:editId="13073324">
             <wp:extent cx="1458411" cy="487554"/>
@@ -704,15 +708,13 @@
         </w:rPr>
         <w:t xml:space="preserve">inde i </w:t>
       </w:r>
-      <w:proofErr w:type="spellStart"/>
-      <w:r>
-        <w:rPr>
-          <w:sz w:val="28"/>
-          <w:szCs w:val="28"/>
-        </w:rPr>
-        <w:t>Powershell</w:t>
-      </w:r>
-      <w:proofErr w:type="spellEnd"/>
+      <w:r>
+        <w:rPr>
+          <w:sz w:val="28"/>
+          <w:szCs w:val="28"/>
+        </w:rPr>
+        <w:t>PowerShell</w:t>
+      </w:r>
       <w:r>
         <w:rPr>
           <w:sz w:val="28"/>
@@ -738,6 +740,7 @@
         <w:rPr>
           <w:b/>
           <w:bCs/>
+          <w:noProof/>
           <w:sz w:val="28"/>
           <w:szCs w:val="28"/>
         </w:rPr>
@@ -998,7 +1001,21 @@
           <w:sz w:val="28"/>
           <w:szCs w:val="28"/>
         </w:rPr>
-        <w:t>tore vinduet</w:t>
+        <w:t>tore</w:t>
+      </w:r>
+      <w:r>
+        <w:rPr>
+          <w:sz w:val="28"/>
+          <w:szCs w:val="28"/>
+        </w:rPr>
+        <w:t>-</w:t>
+      </w:r>
+      <w:r>
+        <w:rPr>
+          <w:sz w:val="28"/>
+          <w:szCs w:val="28"/>
+        </w:rPr>
+        <w:t>vinduet</w:t>
       </w:r>
       <w:r>
         <w:rPr>
@@ -1037,6 +1054,7 @@
         <w:rPr>
           <w:b/>
           <w:bCs/>
+          <w:noProof/>
           <w:sz w:val="28"/>
           <w:szCs w:val="28"/>
         </w:rPr>
@@ -1140,7 +1158,21 @@
           <w:sz w:val="28"/>
           <w:szCs w:val="28"/>
         </w:rPr>
-        <w:t xml:space="preserve">, og tryk </w:t>
+        <w:t xml:space="preserve"> og tryk</w:t>
+      </w:r>
+      <w:r>
+        <w:rPr>
+          <w:sz w:val="28"/>
+          <w:szCs w:val="28"/>
+        </w:rPr>
+        <w:t>ke</w:t>
+      </w:r>
+      <w:r>
+        <w:rPr>
+          <w:sz w:val="28"/>
+          <w:szCs w:val="28"/>
+        </w:rPr>
+        <w:t xml:space="preserve"> </w:t>
       </w:r>
       <w:r>
         <w:rPr>
@@ -1156,7 +1188,21 @@
           <w:sz w:val="28"/>
           <w:szCs w:val="28"/>
         </w:rPr>
-        <w:t xml:space="preserve">. Terminal skulle nu gerne skrive </w:t>
+        <w:t xml:space="preserve">. </w:t>
+      </w:r>
+      <w:r>
+        <w:rPr>
+          <w:sz w:val="28"/>
+          <w:szCs w:val="28"/>
+        </w:rPr>
+        <w:t>PowerShell</w:t>
+      </w:r>
+      <w:r>
+        <w:rPr>
+          <w:sz w:val="28"/>
+          <w:szCs w:val="28"/>
+        </w:rPr>
+        <w:t xml:space="preserve"> skulle nu gerne skrive </w:t>
       </w:r>
       <w:r>
         <w:rPr>
@@ -1197,283 +1243,26 @@
         </w:rPr>
         <w:t xml:space="preserve">Gå tilbage til </w:t>
       </w:r>
-      <w:proofErr w:type="spellStart"/>
-      <w:r>
-        <w:rPr>
-          <w:sz w:val="28"/>
-          <w:szCs w:val="28"/>
-        </w:rPr>
-        <w:t>Powershell</w:t>
-      </w:r>
-      <w:proofErr w:type="spellEnd"/>
-      <w:r>
-        <w:rPr>
-          <w:sz w:val="28"/>
-          <w:szCs w:val="28"/>
-        </w:rPr>
-        <w:t xml:space="preserve">, og skriv </w:t>
-      </w:r>
-      <w:r>
-        <w:rPr>
-          <w:b/>
-          <w:bCs/>
-          <w:sz w:val="28"/>
-          <w:szCs w:val="28"/>
-        </w:rPr>
-        <w:t xml:space="preserve">pip </w:t>
-      </w:r>
-      <w:proofErr w:type="spellStart"/>
-      <w:r>
-        <w:rPr>
-          <w:b/>
-          <w:bCs/>
-          <w:sz w:val="28"/>
-          <w:szCs w:val="28"/>
-        </w:rPr>
-        <w:t>install</w:t>
-      </w:r>
-      <w:proofErr w:type="spellEnd"/>
-      <w:r>
-        <w:rPr>
-          <w:b/>
-          <w:bCs/>
-          <w:sz w:val="28"/>
-          <w:szCs w:val="28"/>
-        </w:rPr>
-        <w:t xml:space="preserve"> </w:t>
-      </w:r>
-      <w:proofErr w:type="spellStart"/>
-      <w:r>
-        <w:rPr>
-          <w:b/>
-          <w:bCs/>
-          <w:sz w:val="28"/>
-          <w:szCs w:val="28"/>
-        </w:rPr>
-        <w:t>numpy</w:t>
-      </w:r>
-      <w:proofErr w:type="spellEnd"/>
-      <w:r>
-        <w:rPr>
-          <w:b/>
-          <w:bCs/>
-          <w:sz w:val="28"/>
-          <w:szCs w:val="28"/>
-        </w:rPr>
-        <w:t xml:space="preserve"> </w:t>
-      </w:r>
-      <w:proofErr w:type="spellStart"/>
-      <w:r>
-        <w:rPr>
-          <w:b/>
-          <w:bCs/>
-          <w:sz w:val="28"/>
-          <w:szCs w:val="28"/>
-        </w:rPr>
-        <w:t>matplotlib</w:t>
-      </w:r>
-      <w:proofErr w:type="spellEnd"/>
-      <w:r>
-        <w:rPr>
-          <w:b/>
-          <w:bCs/>
-          <w:sz w:val="28"/>
-          <w:szCs w:val="28"/>
-        </w:rPr>
-        <w:t xml:space="preserve"> </w:t>
-      </w:r>
-      <w:proofErr w:type="spellStart"/>
-      <w:r>
-        <w:rPr>
-          <w:b/>
-          <w:bCs/>
-          <w:sz w:val="28"/>
-          <w:szCs w:val="28"/>
-        </w:rPr>
-        <w:t>pyyaml</w:t>
-      </w:r>
-      <w:proofErr w:type="spellEnd"/>
-      <w:r>
-        <w:rPr>
-          <w:b/>
-          <w:bCs/>
-          <w:sz w:val="28"/>
-          <w:szCs w:val="28"/>
-        </w:rPr>
-        <w:t xml:space="preserve"> </w:t>
-      </w:r>
-      <w:proofErr w:type="spellStart"/>
-      <w:r>
-        <w:rPr>
-          <w:b/>
-          <w:bCs/>
-          <w:sz w:val="28"/>
-          <w:szCs w:val="28"/>
-        </w:rPr>
-        <w:t>scipy</w:t>
-      </w:r>
-      <w:proofErr w:type="spellEnd"/>
-      <w:r>
-        <w:rPr>
-          <w:b/>
-          <w:bCs/>
-          <w:sz w:val="28"/>
-          <w:szCs w:val="28"/>
-        </w:rPr>
-        <w:t xml:space="preserve"> </w:t>
-      </w:r>
-      <w:r>
-        <w:rPr>
-          <w:sz w:val="28"/>
-          <w:szCs w:val="28"/>
-        </w:rPr>
-        <w:t xml:space="preserve">og tryk </w:t>
-      </w:r>
-      <w:r>
-        <w:rPr>
-          <w:b/>
-          <w:bCs/>
-          <w:sz w:val="28"/>
-          <w:szCs w:val="28"/>
-        </w:rPr>
-        <w:t>enter</w:t>
-      </w:r>
-      <w:r>
-        <w:rPr>
-          <w:sz w:val="28"/>
-          <w:szCs w:val="28"/>
-        </w:rPr>
-        <w:t>.</w:t>
-      </w:r>
-      <w:r>
-        <w:rPr>
-          <w:sz w:val="28"/>
-          <w:szCs w:val="28"/>
-        </w:rPr>
-        <w:t xml:space="preserve"> </w:t>
-      </w:r>
-      <w:proofErr w:type="spellStart"/>
-      <w:r>
-        <w:rPr>
-          <w:sz w:val="28"/>
-          <w:szCs w:val="28"/>
-        </w:rPr>
-        <w:t>Powershell</w:t>
-      </w:r>
-      <w:proofErr w:type="spellEnd"/>
-      <w:r>
-        <w:rPr>
-          <w:sz w:val="28"/>
-          <w:szCs w:val="28"/>
-        </w:rPr>
-        <w:t xml:space="preserve"> </w:t>
-      </w:r>
-      <w:r>
-        <w:rPr>
-          <w:sz w:val="28"/>
-          <w:szCs w:val="28"/>
-        </w:rPr>
-        <w:t>ud</w:t>
-      </w:r>
-      <w:r>
-        <w:rPr>
-          <w:sz w:val="28"/>
-          <w:szCs w:val="28"/>
-        </w:rPr>
-        <w:t>skriver nu noget tekst</w:t>
-      </w:r>
-      <w:r>
-        <w:rPr>
-          <w:sz w:val="28"/>
-          <w:szCs w:val="28"/>
-        </w:rPr>
-        <w:t xml:space="preserve"> om at den installerer nogle filer</w:t>
-      </w:r>
-      <w:r>
-        <w:rPr>
-          <w:sz w:val="28"/>
-          <w:szCs w:val="28"/>
-        </w:rPr>
-        <w:t>.</w:t>
-      </w:r>
-      <w:r>
-        <w:rPr>
-          <w:sz w:val="28"/>
-          <w:szCs w:val="28"/>
-        </w:rPr>
-        <w:t xml:space="preserve"> </w:t>
-      </w:r>
-      <w:r>
-        <w:rPr>
-          <w:sz w:val="28"/>
-          <w:szCs w:val="28"/>
-        </w:rPr>
-        <w:t xml:space="preserve">Når </w:t>
-      </w:r>
-      <w:r>
-        <w:rPr>
-          <w:sz w:val="28"/>
-          <w:szCs w:val="28"/>
-        </w:rPr>
-        <w:t xml:space="preserve">installationen </w:t>
-      </w:r>
-      <w:r>
-        <w:rPr>
-          <w:sz w:val="28"/>
-          <w:szCs w:val="28"/>
-        </w:rPr>
-        <w:t xml:space="preserve">er færdig, </w:t>
-      </w:r>
-      <w:r>
-        <w:rPr>
-          <w:sz w:val="28"/>
-          <w:szCs w:val="28"/>
-        </w:rPr>
-        <w:t>begynder</w:t>
-      </w:r>
-      <w:r>
-        <w:rPr>
-          <w:sz w:val="28"/>
-          <w:szCs w:val="28"/>
-        </w:rPr>
-        <w:t xml:space="preserve"> den nederste linje i </w:t>
-      </w:r>
-      <w:proofErr w:type="spellStart"/>
-      <w:r>
-        <w:rPr>
-          <w:sz w:val="28"/>
-          <w:szCs w:val="28"/>
-        </w:rPr>
-        <w:t>P</w:t>
-      </w:r>
-      <w:r>
-        <w:rPr>
-          <w:sz w:val="28"/>
-          <w:szCs w:val="28"/>
-        </w:rPr>
-        <w:t>o</w:t>
-      </w:r>
-      <w:r>
-        <w:rPr>
-          <w:sz w:val="28"/>
-          <w:szCs w:val="28"/>
-        </w:rPr>
-        <w:t>wershell</w:t>
-      </w:r>
-      <w:proofErr w:type="spellEnd"/>
-      <w:r>
-        <w:rPr>
-          <w:sz w:val="28"/>
-          <w:szCs w:val="28"/>
-        </w:rPr>
-        <w:t xml:space="preserve"> med</w:t>
-      </w:r>
-      <w:r>
-        <w:rPr>
-          <w:sz w:val="28"/>
-          <w:szCs w:val="28"/>
-        </w:rPr>
-        <w:t xml:space="preserve"> </w:t>
+      <w:r>
+        <w:rPr>
+          <w:sz w:val="28"/>
+          <w:szCs w:val="28"/>
+        </w:rPr>
+        <w:t>PowerShell</w:t>
+      </w:r>
+      <w:r>
+        <w:rPr>
+          <w:sz w:val="28"/>
+          <w:szCs w:val="28"/>
+        </w:rPr>
+        <w:t xml:space="preserve"> og skriv</w:t>
+      </w:r>
+      <w:r>
+        <w:rPr>
+          <w:sz w:val="28"/>
+          <w:szCs w:val="28"/>
+        </w:rPr>
+        <w:t>:</w:t>
       </w:r>
     </w:p>
     <w:p>
@@ -1481,12 +1270,275 @@
         <w:pStyle w:val="Listeafsnit"/>
         <w:spacing w:line="360" w:lineRule="auto"/>
         <w:rPr>
-          <w:b/>
-          <w:bCs/>
-          <w:sz w:val="28"/>
-          <w:szCs w:val="28"/>
-        </w:rPr>
-      </w:pPr>
+          <w:sz w:val="28"/>
+          <w:szCs w:val="28"/>
+        </w:rPr>
+      </w:pPr>
+      <w:r>
+        <w:rPr>
+          <w:b/>
+          <w:bCs/>
+          <w:sz w:val="28"/>
+          <w:szCs w:val="28"/>
+        </w:rPr>
+        <w:t xml:space="preserve">pip </w:t>
+      </w:r>
+      <w:proofErr w:type="spellStart"/>
+      <w:r>
+        <w:rPr>
+          <w:b/>
+          <w:bCs/>
+          <w:sz w:val="28"/>
+          <w:szCs w:val="28"/>
+        </w:rPr>
+        <w:t>install</w:t>
+      </w:r>
+      <w:proofErr w:type="spellEnd"/>
+      <w:r>
+        <w:rPr>
+          <w:b/>
+          <w:bCs/>
+          <w:sz w:val="28"/>
+          <w:szCs w:val="28"/>
+        </w:rPr>
+        <w:t xml:space="preserve"> </w:t>
+      </w:r>
+      <w:proofErr w:type="spellStart"/>
+      <w:r>
+        <w:rPr>
+          <w:b/>
+          <w:bCs/>
+          <w:sz w:val="28"/>
+          <w:szCs w:val="28"/>
+        </w:rPr>
+        <w:t>numpy</w:t>
+      </w:r>
+      <w:proofErr w:type="spellEnd"/>
+      <w:r>
+        <w:rPr>
+          <w:b/>
+          <w:bCs/>
+          <w:sz w:val="28"/>
+          <w:szCs w:val="28"/>
+        </w:rPr>
+        <w:t xml:space="preserve"> </w:t>
+      </w:r>
+      <w:proofErr w:type="spellStart"/>
+      <w:r>
+        <w:rPr>
+          <w:b/>
+          <w:bCs/>
+          <w:sz w:val="28"/>
+          <w:szCs w:val="28"/>
+        </w:rPr>
+        <w:t>matplotlib</w:t>
+      </w:r>
+      <w:proofErr w:type="spellEnd"/>
+      <w:r>
+        <w:rPr>
+          <w:b/>
+          <w:bCs/>
+          <w:sz w:val="28"/>
+          <w:szCs w:val="28"/>
+        </w:rPr>
+        <w:t xml:space="preserve"> </w:t>
+      </w:r>
+      <w:proofErr w:type="spellStart"/>
+      <w:r>
+        <w:rPr>
+          <w:b/>
+          <w:bCs/>
+          <w:sz w:val="28"/>
+          <w:szCs w:val="28"/>
+        </w:rPr>
+        <w:t>pyyaml</w:t>
+      </w:r>
+      <w:proofErr w:type="spellEnd"/>
+      <w:r>
+        <w:rPr>
+          <w:b/>
+          <w:bCs/>
+          <w:sz w:val="28"/>
+          <w:szCs w:val="28"/>
+        </w:rPr>
+        <w:t xml:space="preserve"> </w:t>
+      </w:r>
+      <w:proofErr w:type="spellStart"/>
+      <w:r>
+        <w:rPr>
+          <w:b/>
+          <w:bCs/>
+          <w:sz w:val="28"/>
+          <w:szCs w:val="28"/>
+        </w:rPr>
+        <w:t>scipy</w:t>
+      </w:r>
+      <w:proofErr w:type="spellEnd"/>
+      <w:r>
+        <w:rPr>
+          <w:b/>
+          <w:bCs/>
+          <w:sz w:val="28"/>
+          <w:szCs w:val="28"/>
+        </w:rPr>
+        <w:t xml:space="preserve"> </w:t>
+      </w:r>
+      <w:r>
+        <w:rPr>
+          <w:sz w:val="28"/>
+          <w:szCs w:val="28"/>
+        </w:rPr>
+        <w:t xml:space="preserve">og tryk </w:t>
+      </w:r>
+      <w:r>
+        <w:rPr>
+          <w:b/>
+          <w:bCs/>
+          <w:sz w:val="28"/>
+          <w:szCs w:val="28"/>
+        </w:rPr>
+        <w:t>enter</w:t>
+      </w:r>
+      <w:r>
+        <w:rPr>
+          <w:sz w:val="28"/>
+          <w:szCs w:val="28"/>
+        </w:rPr>
+        <w:t>.</w:t>
+      </w:r>
+      <w:r>
+        <w:rPr>
+          <w:sz w:val="28"/>
+          <w:szCs w:val="28"/>
+        </w:rPr>
+        <w:t xml:space="preserve"> </w:t>
+      </w:r>
+      <w:r>
+        <w:rPr>
+          <w:sz w:val="28"/>
+          <w:szCs w:val="28"/>
+        </w:rPr>
+        <w:t>Dette henter de pakker programmet skal bruge</w:t>
+      </w:r>
+      <w:r>
+        <w:rPr>
+          <w:sz w:val="28"/>
+          <w:szCs w:val="28"/>
+        </w:rPr>
+        <w:t xml:space="preserve">. </w:t>
+      </w:r>
+      <w:r>
+        <w:rPr>
+          <w:sz w:val="28"/>
+          <w:szCs w:val="28"/>
+        </w:rPr>
+        <w:t>PowerShell</w:t>
+      </w:r>
+      <w:r>
+        <w:rPr>
+          <w:sz w:val="28"/>
+          <w:szCs w:val="28"/>
+        </w:rPr>
+        <w:t xml:space="preserve"> </w:t>
+      </w:r>
+      <w:r>
+        <w:rPr>
+          <w:sz w:val="28"/>
+          <w:szCs w:val="28"/>
+        </w:rPr>
+        <w:t>ud</w:t>
+      </w:r>
+      <w:r>
+        <w:rPr>
+          <w:sz w:val="28"/>
+          <w:szCs w:val="28"/>
+        </w:rPr>
+        <w:t>skriver nu noget tekst</w:t>
+      </w:r>
+      <w:r>
+        <w:rPr>
+          <w:sz w:val="28"/>
+          <w:szCs w:val="28"/>
+        </w:rPr>
+        <w:t>,</w:t>
+      </w:r>
+      <w:r>
+        <w:rPr>
+          <w:sz w:val="28"/>
+          <w:szCs w:val="28"/>
+        </w:rPr>
+        <w:t xml:space="preserve"> om at den installerer nogle filer</w:t>
+      </w:r>
+      <w:r>
+        <w:rPr>
+          <w:sz w:val="28"/>
+          <w:szCs w:val="28"/>
+        </w:rPr>
+        <w:t>.</w:t>
+      </w:r>
+      <w:r>
+        <w:rPr>
+          <w:sz w:val="28"/>
+          <w:szCs w:val="28"/>
+        </w:rPr>
+        <w:t xml:space="preserve"> </w:t>
+      </w:r>
+      <w:r>
+        <w:rPr>
+          <w:sz w:val="28"/>
+          <w:szCs w:val="28"/>
+        </w:rPr>
+        <w:t xml:space="preserve">Når </w:t>
+      </w:r>
+      <w:r>
+        <w:rPr>
+          <w:sz w:val="28"/>
+          <w:szCs w:val="28"/>
+        </w:rPr>
+        <w:t xml:space="preserve">installationen </w:t>
+      </w:r>
+      <w:r>
+        <w:rPr>
+          <w:sz w:val="28"/>
+          <w:szCs w:val="28"/>
+        </w:rPr>
+        <w:t xml:space="preserve">er færdig, </w:t>
+      </w:r>
+      <w:r>
+        <w:rPr>
+          <w:sz w:val="28"/>
+          <w:szCs w:val="28"/>
+        </w:rPr>
+        <w:t>begynder</w:t>
+      </w:r>
+      <w:r>
+        <w:rPr>
+          <w:sz w:val="28"/>
+          <w:szCs w:val="28"/>
+        </w:rPr>
+        <w:t xml:space="preserve"> den nederste linje i </w:t>
+      </w:r>
+      <w:r>
+        <w:rPr>
+          <w:sz w:val="28"/>
+          <w:szCs w:val="28"/>
+        </w:rPr>
+        <w:t>PowerShell</w:t>
+      </w:r>
+      <w:r>
+        <w:rPr>
+          <w:sz w:val="28"/>
+          <w:szCs w:val="28"/>
+        </w:rPr>
+        <w:t xml:space="preserve"> med</w:t>
+      </w:r>
+      <w:r>
+        <w:rPr>
+          <w:sz w:val="28"/>
+          <w:szCs w:val="28"/>
+        </w:rPr>
+        <w:t xml:space="preserve"> </w:t>
+      </w:r>
       <w:r>
         <w:rPr>
           <w:b/>
@@ -1504,6 +1556,15 @@
           <w:szCs w:val="28"/>
         </w:rPr>
         <w:t>C:\</w:t>
+      </w:r>
+      <w:r>
+        <w:rPr>
+          <w:b/>
+          <w:bCs/>
+          <w:sz w:val="28"/>
+          <w:szCs w:val="28"/>
+        </w:rPr>
+        <w:t xml:space="preserve"> </w:t>
       </w:r>
       <w:r>
         <w:rPr>
@@ -1535,15 +1596,13 @@
         </w:rPr>
         <w:t xml:space="preserve">Nu er Python og de nødvendige </w:t>
       </w:r>
-      <w:proofErr w:type="spellStart"/>
-      <w:r>
-        <w:rPr>
-          <w:sz w:val="28"/>
-          <w:szCs w:val="28"/>
-        </w:rPr>
-        <w:t>libraries</w:t>
-      </w:r>
-      <w:proofErr w:type="spellEnd"/>
+      <w:r>
+        <w:rPr>
+          <w:sz w:val="28"/>
+          <w:szCs w:val="28"/>
+        </w:rPr>
+        <w:t>pakker</w:t>
+      </w:r>
       <w:r>
         <w:rPr>
           <w:sz w:val="28"/>
@@ -1581,7 +1640,21 @@
           <w:sz w:val="28"/>
           <w:szCs w:val="28"/>
         </w:rPr>
-        <w:t xml:space="preserve">Sørg allerførst for at du har downloadet </w:t>
+        <w:t>Sørg allerførst for</w:t>
+      </w:r>
+      <w:r>
+        <w:rPr>
+          <w:sz w:val="28"/>
+          <w:szCs w:val="28"/>
+        </w:rPr>
+        <w:t>,</w:t>
+      </w:r>
+      <w:r>
+        <w:rPr>
+          <w:sz w:val="28"/>
+          <w:szCs w:val="28"/>
+        </w:rPr>
+        <w:t xml:space="preserve"> at du har downloadet </w:t>
       </w:r>
       <w:r>
         <w:rPr>
@@ -1666,6 +1739,13 @@
           <w:sz w:val="28"/>
           <w:szCs w:val="28"/>
         </w:rPr>
+        <w:t>,</w:t>
+      </w:r>
+      <w:r>
+        <w:rPr>
+          <w:sz w:val="28"/>
+          <w:szCs w:val="28"/>
+        </w:rPr>
         <w:t xml:space="preserve"> der blev sendt sammen med denne guide</w:t>
       </w:r>
       <w:r>
@@ -1673,6 +1753,59 @@
           <w:sz w:val="28"/>
           <w:szCs w:val="28"/>
         </w:rPr>
+        <w:t>.</w:t>
+      </w:r>
+      <w:r>
+        <w:rPr>
+          <w:sz w:val="28"/>
+          <w:szCs w:val="28"/>
+        </w:rPr>
+        <w:t xml:space="preserve"> </w:t>
+      </w:r>
+      <w:r>
+        <w:rPr>
+          <w:sz w:val="28"/>
+          <w:szCs w:val="28"/>
+        </w:rPr>
+        <w:t xml:space="preserve">Den </w:t>
+      </w:r>
+      <w:proofErr w:type="spellStart"/>
+      <w:r>
+        <w:rPr>
+          <w:sz w:val="28"/>
+          <w:szCs w:val="28"/>
+        </w:rPr>
+        <w:t>udpakkede</w:t>
+      </w:r>
+      <w:proofErr w:type="spellEnd"/>
+      <w:r>
+        <w:rPr>
+          <w:sz w:val="28"/>
+          <w:szCs w:val="28"/>
+        </w:rPr>
+        <w:t xml:space="preserve"> </w:t>
+      </w:r>
+      <w:r>
+        <w:rPr>
+          <w:sz w:val="28"/>
+          <w:szCs w:val="28"/>
+        </w:rPr>
+        <w:t xml:space="preserve">mappe vil jeg referere til som </w:t>
+      </w:r>
+      <w:r>
+        <w:rPr>
+          <w:b/>
+          <w:bCs/>
+          <w:sz w:val="28"/>
+          <w:szCs w:val="28"/>
+        </w:rPr>
+        <w:t>programmappen</w:t>
+      </w:r>
+      <w:r>
+        <w:rPr>
+          <w:sz w:val="28"/>
+          <w:szCs w:val="28"/>
+        </w:rPr>
         <w:t xml:space="preserve">. </w:t>
       </w:r>
       <w:r>
@@ -1680,17 +1813,22 @@
           <w:sz w:val="28"/>
           <w:szCs w:val="28"/>
         </w:rPr>
-        <w:t xml:space="preserve">Den </w:t>
-      </w:r>
-      <w:proofErr w:type="spellStart"/>
-      <w:r>
-        <w:rPr>
-          <w:sz w:val="28"/>
-          <w:szCs w:val="28"/>
-        </w:rPr>
-        <w:t>udpakkede</w:t>
-      </w:r>
-      <w:proofErr w:type="spellEnd"/>
+        <w:t xml:space="preserve">Hvis </w:t>
+      </w:r>
+      <w:r>
+        <w:rPr>
+          <w:sz w:val="28"/>
+          <w:szCs w:val="28"/>
+        </w:rPr>
+        <w:t xml:space="preserve">du </w:t>
+      </w:r>
+      <w:r>
+        <w:rPr>
+          <w:sz w:val="28"/>
+          <w:szCs w:val="28"/>
+        </w:rPr>
+        <w:t>allerede har</w:t>
+      </w:r>
       <w:r>
         <w:rPr>
           <w:sz w:val="28"/>
@@ -1700,80 +1838,13 @@
       </w:r>
       <w:r>
         <w:rPr>
-          <w:sz w:val="28"/>
-          <w:szCs w:val="28"/>
-        </w:rPr>
-        <w:t xml:space="preserve">mappe vil jeg </w:t>
-      </w:r>
-      <w:r>
-        <w:rPr>
-          <w:sz w:val="28"/>
-          <w:szCs w:val="28"/>
-        </w:rPr>
-        <w:t xml:space="preserve">senere i guiden </w:t>
-      </w:r>
-      <w:r>
-        <w:rPr>
-          <w:sz w:val="28"/>
-          <w:szCs w:val="28"/>
-        </w:rPr>
-        <w:t xml:space="preserve">referere til som </w:t>
-      </w:r>
-      <w:r>
-        <w:rPr>
-          <w:b/>
-          <w:bCs/>
-          <w:sz w:val="28"/>
-          <w:szCs w:val="28"/>
-        </w:rPr>
-        <w:t>programmappen</w:t>
-      </w:r>
-      <w:r>
-        <w:rPr>
-          <w:sz w:val="28"/>
-          <w:szCs w:val="28"/>
-        </w:rPr>
-        <w:t xml:space="preserve">. </w:t>
-      </w:r>
-      <w:r>
-        <w:rPr>
-          <w:sz w:val="28"/>
-          <w:szCs w:val="28"/>
-        </w:rPr>
-        <w:t xml:space="preserve">Hvis </w:t>
-      </w:r>
-      <w:r>
-        <w:rPr>
-          <w:sz w:val="28"/>
-          <w:szCs w:val="28"/>
-        </w:rPr>
-        <w:t xml:space="preserve">du </w:t>
-      </w:r>
-      <w:r>
-        <w:rPr>
-          <w:sz w:val="28"/>
-          <w:szCs w:val="28"/>
-        </w:rPr>
-        <w:t>allerede har</w:t>
-      </w:r>
-      <w:r>
-        <w:rPr>
-          <w:sz w:val="28"/>
-          <w:szCs w:val="28"/>
-        </w:rPr>
-        <w:t xml:space="preserve"> </w:t>
-      </w:r>
-      <w:proofErr w:type="spellStart"/>
-      <w:r>
-        <w:rPr>
-          <w:b/>
-          <w:bCs/>
-          <w:sz w:val="28"/>
-          <w:szCs w:val="28"/>
-        </w:rPr>
-        <w:t>Powershell</w:t>
-      </w:r>
-      <w:proofErr w:type="spellEnd"/>
+          <w:b/>
+          <w:bCs/>
+          <w:sz w:val="28"/>
+          <w:szCs w:val="28"/>
+        </w:rPr>
+        <w:t>PowerShell</w:t>
+      </w:r>
       <w:r>
         <w:rPr>
           <w:sz w:val="28"/>
@@ -1861,6 +1932,7 @@
         <w:rPr>
           <w:b/>
           <w:bCs/>
+          <w:noProof/>
           <w:sz w:val="28"/>
           <w:szCs w:val="28"/>
         </w:rPr>
@@ -1923,17 +1995,15 @@
         </w:rPr>
         <w:t xml:space="preserve">Skriv </w:t>
       </w:r>
-      <w:proofErr w:type="spellStart"/>
-      <w:r>
-        <w:rPr>
-          <w:b/>
-          <w:bCs/>
-          <w:sz w:val="28"/>
-          <w:szCs w:val="28"/>
-        </w:rPr>
-        <w:t>Powershell</w:t>
-      </w:r>
-      <w:proofErr w:type="spellEnd"/>
+      <w:r>
+        <w:rPr>
+          <w:b/>
+          <w:bCs/>
+          <w:sz w:val="28"/>
+          <w:szCs w:val="28"/>
+        </w:rPr>
+        <w:t>PowerShell</w:t>
+      </w:r>
       <w:r>
         <w:rPr>
           <w:b/>
@@ -1975,17 +2045,15 @@
         </w:rPr>
         <w:t xml:space="preserve">Windows </w:t>
       </w:r>
-      <w:proofErr w:type="spellStart"/>
-      <w:r>
-        <w:rPr>
-          <w:b/>
-          <w:bCs/>
-          <w:sz w:val="28"/>
-          <w:szCs w:val="28"/>
-        </w:rPr>
-        <w:t>Powershell</w:t>
-      </w:r>
-      <w:proofErr w:type="spellEnd"/>
+      <w:r>
+        <w:rPr>
+          <w:b/>
+          <w:bCs/>
+          <w:sz w:val="28"/>
+          <w:szCs w:val="28"/>
+        </w:rPr>
+        <w:t>PowerShell</w:t>
+      </w:r>
       <w:r>
         <w:rPr>
           <w:sz w:val="28"/>
@@ -1998,7 +2066,21 @@
           <w:sz w:val="28"/>
           <w:szCs w:val="28"/>
         </w:rPr>
-        <w:t>fra listen over apps der vises. Ikonet ser cirka sådan ud:</w:t>
+        <w:t>fra listen over apps</w:t>
+      </w:r>
+      <w:r>
+        <w:rPr>
+          <w:sz w:val="28"/>
+          <w:szCs w:val="28"/>
+        </w:rPr>
+        <w:t>,</w:t>
+      </w:r>
+      <w:r>
+        <w:rPr>
+          <w:sz w:val="28"/>
+          <w:szCs w:val="28"/>
+        </w:rPr>
+        <w:t xml:space="preserve"> der vises. Ikonet ser cirka sådan ud:</w:t>
       </w:r>
     </w:p>
     <w:p>
@@ -2014,6 +2096,9 @@
         </w:rPr>
       </w:pPr>
       <w:r>
+        <w:rPr>
+          <w:noProof/>
+        </w:rPr>
         <w:lastRenderedPageBreak/>
         <w:drawing>
           <wp:inline distT="0" distB="0" distL="0" distR="0" wp14:anchorId="2FC45B29" wp14:editId="1AEA105C">
@@ -2229,23 +2314,41 @@
           <w:sz w:val="28"/>
           <w:szCs w:val="28"/>
         </w:rPr>
-        <w:t xml:space="preserve">Programmappen som du skal højreklikke </w:t>
-      </w:r>
-      <w:proofErr w:type="gramStart"/>
-      <w:r>
-        <w:rPr>
-          <w:sz w:val="28"/>
-          <w:szCs w:val="28"/>
-        </w:rPr>
-        <w:t>på</w:t>
-      </w:r>
-      <w:proofErr w:type="gramEnd"/>
-      <w:r>
-        <w:rPr>
-          <w:sz w:val="28"/>
-          <w:szCs w:val="28"/>
-        </w:rPr>
-        <w:t xml:space="preserve"> ser sådan ud</w:t>
+        <w:t>Programmappen</w:t>
+      </w:r>
+      <w:r>
+        <w:rPr>
+          <w:sz w:val="28"/>
+          <w:szCs w:val="28"/>
+        </w:rPr>
+        <w:t>,</w:t>
+      </w:r>
+      <w:r>
+        <w:rPr>
+          <w:sz w:val="28"/>
+          <w:szCs w:val="28"/>
+        </w:rPr>
+        <w:t xml:space="preserve"> som du skal højreklikke på</w:t>
+      </w:r>
+      <w:r>
+        <w:rPr>
+          <w:sz w:val="28"/>
+          <w:szCs w:val="28"/>
+        </w:rPr>
+        <w:t>,</w:t>
+      </w:r>
+      <w:r>
+        <w:rPr>
+          <w:noProof/>
+        </w:rPr>
+        <w:t xml:space="preserve"> </w:t>
+      </w:r>
+      <w:r>
+        <w:rPr>
+          <w:sz w:val="28"/>
+          <w:szCs w:val="28"/>
+        </w:rPr>
+        <w:t>ser sådan ud</w:t>
       </w:r>
       <w:r>
         <w:rPr>
@@ -2279,56 +2382,228 @@
     <w:p>
       <w:pPr>
         <w:pStyle w:val="Listeafsnit"/>
-        <w:spacing w:line="360" w:lineRule="auto"/>
-        <w:rPr>
-          <w:b/>
-          <w:bCs/>
-          <w:sz w:val="28"/>
-          <w:szCs w:val="28"/>
-        </w:rPr>
-      </w:pPr>
-      <w:r>
-        <w:rPr>
-          <w:b/>
-          <w:bCs/>
-          <w:sz w:val="28"/>
-          <w:szCs w:val="28"/>
-        </w:rPr>
-        <w:drawing>
-          <wp:inline distT="0" distB="0" distL="0" distR="0" wp14:anchorId="62B41528" wp14:editId="5F587019">
-            <wp:extent cx="762039" cy="876345"/>
-            <wp:effectExtent l="0" t="0" r="0" b="0"/>
-            <wp:docPr id="1924029562" name="Billede 1" descr="Et billede, der indeholder tekst, Font/skrifttype, skærmbillede, gul&#10;&#10;AI-genereret indhold kan være ukorrekt."/>
-            <wp:cNvGraphicFramePr>
-              <a:graphicFrameLocks xmlns:a="http://schemas.openxmlformats.org/drawingml/2006/main" noChangeAspect="1"/>
-            </wp:cNvGraphicFramePr>
-            <a:graphic xmlns:a="http://schemas.openxmlformats.org/drawingml/2006/main">
-              <a:graphicData uri="http://schemas.openxmlformats.org/drawingml/2006/picture">
-                <pic:pic xmlns:pic="http://schemas.openxmlformats.org/drawingml/2006/picture">
-                  <pic:nvPicPr>
-                    <pic:cNvPr id="1924029562" name="Billede 1" descr="Et billede, der indeholder tekst, Font/skrifttype, skærmbillede, gul&#10;&#10;AI-genereret indhold kan være ukorrekt."/>
-                    <pic:cNvPicPr/>
-                  </pic:nvPicPr>
-                  <pic:blipFill>
-                    <a:blip r:embed="rId12"/>
-                    <a:stretch>
-                      <a:fillRect/>
-                    </a:stretch>
-                  </pic:blipFill>
-                  <pic:spPr>
-                    <a:xfrm>
-                      <a:off x="0" y="0"/>
-                      <a:ext cx="762039" cy="876345"/>
-                    </a:xfrm>
-                    <a:prstGeom prst="rect">
-                      <a:avLst/>
-                    </a:prstGeom>
-                  </pic:spPr>
-                </pic:pic>
-              </a:graphicData>
-            </a:graphic>
-          </wp:inline>
-        </w:drawing>
+        <w:spacing w:after="0" w:line="360" w:lineRule="auto"/>
+        <w:rPr>
+          <w:b/>
+          <w:bCs/>
+          <w:sz w:val="28"/>
+          <w:szCs w:val="28"/>
+        </w:rPr>
+      </w:pPr>
+      <w:r>
+        <w:rPr>
+          <w:b/>
+          <w:bCs/>
+          <w:noProof/>
+          <w:sz w:val="28"/>
+          <w:szCs w:val="28"/>
+        </w:rPr>
+        <mc:AlternateContent>
+          <mc:Choice Requires="wpg">
+            <w:drawing>
+              <wp:inline distT="0" distB="0" distL="0" distR="0" wp14:anchorId="1DDB29A3" wp14:editId="2F9FF465">
+                <wp:extent cx="3909695" cy="876300"/>
+                <wp:effectExtent l="0" t="0" r="0" b="0"/>
+                <wp:docPr id="263970251" name="Gruppe 12"/>
+                <wp:cNvGraphicFramePr/>
+                <a:graphic xmlns:a="http://schemas.openxmlformats.org/drawingml/2006/main">
+                  <a:graphicData uri="http://schemas.microsoft.com/office/word/2010/wordprocessingGroup">
+                    <wpg:wgp>
+                      <wpg:cNvGrpSpPr/>
+                      <wpg:grpSpPr>
+                        <a:xfrm>
+                          <a:off x="0" y="0"/>
+                          <a:ext cx="3909695" cy="876300"/>
+                          <a:chOff x="0" y="0"/>
+                          <a:chExt cx="3909695" cy="876300"/>
+                        </a:xfrm>
+                      </wpg:grpSpPr>
+                      <pic:pic xmlns:pic="http://schemas.openxmlformats.org/drawingml/2006/picture">
+                        <pic:nvPicPr>
+                          <pic:cNvPr id="31922870" name="Billede 1" descr="Et billede, der indeholder tekst, Font/skrifttype, skærmbillede, gul&#10;&#10;AI-genereret indhold kan være ukorrekt."/>
+                          <pic:cNvPicPr>
+                            <a:picLocks noChangeAspect="1"/>
+                          </pic:cNvPicPr>
+                        </pic:nvPicPr>
+                        <pic:blipFill>
+                          <a:blip r:embed="rId12">
+                            <a:extLst>
+                              <a:ext uri="{28A0092B-C50C-407E-A947-70E740481C1C}">
+                                <a14:useLocalDpi xmlns:a14="http://schemas.microsoft.com/office/drawing/2010/main" val="0"/>
+                              </a:ext>
+                            </a:extLst>
+                          </a:blip>
+                          <a:stretch>
+                            <a:fillRect/>
+                          </a:stretch>
+                        </pic:blipFill>
+                        <pic:spPr>
+                          <a:xfrm>
+                            <a:off x="0" y="0"/>
+                            <a:ext cx="762000" cy="876300"/>
+                          </a:xfrm>
+                          <a:prstGeom prst="rect">
+                            <a:avLst/>
+                          </a:prstGeom>
+                        </pic:spPr>
+                      </pic:pic>
+                      <wps:wsp>
+                        <wps:cNvPr id="51886473" name="Tekstfelt 9"/>
+                        <wps:cNvSpPr txBox="1"/>
+                        <wps:spPr>
+                          <a:xfrm>
+                            <a:off x="914400" y="76200"/>
+                            <a:ext cx="527050" cy="584200"/>
+                          </a:xfrm>
+                          <a:prstGeom prst="rect">
+                            <a:avLst/>
+                          </a:prstGeom>
+                          <a:solidFill>
+                            <a:schemeClr val="lt1"/>
+                          </a:solidFill>
+                          <a:ln w="6350">
+                            <a:noFill/>
+                          </a:ln>
+                        </wps:spPr>
+                        <wps:txbx>
+                          <w:txbxContent>
+                            <w:p>
+                              <w:pPr>
+                                <w:spacing w:after="0"/>
+                                <w:rPr>
+                                  <w:sz w:val="28"/>
+                                  <w:szCs w:val="28"/>
+                                </w:rPr>
+                              </w:pPr>
+                              <w:r>
+                                <w:rPr>
+                                  <w:sz w:val="28"/>
+                                  <w:szCs w:val="28"/>
+                                </w:rPr>
+                                <w:t>eller</w:t>
+                              </w:r>
+                            </w:p>
+                          </w:txbxContent>
+                        </wps:txbx>
+                        <wps:bodyPr rot="0" spcFirstLastPara="0" vertOverflow="overflow" horzOverflow="overflow" vert="horz" wrap="none" lIns="91440" tIns="45720" rIns="91440" bIns="45720" numCol="1" spcCol="0" rtlCol="0" fromWordArt="0" anchor="t" anchorCtr="0" forceAA="0" compatLnSpc="1">
+                          <a:prstTxWarp prst="textNoShape">
+                            <a:avLst/>
+                          </a:prstTxWarp>
+                          <a:noAutofit/>
+                        </wps:bodyPr>
+                      </wps:wsp>
+                      <pic:pic xmlns:pic="http://schemas.openxmlformats.org/drawingml/2006/picture">
+                        <pic:nvPicPr>
+                          <pic:cNvPr id="1933740726" name="Billede 1"/>
+                          <pic:cNvPicPr>
+                            <a:picLocks noChangeAspect="1"/>
+                          </pic:cNvPicPr>
+                        </pic:nvPicPr>
+                        <pic:blipFill rotWithShape="1">
+                          <a:blip r:embed="rId13">
+                            <a:extLst>
+                              <a:ext uri="{28A0092B-C50C-407E-A947-70E740481C1C}">
+                                <a14:useLocalDpi xmlns:a14="http://schemas.microsoft.com/office/drawing/2010/main" val="0"/>
+                              </a:ext>
+                            </a:extLst>
+                          </a:blip>
+                          <a:srcRect l="-1010" r="-563" b="-29810"/>
+                          <a:stretch>
+                            <a:fillRect/>
+                          </a:stretch>
+                        </pic:blipFill>
+                        <pic:spPr bwMode="auto">
+                          <a:xfrm>
+                            <a:off x="1631950" y="0"/>
+                            <a:ext cx="2277745" cy="666750"/>
+                          </a:xfrm>
+                          <a:prstGeom prst="rect">
+                            <a:avLst/>
+                          </a:prstGeom>
+                          <a:ln>
+                            <a:noFill/>
+                          </a:ln>
+                          <a:extLst>
+                            <a:ext uri="{53640926-AAD7-44D8-BBD7-CCE9431645EC}">
+                              <a14:shadowObscured xmlns:a14="http://schemas.microsoft.com/office/drawing/2010/main"/>
+                            </a:ext>
+                          </a:extLst>
+                        </pic:spPr>
+                      </pic:pic>
+                    </wpg:wgp>
+                  </a:graphicData>
+                </a:graphic>
+              </wp:inline>
+            </w:drawing>
+          </mc:Choice>
+          <mc:Fallback>
+            <w:pict>
+              <v:group w14:anchorId="1DDB29A3" id="Gruppe 12" o:spid="_x0000_s1026" style="width:307.85pt;height:69pt;mso-position-horizontal-relative:char;mso-position-vertical-relative:line" coordsize="39096,8763" o:gfxdata="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">
+                <v:shapetype id="_x0000_t75" coordsize="21600,21600" o:spt="75" o:preferrelative="t" path="m@4@5l@4@11@9@11@9@5xe" filled="f" stroked="f">
+                  <v:stroke joinstyle="miter"/>
+                  <v:formulas>
+                    <v:f eqn="if lineDrawn pixelLineWidth 0"/>
+                    <v:f eqn="sum @0 1 0"/>
+                    <v:f eqn="sum 0 0 @1"/>
+                    <v:f eqn="prod @2 1 2"/>
+                    <v:f eqn="prod @3 21600 pixelWidth"/>
+                    <v:f eqn="prod @3 21600 pixelHeight"/>
+                    <v:f eqn="sum @0 0 1"/>
+                    <v:f eqn="prod @6 1 2"/>
+                    <v:f eqn="prod @7 21600 pixelWidth"/>
+                    <v:f eqn="sum @8 21600 0"/>
+                    <v:f eqn="prod @7 21600 pixelHeight"/>
+                    <v:f eqn="sum @10 21600 0"/>
+                  </v:formulas>
+                  <v:path o:extrusionok="f" gradientshapeok="t" o:connecttype="rect"/>
+                  <o:lock v:ext="edit" aspectratio="t"/>
+                </v:shapetype>
+                <v:shape id="Billede 1" o:spid="_x0000_s1027" type="#_x0000_t75" alt="Et billede, der indeholder tekst, Font/skrifttype, skærmbillede, gul&#10;&#10;AI-genereret indhold kan være ukorrekt." style="position:absolute;width:7620;height:8763;visibility:visible;mso-wrap-style:square" o:gfxdata="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">
+                  <v:imagedata r:id="rId14" o:title="skrifttype, skærmbillede, gul&#10;&#10;AI-genereret indhold kan være ukorrekt"/>
+                </v:shape>
+                <v:shapetype id="_x0000_t202" coordsize="21600,21600" o:spt="202" path="m,l,21600r21600,l21600,xe">
+                  <v:stroke joinstyle="miter"/>
+                  <v:path gradientshapeok="t" o:connecttype="rect"/>
+                </v:shapetype>
+                <v:shape id="Tekstfelt 9" o:spid="_x0000_s1028" type="#_x0000_t202" style="position:absolute;left:9144;top:762;width:5270;height:5842;visibility:visible;mso-wrap-style:none;v-text-anchor:top" o:gfxdata="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" fillcolor="white [3201]" stroked="f" strokeweight=".5pt">
+                  <v:textbox>
+                    <w:txbxContent>
+                      <w:p>
+                        <w:pPr>
+                          <w:spacing w:after="0"/>
+                          <w:rPr>
+                            <w:sz w:val="28"/>
+                            <w:szCs w:val="28"/>
+                          </w:rPr>
+                        </w:pPr>
+                        <w:r>
+                          <w:rPr>
+                            <w:sz w:val="28"/>
+                            <w:szCs w:val="28"/>
+                          </w:rPr>
+                          <w:t>eller</w:t>
+                        </w:r>
+                      </w:p>
+                    </w:txbxContent>
+                  </v:textbox>
+                </v:shape>
+                <v:shape id="Billede 1" o:spid="_x0000_s1029" type="#_x0000_t75" style="position:absolute;left:16319;width:22777;height:6667;visibility:visible;mso-wrap-style:square" o:gfxdata="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">
+                  <v:imagedata r:id="rId15" o:title="" cropbottom="-19536f" cropleft="-662f" cropright="-369f"/>
+                </v:shape>
+                <w10:anchorlock/>
+              </v:group>
+            </w:pict>
+          </mc:Fallback>
+        </mc:AlternateContent>
+      </w:r>
+      <w:r>
+        <w:rPr>
+          <w:b/>
+          <w:bCs/>
+          <w:sz w:val="28"/>
+          <w:szCs w:val="28"/>
+        </w:rPr>
+        <w:t xml:space="preserve">  </w:t>
       </w:r>
     </w:p>
     <w:p>
@@ -2345,24 +2620,50 @@
           <w:sz w:val="28"/>
           <w:szCs w:val="28"/>
         </w:rPr>
-        <w:t xml:space="preserve">Pop-up vinduet der kommer op når man højreklikker </w:t>
-      </w:r>
-      <w:r>
-        <w:rPr>
-          <w:sz w:val="28"/>
-          <w:szCs w:val="28"/>
-        </w:rPr>
-        <w:t xml:space="preserve">på </w:t>
-      </w:r>
-      <w:proofErr w:type="gramStart"/>
-      <w:r>
-        <w:rPr>
-          <w:sz w:val="28"/>
-          <w:szCs w:val="28"/>
-        </w:rPr>
-        <w:t>mappen</w:t>
-      </w:r>
-      <w:proofErr w:type="gramEnd"/>
+        <w:t>Pop-up</w:t>
+      </w:r>
+      <w:r>
+        <w:rPr>
+          <w:sz w:val="28"/>
+          <w:szCs w:val="28"/>
+        </w:rPr>
+        <w:t>-</w:t>
+      </w:r>
+      <w:r>
+        <w:rPr>
+          <w:sz w:val="28"/>
+          <w:szCs w:val="28"/>
+        </w:rPr>
+        <w:t>vinduet</w:t>
+      </w:r>
+      <w:r>
+        <w:rPr>
+          <w:sz w:val="28"/>
+          <w:szCs w:val="28"/>
+        </w:rPr>
+        <w:t>,</w:t>
+      </w:r>
+      <w:r>
+        <w:rPr>
+          <w:sz w:val="28"/>
+          <w:szCs w:val="28"/>
+        </w:rPr>
+        <w:t xml:space="preserve"> der kommer op når man højreklikker </w:t>
+      </w:r>
+      <w:r>
+        <w:rPr>
+          <w:sz w:val="28"/>
+          <w:szCs w:val="28"/>
+        </w:rPr>
+        <w:t>på mappen</w:t>
+      </w:r>
+      <w:r>
+        <w:rPr>
+          <w:sz w:val="28"/>
+          <w:szCs w:val="28"/>
+        </w:rPr>
+        <w:t>,</w:t>
+      </w:r>
       <w:r>
         <w:rPr>
           <w:sz w:val="28"/>
@@ -2381,41 +2682,118 @@
         </w:rPr>
       </w:pPr>
       <w:r>
-        <w:drawing>
-          <wp:inline distT="0" distB="0" distL="0" distR="0" wp14:anchorId="68B63A5B" wp14:editId="116F2F08">
-            <wp:extent cx="1794076" cy="2657753"/>
-            <wp:effectExtent l="0" t="0" r="0" b="0"/>
-            <wp:docPr id="2089783209" name="Billede 1" descr="Et billede, der indeholder tekst, skærmbillede, nummer/tal, software&#10;&#10;AI-genereret indhold kan være ukorrekt."/>
-            <wp:cNvGraphicFramePr>
-              <a:graphicFrameLocks xmlns:a="http://schemas.openxmlformats.org/drawingml/2006/main" noChangeAspect="1"/>
-            </wp:cNvGraphicFramePr>
-            <a:graphic xmlns:a="http://schemas.openxmlformats.org/drawingml/2006/main">
-              <a:graphicData uri="http://schemas.openxmlformats.org/drawingml/2006/picture">
-                <pic:pic xmlns:pic="http://schemas.openxmlformats.org/drawingml/2006/picture">
-                  <pic:nvPicPr>
-                    <pic:cNvPr id="2089783209" name="Billede 1" descr="Et billede, der indeholder tekst, skærmbillede, nummer/tal, software&#10;&#10;AI-genereret indhold kan være ukorrekt."/>
-                    <pic:cNvPicPr/>
-                  </pic:nvPicPr>
-                  <pic:blipFill>
-                    <a:blip r:embed="rId13"/>
-                    <a:stretch>
-                      <a:fillRect/>
-                    </a:stretch>
-                  </pic:blipFill>
-                  <pic:spPr>
-                    <a:xfrm>
-                      <a:off x="0" y="0"/>
-                      <a:ext cx="1801866" cy="2669293"/>
-                    </a:xfrm>
-                    <a:prstGeom prst="rect">
-                      <a:avLst/>
-                    </a:prstGeom>
-                  </pic:spPr>
-                </pic:pic>
-              </a:graphicData>
-            </a:graphic>
-          </wp:inline>
-        </w:drawing>
+        <w:rPr>
+          <w:noProof/>
+          <w:sz w:val="28"/>
+          <w:szCs w:val="28"/>
+        </w:rPr>
+        <mc:AlternateContent>
+          <mc:Choice Requires="wpg">
+            <w:drawing>
+              <wp:inline distT="0" distB="0" distL="0" distR="0" wp14:anchorId="5982C506" wp14:editId="419D2FAD">
+                <wp:extent cx="2157050" cy="2657475"/>
+                <wp:effectExtent l="0" t="0" r="15240" b="9525"/>
+                <wp:docPr id="149223595" name="Gruppe 11"/>
+                <wp:cNvGraphicFramePr/>
+                <a:graphic xmlns:a="http://schemas.openxmlformats.org/drawingml/2006/main">
+                  <a:graphicData uri="http://schemas.microsoft.com/office/word/2010/wordprocessingGroup">
+                    <wpg:wgp>
+                      <wpg:cNvGrpSpPr/>
+                      <wpg:grpSpPr>
+                        <a:xfrm>
+                          <a:off x="0" y="0"/>
+                          <a:ext cx="2157050" cy="2657475"/>
+                          <a:chOff x="0" y="0"/>
+                          <a:chExt cx="2157050" cy="2657475"/>
+                        </a:xfrm>
+                      </wpg:grpSpPr>
+                      <wps:wsp>
+                        <wps:cNvPr id="1446031360" name="Lige pilforbindelse 10"/>
+                        <wps:cNvCnPr/>
+                        <wps:spPr>
+                          <a:xfrm flipH="1" flipV="1">
+                            <a:off x="1797050" y="1333500"/>
+                            <a:ext cx="360000" cy="0"/>
+                          </a:xfrm>
+                          <a:prstGeom prst="straightConnector1">
+                            <a:avLst/>
+                          </a:prstGeom>
+                          <a:ln w="12700">
+                            <a:solidFill>
+                              <a:srgbClr val="C00000"/>
+                            </a:solidFill>
+                            <a:tailEnd type="triangle"/>
+                          </a:ln>
+                        </wps:spPr>
+                        <wps:style>
+                          <a:lnRef idx="1">
+                            <a:schemeClr val="accent1"/>
+                          </a:lnRef>
+                          <a:fillRef idx="0">
+                            <a:schemeClr val="accent1"/>
+                          </a:fillRef>
+                          <a:effectRef idx="0">
+                            <a:schemeClr val="accent1"/>
+                          </a:effectRef>
+                          <a:fontRef idx="minor">
+                            <a:schemeClr val="tx1"/>
+                          </a:fontRef>
+                        </wps:style>
+                        <wps:bodyPr/>
+                      </wps:wsp>
+                      <pic:pic xmlns:pic="http://schemas.openxmlformats.org/drawingml/2006/picture">
+                        <pic:nvPicPr>
+                          <pic:cNvPr id="759110718" name="Billede 1" descr="Et billede, der indeholder tekst, skærmbillede, nummer/tal, software&#10;&#10;AI-genereret indhold kan være ukorrekt."/>
+                          <pic:cNvPicPr>
+                            <a:picLocks noChangeAspect="1"/>
+                          </pic:cNvPicPr>
+                        </pic:nvPicPr>
+                        <pic:blipFill>
+                          <a:blip r:embed="rId16" cstate="print">
+                            <a:extLst>
+                              <a:ext uri="{28A0092B-C50C-407E-A947-70E740481C1C}">
+                                <a14:useLocalDpi xmlns:a14="http://schemas.microsoft.com/office/drawing/2010/main" val="0"/>
+                              </a:ext>
+                            </a:extLst>
+                          </a:blip>
+                          <a:stretch>
+                            <a:fillRect/>
+                          </a:stretch>
+                        </pic:blipFill>
+                        <pic:spPr>
+                          <a:xfrm>
+                            <a:off x="0" y="0"/>
+                            <a:ext cx="1793875" cy="2657475"/>
+                          </a:xfrm>
+                          <a:prstGeom prst="rect">
+                            <a:avLst/>
+                          </a:prstGeom>
+                        </pic:spPr>
+                      </pic:pic>
+                    </wpg:wgp>
+                  </a:graphicData>
+                </a:graphic>
+              </wp:inline>
+            </w:drawing>
+          </mc:Choice>
+          <mc:Fallback>
+            <w:pict>
+              <v:group w14:anchorId="0AEDEF12" id="Gruppe 11" o:spid="_x0000_s1026" style="width:169.85pt;height:209.25pt;mso-position-horizontal-relative:char;mso-position-vertical-relative:line" coordsize="21570,26574" o:gfxdata="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">
+                <v:shapetype id="_x0000_t32" coordsize="21600,21600" o:spt="32" o:oned="t" path="m,l21600,21600e" filled="f">
+                  <v:path arrowok="t" fillok="f" o:connecttype="none"/>
+                  <o:lock v:ext="edit" shapetype="t"/>
+                </v:shapetype>
+                <v:shape id="Lige pilforbindelse 10" o:spid="_x0000_s1027" type="#_x0000_t32" style="position:absolute;left:17970;top:13335;width:3600;height:0;flip:x y;visibility:visible;mso-wrap-style:square" o:connectortype="straight" o:gfxdata="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" strokecolor="#c00000" strokeweight="1pt">
+                  <v:stroke endarrow="block" joinstyle="miter"/>
+                </v:shape>
+                <v:shape id="Billede 1" o:spid="_x0000_s1028" type="#_x0000_t75" alt="Et billede, der indeholder tekst, skærmbillede, nummer/tal, software&#10;&#10;AI-genereret indhold kan være ukorrekt." style="position:absolute;width:17938;height:26574;visibility:visible;mso-wrap-style:square" o:gfxdata="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">
+                  <v:imagedata r:id="rId17" o:title="tal, software&#10;&#10;AI-genereret indhold kan være ukorrekt"/>
+                </v:shape>
+                <w10:anchorlock/>
+              </v:group>
+            </w:pict>
+          </mc:Fallback>
+        </mc:AlternateContent>
       </w:r>
     </w:p>
     <w:p>
@@ -2447,15 +2825,13 @@
         </w:rPr>
         <w:t xml:space="preserve"> </w:t>
       </w:r>
-      <w:proofErr w:type="spellStart"/>
-      <w:r>
-        <w:rPr>
-          <w:sz w:val="28"/>
-          <w:szCs w:val="28"/>
-        </w:rPr>
-        <w:t>Powershell</w:t>
-      </w:r>
-      <w:proofErr w:type="spellEnd"/>
+      <w:r>
+        <w:rPr>
+          <w:sz w:val="28"/>
+          <w:szCs w:val="28"/>
+        </w:rPr>
+        <w:t>PowerShell</w:t>
+      </w:r>
       <w:r>
         <w:rPr>
           <w:sz w:val="28"/>
@@ -2468,7 +2844,14 @@
           <w:sz w:val="28"/>
           <w:szCs w:val="28"/>
         </w:rPr>
-        <w:t xml:space="preserve">, </w:t>
+        <w:t>,</w:t>
+      </w:r>
+      <w:r>
+        <w:rPr>
+          <w:sz w:val="28"/>
+          <w:szCs w:val="28"/>
+        </w:rPr>
+        <w:t xml:space="preserve"> </w:t>
       </w:r>
       <w:r>
         <w:rPr>
@@ -2694,7 +3077,7 @@
           <w:sz w:val="28"/>
           <w:szCs w:val="28"/>
         </w:rPr>
-        <w:t xml:space="preserve">. </w:t>
+        <w:t>.</w:t>
       </w:r>
       <w:bookmarkStart w:id="5" w:name="_Hlk210156395"/>
       <w:bookmarkEnd w:id="4"/>
@@ -2703,80 +3086,28 @@
           <w:sz w:val="28"/>
           <w:szCs w:val="28"/>
         </w:rPr>
-        <w:t xml:space="preserve">Bortset fra </w:t>
-      </w:r>
-      <w:proofErr w:type="spellStart"/>
-      <w:r>
-        <w:rPr>
-          <w:i/>
-          <w:iCs/>
-          <w:sz w:val="28"/>
-          <w:szCs w:val="28"/>
-        </w:rPr>
-        <w:t>ludvi</w:t>
-      </w:r>
-      <w:proofErr w:type="spellEnd"/>
-      <w:r>
-        <w:rPr>
-          <w:i/>
-          <w:iCs/>
-          <w:sz w:val="28"/>
-          <w:szCs w:val="28"/>
-        </w:rPr>
-        <w:t>/</w:t>
-      </w:r>
-      <w:proofErr w:type="spellStart"/>
-      <w:r>
-        <w:rPr>
-          <w:i/>
-          <w:iCs/>
-          <w:sz w:val="28"/>
-          <w:szCs w:val="28"/>
-        </w:rPr>
-        <w:t>Onedrive</w:t>
-      </w:r>
-      <w:proofErr w:type="spellEnd"/>
-      <w:r>
-        <w:rPr>
-          <w:sz w:val="28"/>
-          <w:szCs w:val="28"/>
-        </w:rPr>
-        <w:t xml:space="preserve"> </w:t>
-      </w:r>
-      <w:r>
-        <w:rPr>
-          <w:sz w:val="28"/>
-          <w:szCs w:val="28"/>
-        </w:rPr>
-        <w:t>ser</w:t>
-      </w:r>
-      <w:r>
-        <w:rPr>
-          <w:sz w:val="28"/>
-          <w:szCs w:val="28"/>
-        </w:rPr>
-        <w:t xml:space="preserve"> </w:t>
-      </w:r>
-      <w:r>
-        <w:rPr>
-          <w:sz w:val="28"/>
-          <w:szCs w:val="28"/>
-        </w:rPr>
-        <w:t xml:space="preserve">det </w:t>
-      </w:r>
-      <w:r>
-        <w:rPr>
-          <w:sz w:val="28"/>
-          <w:szCs w:val="28"/>
-        </w:rPr>
-        <w:t xml:space="preserve">sådan </w:t>
-      </w:r>
-      <w:r>
-        <w:rPr>
-          <w:sz w:val="28"/>
-          <w:szCs w:val="28"/>
-        </w:rPr>
-        <w:t>her ud</w:t>
+        <w:t xml:space="preserve"> H</w:t>
+      </w:r>
+      <w:r>
+        <w:rPr>
+          <w:sz w:val="28"/>
+          <w:szCs w:val="28"/>
+        </w:rPr>
+        <w:t>vis du har placeret programmappen på desktop</w:t>
+      </w:r>
+      <w:r>
+        <w:rPr>
+          <w:sz w:val="28"/>
+          <w:szCs w:val="28"/>
+        </w:rPr>
+        <w:t xml:space="preserve"> (skrivebordet)</w:t>
+      </w:r>
+      <w:r>
+        <w:rPr>
+          <w:sz w:val="28"/>
+          <w:szCs w:val="28"/>
+        </w:rPr>
+        <w:t xml:space="preserve"> og navngivet den ”Programmappen”</w:t>
       </w:r>
       <w:r>
         <w:rPr>
@@ -2790,21 +3121,7 @@
           <w:sz w:val="28"/>
           <w:szCs w:val="28"/>
         </w:rPr>
-        <w:t xml:space="preserve"> hvis du har placeret programmappen på desktop</w:t>
-      </w:r>
-      <w:r>
-        <w:rPr>
-          <w:sz w:val="28"/>
-          <w:szCs w:val="28"/>
-        </w:rPr>
-        <w:t xml:space="preserve"> (skrivebordet)</w:t>
-      </w:r>
-      <w:r>
-        <w:rPr>
-          <w:sz w:val="28"/>
-          <w:szCs w:val="28"/>
-        </w:rPr>
-        <w:t xml:space="preserve"> og navngivet den ”Programmappen”</w:t>
+        <w:t xml:space="preserve"> ser det sådan her ud</w:t>
       </w:r>
       <w:r>
         <w:rPr>
@@ -2830,6 +3147,7 @@
         <w:rPr>
           <w:b/>
           <w:bCs/>
+          <w:noProof/>
           <w:sz w:val="28"/>
           <w:szCs w:val="28"/>
         </w:rPr>
@@ -2850,7 +3168,7 @@
                     <pic:cNvPicPr/>
                   </pic:nvPicPr>
                   <pic:blipFill>
-                    <a:blip r:embed="rId14"/>
+                    <a:blip r:embed="rId18"/>
                     <a:stretch>
                       <a:fillRect/>
                     </a:stretch>
@@ -2874,10 +3192,6 @@
     <w:p>
       <w:pPr>
         <w:pStyle w:val="Listeafsnit"/>
-        <w:numPr>
-          <w:ilvl w:val="0"/>
-          <w:numId w:val="5"/>
-        </w:numPr>
         <w:spacing w:line="360" w:lineRule="auto"/>
         <w:rPr>
           <w:b/>
@@ -2886,36 +3200,73 @@
           <w:szCs w:val="28"/>
         </w:rPr>
       </w:pPr>
-      <w:bookmarkStart w:id="6" w:name="_Hlk210156460"/>
-      <w:r>
-        <w:rPr>
-          <w:sz w:val="28"/>
-          <w:szCs w:val="28"/>
-        </w:rPr>
-        <w:t xml:space="preserve">Tryk </w:t>
-      </w:r>
-      <w:r>
-        <w:rPr>
-          <w:b/>
-          <w:bCs/>
-          <w:sz w:val="28"/>
-          <w:szCs w:val="28"/>
-        </w:rPr>
-        <w:t>enter</w:t>
-      </w:r>
-      <w:r>
-        <w:rPr>
-          <w:sz w:val="28"/>
-          <w:szCs w:val="28"/>
-        </w:rPr>
-        <w:t>. Denne kommando fortæller</w:t>
-      </w:r>
-      <w:r>
-        <w:rPr>
-          <w:sz w:val="28"/>
-          <w:szCs w:val="28"/>
-        </w:rPr>
-        <w:t xml:space="preserve"> altså</w:t>
+      <w:r>
+        <w:rPr>
+          <w:sz w:val="28"/>
+          <w:szCs w:val="28"/>
+        </w:rPr>
+        <w:t xml:space="preserve">Altså bortset fra </w:t>
+      </w:r>
+      <w:proofErr w:type="spellStart"/>
+      <w:r>
+        <w:rPr>
+          <w:i/>
+          <w:iCs/>
+          <w:sz w:val="28"/>
+          <w:szCs w:val="28"/>
+        </w:rPr>
+        <w:t>ludvi</w:t>
+      </w:r>
+      <w:proofErr w:type="spellEnd"/>
+      <w:r>
+        <w:rPr>
+          <w:i/>
+          <w:iCs/>
+          <w:sz w:val="28"/>
+          <w:szCs w:val="28"/>
+        </w:rPr>
+        <w:t>/</w:t>
+      </w:r>
+      <w:proofErr w:type="spellStart"/>
+      <w:r>
+        <w:rPr>
+          <w:i/>
+          <w:iCs/>
+          <w:sz w:val="28"/>
+          <w:szCs w:val="28"/>
+        </w:rPr>
+        <w:t>Onedriv</w:t>
+      </w:r>
+      <w:r>
+        <w:rPr>
+          <w:i/>
+          <w:iCs/>
+          <w:sz w:val="28"/>
+          <w:szCs w:val="28"/>
+        </w:rPr>
+        <w:t>e</w:t>
+      </w:r>
+      <w:proofErr w:type="spellEnd"/>
+      <w:r>
+        <w:rPr>
+          <w:sz w:val="28"/>
+          <w:szCs w:val="28"/>
+        </w:rPr>
+        <w:t>,</w:t>
+      </w:r>
+      <w:r>
+        <w:rPr>
+          <w:sz w:val="28"/>
+          <w:szCs w:val="28"/>
+        </w:rPr>
+        <w:t xml:space="preserve"> som afhænger af di</w:t>
+      </w:r>
+      <w:r>
+        <w:rPr>
+          <w:sz w:val="28"/>
+          <w:szCs w:val="28"/>
+        </w:rPr>
+        <w:t>t</w:t>
       </w:r>
       <w:r>
         <w:rPr>
@@ -2924,56 +3275,26 @@
         </w:rPr>
         <w:t xml:space="preserve"> </w:t>
       </w:r>
-      <w:proofErr w:type="spellStart"/>
-      <w:r>
-        <w:rPr>
-          <w:sz w:val="28"/>
-          <w:szCs w:val="28"/>
-        </w:rPr>
-        <w:t>Powershell</w:t>
-      </w:r>
-      <w:proofErr w:type="spellEnd"/>
-      <w:r>
-        <w:rPr>
-          <w:sz w:val="28"/>
-          <w:szCs w:val="28"/>
-        </w:rPr>
-        <w:t xml:space="preserve"> hvilken mappe</w:t>
-      </w:r>
-      <w:r>
-        <w:rPr>
-          <w:sz w:val="28"/>
-          <w:szCs w:val="28"/>
-        </w:rPr>
-        <w:t>,</w:t>
-      </w:r>
-      <w:r>
-        <w:rPr>
-          <w:sz w:val="28"/>
-          <w:szCs w:val="28"/>
-        </w:rPr>
-        <w:t xml:space="preserve"> den skal </w:t>
-      </w:r>
-      <w:r>
-        <w:rPr>
-          <w:sz w:val="28"/>
-          <w:szCs w:val="28"/>
-        </w:rPr>
-        <w:t xml:space="preserve">finde </w:t>
-      </w:r>
-      <w:r>
-        <w:rPr>
-          <w:sz w:val="28"/>
-          <w:szCs w:val="28"/>
-        </w:rPr>
-        <w:t>filer</w:t>
-      </w:r>
-      <w:r>
-        <w:rPr>
-          <w:sz w:val="28"/>
-          <w:szCs w:val="28"/>
-        </w:rPr>
-        <w:t>ne i</w:t>
+      <w:r>
+        <w:rPr>
+          <w:sz w:val="28"/>
+          <w:szCs w:val="28"/>
+        </w:rPr>
+        <w:t>brugernavn</w:t>
+      </w:r>
+      <w:r>
+        <w:rPr>
+          <w:sz w:val="28"/>
+          <w:szCs w:val="28"/>
+        </w:rPr>
+        <w:t xml:space="preserve"> og di</w:t>
+      </w:r>
+      <w:r>
+        <w:rPr>
+          <w:sz w:val="28"/>
+          <w:szCs w:val="28"/>
+        </w:rPr>
+        <w:t>n computer</w:t>
       </w:r>
       <w:r>
         <w:rPr>
@@ -2982,15 +3303,7 @@
         </w:rPr>
         <w:t>.</w:t>
       </w:r>
-      <w:r>
-        <w:rPr>
-          <w:sz w:val="28"/>
-          <w:szCs w:val="28"/>
-        </w:rPr>
-        <w:t xml:space="preserve"> </w:t>
-      </w:r>
     </w:p>
-    <w:bookmarkEnd w:id="6"/>
     <w:p>
       <w:pPr>
         <w:pStyle w:val="Listeafsnit"/>
@@ -3006,6 +3319,117 @@
           <w:szCs w:val="28"/>
         </w:rPr>
       </w:pPr>
+      <w:bookmarkStart w:id="6" w:name="_Hlk210156460"/>
+      <w:r>
+        <w:rPr>
+          <w:sz w:val="28"/>
+          <w:szCs w:val="28"/>
+        </w:rPr>
+        <w:t xml:space="preserve">Tryk </w:t>
+      </w:r>
+      <w:r>
+        <w:rPr>
+          <w:b/>
+          <w:bCs/>
+          <w:sz w:val="28"/>
+          <w:szCs w:val="28"/>
+        </w:rPr>
+        <w:t>enter</w:t>
+      </w:r>
+      <w:r>
+        <w:rPr>
+          <w:sz w:val="28"/>
+          <w:szCs w:val="28"/>
+        </w:rPr>
+        <w:t>. Denne kommando fortæller</w:t>
+      </w:r>
+      <w:r>
+        <w:rPr>
+          <w:sz w:val="28"/>
+          <w:szCs w:val="28"/>
+        </w:rPr>
+        <w:t xml:space="preserve"> altså</w:t>
+      </w:r>
+      <w:r>
+        <w:rPr>
+          <w:sz w:val="28"/>
+          <w:szCs w:val="28"/>
+        </w:rPr>
+        <w:t xml:space="preserve"> </w:t>
+      </w:r>
+      <w:r>
+        <w:rPr>
+          <w:sz w:val="28"/>
+          <w:szCs w:val="28"/>
+        </w:rPr>
+        <w:t>PowerShell</w:t>
+      </w:r>
+      <w:r>
+        <w:rPr>
+          <w:sz w:val="28"/>
+          <w:szCs w:val="28"/>
+        </w:rPr>
+        <w:t>,</w:t>
+      </w:r>
+      <w:r>
+        <w:rPr>
+          <w:sz w:val="28"/>
+          <w:szCs w:val="28"/>
+        </w:rPr>
+        <w:t xml:space="preserve"> hvilken mappe den skal </w:t>
+      </w:r>
+      <w:r>
+        <w:rPr>
+          <w:sz w:val="28"/>
+          <w:szCs w:val="28"/>
+        </w:rPr>
+        <w:t xml:space="preserve">finde </w:t>
+      </w:r>
+      <w:r>
+        <w:rPr>
+          <w:sz w:val="28"/>
+          <w:szCs w:val="28"/>
+        </w:rPr>
+        <w:t>filer</w:t>
+      </w:r>
+      <w:r>
+        <w:rPr>
+          <w:sz w:val="28"/>
+          <w:szCs w:val="28"/>
+        </w:rPr>
+        <w:t>ne i</w:t>
+      </w:r>
+      <w:r>
+        <w:rPr>
+          <w:sz w:val="28"/>
+          <w:szCs w:val="28"/>
+        </w:rPr>
+        <w:t>.</w:t>
+      </w:r>
+      <w:r>
+        <w:rPr>
+          <w:sz w:val="28"/>
+          <w:szCs w:val="28"/>
+        </w:rPr>
+        <w:t xml:space="preserve"> </w:t>
+      </w:r>
+    </w:p>
+    <w:bookmarkEnd w:id="6"/>
+    <w:p>
+      <w:pPr>
+        <w:pStyle w:val="Listeafsnit"/>
+        <w:numPr>
+          <w:ilvl w:val="0"/>
+          <w:numId w:val="5"/>
+        </w:numPr>
+        <w:spacing w:line="360" w:lineRule="auto"/>
+        <w:rPr>
+          <w:b/>
+          <w:bCs/>
+          <w:sz w:val="28"/>
+          <w:szCs w:val="28"/>
+        </w:rPr>
+      </w:pPr>
       <w:r>
         <w:rPr>
           <w:sz w:val="28"/>
@@ -3047,15 +3471,13 @@
         </w:rPr>
         <w:t xml:space="preserve"> i </w:t>
       </w:r>
-      <w:proofErr w:type="spellStart"/>
-      <w:r>
-        <w:rPr>
-          <w:sz w:val="28"/>
-          <w:szCs w:val="28"/>
-        </w:rPr>
-        <w:t>Powershell</w:t>
-      </w:r>
-      <w:proofErr w:type="spellEnd"/>
+      <w:r>
+        <w:rPr>
+          <w:sz w:val="28"/>
+          <w:szCs w:val="28"/>
+        </w:rPr>
+        <w:t>PowerShell</w:t>
+      </w:r>
       <w:r>
         <w:rPr>
           <w:sz w:val="28"/>
@@ -3086,6 +3508,7 @@
         <w:rPr>
           <w:b/>
           <w:bCs/>
+          <w:noProof/>
           <w:sz w:val="28"/>
           <w:szCs w:val="28"/>
         </w:rPr>
@@ -3105,7 +3528,7 @@
                     <pic:cNvPicPr/>
                   </pic:nvPicPr>
                   <pic:blipFill>
-                    <a:blip r:embed="rId15"/>
+                    <a:blip r:embed="rId19"/>
                     <a:stretch>
                       <a:fillRect/>
                     </a:stretch>
@@ -3193,13 +3616,106 @@
         </w:rPr>
         <w:t xml:space="preserve">, og du bør se udskrifter fra programmet dukke op i </w:t>
       </w:r>
+      <w:r>
+        <w:rPr>
+          <w:sz w:val="28"/>
+          <w:szCs w:val="28"/>
+        </w:rPr>
+        <w:t>PowerShell</w:t>
+      </w:r>
+      <w:r>
+        <w:rPr>
+          <w:sz w:val="28"/>
+          <w:szCs w:val="28"/>
+        </w:rPr>
+        <w:t xml:space="preserve">. </w:t>
+      </w:r>
+      <w:r>
+        <w:rPr>
+          <w:sz w:val="28"/>
+          <w:szCs w:val="28"/>
+        </w:rPr>
+        <w:t>Disse udskrifter indeholder o</w:t>
+      </w:r>
+      <w:r>
+        <w:rPr>
+          <w:sz w:val="28"/>
+          <w:szCs w:val="28"/>
+        </w:rPr>
+        <w:t xml:space="preserve">verskriften </w:t>
+      </w:r>
+      <w:r>
+        <w:rPr>
+          <w:sz w:val="28"/>
+          <w:szCs w:val="28"/>
+        </w:rPr>
+        <w:t>”</w:t>
+      </w:r>
+      <w:proofErr w:type="gramStart"/>
+      <w:r>
+        <w:rPr>
+          <w:sz w:val="28"/>
+          <w:szCs w:val="28"/>
+        </w:rPr>
+        <w:t>EBM model</w:t>
+      </w:r>
+      <w:proofErr w:type="gramEnd"/>
+      <w:r>
+        <w:rPr>
+          <w:sz w:val="28"/>
+          <w:szCs w:val="28"/>
+        </w:rPr>
+        <w:t xml:space="preserve">” og </w:t>
+      </w:r>
+      <w:r>
+        <w:rPr>
+          <w:sz w:val="28"/>
+          <w:szCs w:val="28"/>
+        </w:rPr>
+        <w:t>et resum</w:t>
+      </w:r>
+      <w:r>
+        <w:rPr>
+          <w:sz w:val="28"/>
+          <w:szCs w:val="28"/>
+        </w:rPr>
+        <w:t>é</w:t>
+      </w:r>
+      <w:r>
+        <w:rPr>
+          <w:sz w:val="28"/>
+          <w:szCs w:val="28"/>
+        </w:rPr>
+        <w:t xml:space="preserve"> af resultaterne.</w:t>
+      </w:r>
+      <w:r>
+        <w:rPr>
+          <w:sz w:val="28"/>
+          <w:szCs w:val="28"/>
+        </w:rPr>
+        <w:t xml:space="preserve"> Yderligere skulle der nu være en mappe i Programmappen</w:t>
+      </w:r>
+      <w:r>
+        <w:rPr>
+          <w:sz w:val="28"/>
+          <w:szCs w:val="28"/>
+        </w:rPr>
+        <w:t>,</w:t>
+      </w:r>
+      <w:r>
+        <w:rPr>
+          <w:sz w:val="28"/>
+          <w:szCs w:val="28"/>
+        </w:rPr>
+        <w:t xml:space="preserve"> som hedder ”</w:t>
+      </w:r>
       <w:proofErr w:type="spellStart"/>
       <w:r>
         <w:rPr>
           <w:sz w:val="28"/>
           <w:szCs w:val="28"/>
         </w:rPr>
-        <w:t>Powershell</w:t>
+        <w:t>Results</w:t>
       </w:r>
       <w:proofErr w:type="spellEnd"/>
       <w:r>
@@ -3207,88 +3723,35 @@
           <w:sz w:val="28"/>
           <w:szCs w:val="28"/>
         </w:rPr>
-        <w:t xml:space="preserve">. </w:t>
-      </w:r>
-      <w:r>
-        <w:rPr>
-          <w:sz w:val="28"/>
-          <w:szCs w:val="28"/>
-        </w:rPr>
-        <w:t>Disse udskrifter indeholder o</w:t>
-      </w:r>
-      <w:r>
-        <w:rPr>
-          <w:sz w:val="28"/>
-          <w:szCs w:val="28"/>
-        </w:rPr>
-        <w:t xml:space="preserve">verskriften </w:t>
-      </w:r>
-      <w:r>
-        <w:rPr>
-          <w:sz w:val="28"/>
-          <w:szCs w:val="28"/>
-        </w:rPr>
-        <w:t>”</w:t>
-      </w:r>
-      <w:proofErr w:type="gramStart"/>
-      <w:r>
-        <w:rPr>
-          <w:sz w:val="28"/>
-          <w:szCs w:val="28"/>
-        </w:rPr>
-        <w:t>EBM model</w:t>
-      </w:r>
-      <w:proofErr w:type="gramEnd"/>
-      <w:r>
-        <w:rPr>
-          <w:sz w:val="28"/>
-          <w:szCs w:val="28"/>
-        </w:rPr>
-        <w:t xml:space="preserve">” og </w:t>
-      </w:r>
-      <w:r>
-        <w:rPr>
-          <w:sz w:val="28"/>
-          <w:szCs w:val="28"/>
-        </w:rPr>
-        <w:t>et resum</w:t>
-      </w:r>
-      <w:r>
-        <w:rPr>
-          <w:sz w:val="28"/>
-          <w:szCs w:val="28"/>
-        </w:rPr>
-        <w:t>é</w:t>
-      </w:r>
-      <w:r>
-        <w:rPr>
-          <w:sz w:val="28"/>
-          <w:szCs w:val="28"/>
-        </w:rPr>
-        <w:t xml:space="preserve"> af resultaterne.</w:t>
-      </w:r>
-      <w:r>
-        <w:rPr>
-          <w:sz w:val="28"/>
-          <w:szCs w:val="28"/>
-        </w:rPr>
-        <w:t xml:space="preserve"> Yderligere skulle der nu være en mappe i Programmappen som hedder ”</w:t>
-      </w:r>
-      <w:proofErr w:type="spellStart"/>
-      <w:r>
-        <w:rPr>
-          <w:sz w:val="28"/>
-          <w:szCs w:val="28"/>
-        </w:rPr>
-        <w:t>Results</w:t>
-      </w:r>
-      <w:proofErr w:type="spellEnd"/>
-      <w:r>
-        <w:rPr>
-          <w:sz w:val="28"/>
-          <w:szCs w:val="28"/>
-        </w:rPr>
-        <w:t>”. I denne findes en fil med grafer og en fil med et resumé af kørslen. Ved hver kørsel overskriver programmet disse filer.</w:t>
+        <w:t xml:space="preserve">”. I denne findes en </w:t>
+      </w:r>
+      <w:r>
+        <w:rPr>
+          <w:sz w:val="28"/>
+          <w:szCs w:val="28"/>
+        </w:rPr>
+        <w:t>billed</w:t>
+      </w:r>
+      <w:r>
+        <w:rPr>
+          <w:sz w:val="28"/>
+          <w:szCs w:val="28"/>
+        </w:rPr>
+        <w:t xml:space="preserve">fil med grafer og en </w:t>
+      </w:r>
+      <w:r>
+        <w:rPr>
+          <w:sz w:val="28"/>
+          <w:szCs w:val="28"/>
+        </w:rPr>
+        <w:t>tekst</w:t>
+      </w:r>
+      <w:r>
+        <w:rPr>
+          <w:sz w:val="28"/>
+          <w:szCs w:val="28"/>
+        </w:rPr>
+        <w:t>fil med et resumé af kørslen. Ved hver kørsel overskriver programmet disse filer.</w:t>
       </w:r>
       <w:bookmarkStart w:id="8" w:name="_Hlk210156594"/>
     </w:p>
@@ -3329,15 +3792,13 @@
         </w:rPr>
         <w:t xml:space="preserve">for </w:t>
       </w:r>
-      <w:proofErr w:type="spellStart"/>
-      <w:r>
-        <w:rPr>
-          <w:sz w:val="28"/>
-          <w:szCs w:val="28"/>
-        </w:rPr>
-        <w:t>Powershell</w:t>
-      </w:r>
-      <w:proofErr w:type="spellEnd"/>
+      <w:r>
+        <w:rPr>
+          <w:sz w:val="28"/>
+          <w:szCs w:val="28"/>
+        </w:rPr>
+        <w:t>PowerShell</w:t>
+      </w:r>
       <w:r>
         <w:rPr>
           <w:sz w:val="28"/>
@@ -3391,6 +3852,7 @@
         <w:pStyle w:val="Overskrift2"/>
       </w:pPr>
       <w:r>
+        <w:lastRenderedPageBreak/>
         <w:t>Resultater og kontrol af parametre</w:t>
       </w:r>
     </w:p>
@@ -3440,7 +3902,25 @@
           <w:sz w:val="28"/>
           <w:szCs w:val="28"/>
         </w:rPr>
-        <w:t>params</w:t>
+        <w:t>param</w:t>
+      </w:r>
+      <w:r>
+        <w:rPr>
+          <w:b/>
+          <w:bCs/>
+          <w:sz w:val="28"/>
+          <w:szCs w:val="28"/>
+        </w:rPr>
+        <w:t>eter</w:t>
+      </w:r>
+      <w:r>
+        <w:rPr>
+          <w:b/>
+          <w:bCs/>
+          <w:sz w:val="28"/>
+          <w:szCs w:val="28"/>
+        </w:rPr>
+        <w:t>s</w:t>
       </w:r>
       <w:r>
         <w:rPr>
@@ -3538,15 +4018,35 @@
           <w:sz w:val="28"/>
           <w:szCs w:val="28"/>
         </w:rPr>
-        <w:t xml:space="preserve">geledes kan kodefilerne åbnes og redigeres i Notesblok, </w:t>
-      </w:r>
-      <w:r>
-        <w:rPr>
-          <w:sz w:val="28"/>
-          <w:szCs w:val="28"/>
-        </w:rPr>
-        <w:lastRenderedPageBreak/>
-        <w:t xml:space="preserve">men her anbefales det at bruge et mere avanceret program: eks. </w:t>
+        <w:t>geledes kan kodefilerne åbnes og redigeres i Notesblok, men her</w:t>
+      </w:r>
+      <w:r>
+        <w:rPr>
+          <w:sz w:val="28"/>
+          <w:szCs w:val="28"/>
+        </w:rPr>
+        <w:t>til</w:t>
+      </w:r>
+      <w:r>
+        <w:rPr>
+          <w:sz w:val="28"/>
+          <w:szCs w:val="28"/>
+        </w:rPr>
+        <w:t xml:space="preserve"> anbefales det at </w:t>
+      </w:r>
+      <w:r>
+        <w:rPr>
+          <w:sz w:val="28"/>
+          <w:szCs w:val="28"/>
+        </w:rPr>
+        <w:t>installere</w:t>
+      </w:r>
+      <w:r>
+        <w:rPr>
+          <w:sz w:val="28"/>
+          <w:szCs w:val="28"/>
+        </w:rPr>
+        <w:t xml:space="preserve"> et mere avanceret program: eks. </w:t>
       </w:r>
       <w:proofErr w:type="spellStart"/>
       <w:r>
@@ -3589,7 +4089,21 @@
           <w:sz w:val="28"/>
           <w:szCs w:val="28"/>
         </w:rPr>
-        <w:t>. For at åbne en fil i Notesblok gør følgende:</w:t>
+        <w:t>. For at åbne en fil i Notesblok</w:t>
+      </w:r>
+      <w:r>
+        <w:rPr>
+          <w:sz w:val="28"/>
+          <w:szCs w:val="28"/>
+        </w:rPr>
+        <w:t>,</w:t>
+      </w:r>
+      <w:r>
+        <w:rPr>
+          <w:sz w:val="28"/>
+          <w:szCs w:val="28"/>
+        </w:rPr>
+        <w:t xml:space="preserve"> gør følgende:</w:t>
       </w:r>
     </w:p>
     <w:p>
@@ -3614,15 +4128,13 @@
         </w:rPr>
         <w:t xml:space="preserve">Hvis du allerede har åbnet </w:t>
       </w:r>
-      <w:proofErr w:type="spellStart"/>
-      <w:r>
-        <w:rPr>
-          <w:sz w:val="28"/>
-          <w:szCs w:val="28"/>
-        </w:rPr>
-        <w:t>Powershell</w:t>
-      </w:r>
-      <w:proofErr w:type="spellEnd"/>
+      <w:r>
+        <w:rPr>
+          <w:sz w:val="28"/>
+          <w:szCs w:val="28"/>
+        </w:rPr>
+        <w:t>PowerShell</w:t>
+      </w:r>
       <w:r>
         <w:rPr>
           <w:sz w:val="28"/>
@@ -3690,15 +4202,13 @@
         </w:rPr>
         <w:t xml:space="preserve"> i </w:t>
       </w:r>
-      <w:proofErr w:type="spellStart"/>
-      <w:r>
-        <w:rPr>
-          <w:sz w:val="28"/>
-          <w:szCs w:val="28"/>
-        </w:rPr>
-        <w:t>Powershell</w:t>
-      </w:r>
-      <w:proofErr w:type="spellEnd"/>
+      <w:r>
+        <w:rPr>
+          <w:sz w:val="28"/>
+          <w:szCs w:val="28"/>
+        </w:rPr>
+        <w:t>PowerShell</w:t>
+      </w:r>
       <w:r>
         <w:rPr>
           <w:sz w:val="28"/>
@@ -3856,6 +4366,7 @@
         <w:rPr>
           <w:b/>
           <w:bCs/>
+          <w:noProof/>
           <w:sz w:val="28"/>
           <w:szCs w:val="28"/>
         </w:rPr>
@@ -3887,7 +4398,7 @@
                           </pic:cNvPicPr>
                         </pic:nvPicPr>
                         <pic:blipFill>
-                          <a:blip r:embed="rId15">
+                          <a:blip r:embed="rId19">
                             <a:extLst>
                               <a:ext uri="{28A0092B-C50C-407E-A947-70E740481C1C}">
                                 <a14:useLocalDpi xmlns:a14="http://schemas.microsoft.com/office/drawing/2010/main" val="0"/>
@@ -3916,7 +4427,7 @@
                           </pic:cNvPicPr>
                         </pic:nvPicPr>
                         <pic:blipFill rotWithShape="1">
-                          <a:blip r:embed="rId16">
+                          <a:blip r:embed="rId20">
                             <a:extLst>
                               <a:ext uri="{28A0092B-C50C-407E-A947-70E740481C1C}">
                                 <a14:useLocalDpi xmlns:a14="http://schemas.microsoft.com/office/drawing/2010/main" val="0"/>
@@ -3975,10 +4486,10 @@
                   <o:lock v:ext="edit" aspectratio="t"/>
                 </v:shapetype>
                 <v:shape id="Billede 1" o:spid="_x0000_s1027" type="#_x0000_t75" alt="Et billede, der indeholder tekst, skærmbillede, Font/skrifttype&#10;&#10;AI-genereret indhold kan være ukorrekt." style="position:absolute;width:61201;height:13671;visibility:visible;mso-wrap-style:square" o:gfxdata="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">
-                  <v:imagedata r:id="rId17" o:title="skrifttype&#10;&#10;AI-genereret indhold kan være ukorrekt"/>
+                  <v:imagedata r:id="rId21" o:title="skrifttype&#10;&#10;AI-genereret indhold kan være ukorrekt"/>
                 </v:shape>
                 <v:shape id="Billede 1" o:spid="_x0000_s1028" type="#_x0000_t75" style="position:absolute;left:33845;top:11239;width:17132;height:1581;visibility:visible;mso-wrap-style:square" o:gfxdata="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">
-                  <v:imagedata r:id="rId18" o:title="" croptop="2703f"/>
+                  <v:imagedata r:id="rId22" o:title="" croptop="2703f"/>
                 </v:shape>
                 <w10:anchorlock/>
               </v:group>
@@ -3989,27 +4500,399 @@
     </w:p>
     <w:p>
       <w:pPr>
-        <w:pStyle w:val="Overskrift2"/>
-      </w:pPr>
-      <w:bookmarkStart w:id="14" w:name="_Hlk210157177"/>
-      <w:r>
-        <w:t>Standardin</w:t>
-      </w:r>
-      <w:r>
-        <w:t>d</w:t>
-      </w:r>
-      <w:r>
-        <w:t>stilli</w:t>
-      </w:r>
-      <w:r>
-        <w:t>n</w:t>
-      </w:r>
-      <w:r>
-        <w:t>ger for programmet</w:t>
+        <w:pStyle w:val="Listeafsnit"/>
+        <w:numPr>
+          <w:ilvl w:val="0"/>
+          <w:numId w:val="6"/>
+        </w:numPr>
+        <w:spacing w:line="360" w:lineRule="auto"/>
+        <w:rPr>
+          <w:sz w:val="28"/>
+          <w:szCs w:val="28"/>
+        </w:rPr>
+      </w:pPr>
+      <w:r>
+        <w:rPr>
+          <w:b/>
+          <w:bCs/>
+          <w:sz w:val="28"/>
+          <w:szCs w:val="28"/>
+        </w:rPr>
+        <w:t>Alternativt</w:t>
+      </w:r>
+      <w:r>
+        <w:rPr>
+          <w:sz w:val="28"/>
+          <w:szCs w:val="28"/>
+        </w:rPr>
+        <w:t>: Åbn Notesblok</w:t>
+      </w:r>
+      <w:r>
+        <w:rPr>
+          <w:sz w:val="28"/>
+          <w:szCs w:val="28"/>
+        </w:rPr>
+        <w:t>. Hvis der øverst</w:t>
+      </w:r>
+      <w:r>
+        <w:rPr>
+          <w:sz w:val="28"/>
+          <w:szCs w:val="28"/>
+        </w:rPr>
+        <w:t xml:space="preserve"> står, at der findes en nyere udgave, så skal du klikke på </w:t>
+      </w:r>
+      <w:r>
+        <w:rPr>
+          <w:sz w:val="28"/>
+          <w:szCs w:val="28"/>
+        </w:rPr>
+        <w:t>installations</w:t>
+      </w:r>
+      <w:r>
+        <w:rPr>
+          <w:sz w:val="28"/>
+          <w:szCs w:val="28"/>
+        </w:rPr>
+        <w:t>knappen</w:t>
+      </w:r>
+      <w:r>
+        <w:rPr>
+          <w:sz w:val="28"/>
+          <w:szCs w:val="28"/>
+        </w:rPr>
+        <w:t xml:space="preserve">. </w:t>
+      </w:r>
+      <w:r>
+        <w:rPr>
+          <w:sz w:val="28"/>
+          <w:szCs w:val="28"/>
+        </w:rPr>
+        <w:t>Det ser sådan ud:</w:t>
+      </w:r>
+      <w:r>
+        <w:rPr>
+          <w:sz w:val="28"/>
+          <w:szCs w:val="28"/>
+        </w:rPr>
+        <w:br/>
+      </w:r>
+      <w:r>
+        <w:rPr>
+          <w:noProof/>
+          <w:sz w:val="28"/>
+          <w:szCs w:val="28"/>
+        </w:rPr>
+        <w:drawing>
+          <wp:inline distT="0" distB="0" distL="0" distR="0" wp14:anchorId="4D00482F" wp14:editId="4651EDD0">
+            <wp:extent cx="3905795" cy="1038370"/>
+            <wp:effectExtent l="0" t="0" r="0" b="9525"/>
+            <wp:docPr id="1056710852" name="Billede 1" descr="Et billede, der indeholder tekst, skærmbillede, Font/skrifttype, linje/række&#10;&#10;AI-genereret indhold kan være ukorrekt."/>
+            <wp:cNvGraphicFramePr>
+              <a:graphicFrameLocks xmlns:a="http://schemas.openxmlformats.org/drawingml/2006/main" noChangeAspect="1"/>
+            </wp:cNvGraphicFramePr>
+            <a:graphic xmlns:a="http://schemas.openxmlformats.org/drawingml/2006/main">
+              <a:graphicData uri="http://schemas.openxmlformats.org/drawingml/2006/picture">
+                <pic:pic xmlns:pic="http://schemas.openxmlformats.org/drawingml/2006/picture">
+                  <pic:nvPicPr>
+                    <pic:cNvPr id="1056710852" name="Billede 1" descr="Et billede, der indeholder tekst, skærmbillede, Font/skrifttype, linje/række&#10;&#10;AI-genereret indhold kan være ukorrekt."/>
+                    <pic:cNvPicPr/>
+                  </pic:nvPicPr>
+                  <pic:blipFill>
+                    <a:blip r:embed="rId23"/>
+                    <a:stretch>
+                      <a:fillRect/>
+                    </a:stretch>
+                  </pic:blipFill>
+                  <pic:spPr>
+                    <a:xfrm>
+                      <a:off x="0" y="0"/>
+                      <a:ext cx="3905795" cy="1038370"/>
+                    </a:xfrm>
+                    <a:prstGeom prst="rect">
+                      <a:avLst/>
+                    </a:prstGeom>
+                  </pic:spPr>
+                </pic:pic>
+              </a:graphicData>
+            </a:graphic>
+          </wp:inline>
+        </w:drawing>
+      </w:r>
+      <w:r>
+        <w:rPr>
+          <w:sz w:val="28"/>
+          <w:szCs w:val="28"/>
+        </w:rPr>
+        <w:br/>
+        <w:t xml:space="preserve">Dette åbner Windows Store, hvor du igen skal klikke </w:t>
+      </w:r>
+      <w:r>
+        <w:rPr>
+          <w:b/>
+          <w:bCs/>
+          <w:sz w:val="28"/>
+          <w:szCs w:val="28"/>
+        </w:rPr>
+        <w:t>installér</w:t>
+      </w:r>
+      <w:r>
+        <w:rPr>
+          <w:sz w:val="28"/>
+          <w:szCs w:val="28"/>
+        </w:rPr>
+        <w:t>. Luk Windows Store.</w:t>
       </w:r>
     </w:p>
     <w:p>
       <w:pPr>
+        <w:pStyle w:val="Listeafsnit"/>
+        <w:numPr>
+          <w:ilvl w:val="0"/>
+          <w:numId w:val="6"/>
+        </w:numPr>
+        <w:spacing w:line="360" w:lineRule="auto"/>
+        <w:rPr>
+          <w:sz w:val="28"/>
+          <w:szCs w:val="28"/>
+        </w:rPr>
+      </w:pPr>
+      <w:r>
+        <w:rPr>
+          <w:sz w:val="28"/>
+          <w:szCs w:val="28"/>
+        </w:rPr>
+        <w:t>Efter installation</w:t>
+      </w:r>
+      <w:r>
+        <w:rPr>
+          <w:sz w:val="28"/>
+          <w:szCs w:val="28"/>
+        </w:rPr>
+        <w:t xml:space="preserve"> burde du nu kunne navigere til den ønskede fil, </w:t>
+      </w:r>
+      <w:r>
+        <w:rPr>
+          <w:b/>
+          <w:bCs/>
+          <w:sz w:val="28"/>
+          <w:szCs w:val="28"/>
+        </w:rPr>
+        <w:t>højreklikke</w:t>
+      </w:r>
+      <w:r>
+        <w:rPr>
+          <w:sz w:val="28"/>
+          <w:szCs w:val="28"/>
+        </w:rPr>
+        <w:t xml:space="preserve"> på den</w:t>
+      </w:r>
+      <w:r>
+        <w:rPr>
+          <w:sz w:val="28"/>
+          <w:szCs w:val="28"/>
+        </w:rPr>
+        <w:t>ne</w:t>
+      </w:r>
+      <w:r>
+        <w:rPr>
+          <w:sz w:val="28"/>
+          <w:szCs w:val="28"/>
+        </w:rPr>
+        <w:t xml:space="preserve">, </w:t>
+      </w:r>
+      <w:r>
+        <w:rPr>
+          <w:sz w:val="28"/>
+          <w:szCs w:val="28"/>
+        </w:rPr>
+        <w:t>vælge</w:t>
+      </w:r>
+      <w:r>
+        <w:rPr>
+          <w:sz w:val="28"/>
+          <w:szCs w:val="28"/>
+        </w:rPr>
+        <w:t xml:space="preserve"> </w:t>
+      </w:r>
+      <w:r>
+        <w:rPr>
+          <w:b/>
+          <w:bCs/>
+          <w:sz w:val="28"/>
+          <w:szCs w:val="28"/>
+        </w:rPr>
+        <w:t>Å</w:t>
+      </w:r>
+      <w:r>
+        <w:rPr>
+          <w:b/>
+          <w:bCs/>
+          <w:sz w:val="28"/>
+          <w:szCs w:val="28"/>
+        </w:rPr>
+        <w:t>bn med</w:t>
+      </w:r>
+      <w:r>
+        <w:rPr>
+          <w:b/>
+          <w:bCs/>
+          <w:sz w:val="28"/>
+          <w:szCs w:val="28"/>
+        </w:rPr>
+        <w:t xml:space="preserve"> </w:t>
+      </w:r>
+      <w:r>
+        <w:rPr>
+          <w:sz w:val="28"/>
+          <w:szCs w:val="28"/>
+        </w:rPr>
+        <w:t>og derefter</w:t>
+      </w:r>
+      <w:r>
+        <w:rPr>
+          <w:sz w:val="28"/>
+          <w:szCs w:val="28"/>
+        </w:rPr>
+        <w:t xml:space="preserve"> </w:t>
+      </w:r>
+      <w:r>
+        <w:rPr>
+          <w:b/>
+          <w:bCs/>
+          <w:sz w:val="28"/>
+          <w:szCs w:val="28"/>
+        </w:rPr>
+        <w:t>Vælg en anden app</w:t>
+      </w:r>
+      <w:r>
+        <w:rPr>
+          <w:b/>
+          <w:bCs/>
+          <w:sz w:val="28"/>
+          <w:szCs w:val="28"/>
+        </w:rPr>
+        <w:t xml:space="preserve">. </w:t>
+      </w:r>
+      <w:proofErr w:type="spellStart"/>
+      <w:r>
+        <w:rPr>
+          <w:sz w:val="28"/>
+          <w:szCs w:val="28"/>
+        </w:rPr>
+        <w:lastRenderedPageBreak/>
+        <w:t>Scroll</w:t>
+      </w:r>
+      <w:proofErr w:type="spellEnd"/>
+      <w:r>
+        <w:rPr>
+          <w:sz w:val="28"/>
+          <w:szCs w:val="28"/>
+        </w:rPr>
+        <w:t xml:space="preserve"> ned og vælg Notesblok</w:t>
+      </w:r>
+      <w:r>
+        <w:rPr>
+          <w:sz w:val="28"/>
+          <w:szCs w:val="28"/>
+        </w:rPr>
+        <w:t xml:space="preserve">. </w:t>
+      </w:r>
+      <w:r>
+        <w:rPr>
+          <w:sz w:val="28"/>
+          <w:szCs w:val="28"/>
+        </w:rPr>
+        <w:t>Logoet</w:t>
+      </w:r>
+      <w:r>
+        <w:rPr>
+          <w:sz w:val="28"/>
+          <w:szCs w:val="28"/>
+        </w:rPr>
+        <w:t xml:space="preserve"> ser sådan ud:</w:t>
+      </w:r>
+      <w:r>
+        <w:rPr>
+          <w:sz w:val="28"/>
+          <w:szCs w:val="28"/>
+        </w:rPr>
+        <w:br/>
+      </w:r>
+      <w:r>
+        <w:rPr>
+          <w:noProof/>
+          <w:sz w:val="28"/>
+          <w:szCs w:val="28"/>
+        </w:rPr>
+        <w:drawing>
+          <wp:inline distT="0" distB="0" distL="0" distR="0" wp14:anchorId="6E65E473" wp14:editId="353D88DF">
+            <wp:extent cx="1841500" cy="654050"/>
+            <wp:effectExtent l="0" t="0" r="6350" b="0"/>
+            <wp:docPr id="30389282" name="Billede 1" descr="Et billede, der indeholder tekst, skærmbillede, Font/skrifttype, design&#10;&#10;AI-genereret indhold kan være ukorrekt."/>
+            <wp:cNvGraphicFramePr>
+              <a:graphicFrameLocks xmlns:a="http://schemas.openxmlformats.org/drawingml/2006/main" noChangeAspect="1"/>
+            </wp:cNvGraphicFramePr>
+            <a:graphic xmlns:a="http://schemas.openxmlformats.org/drawingml/2006/main">
+              <a:graphicData uri="http://schemas.openxmlformats.org/drawingml/2006/picture">
+                <pic:pic xmlns:pic="http://schemas.openxmlformats.org/drawingml/2006/picture">
+                  <pic:nvPicPr>
+                    <pic:cNvPr id="30389282" name="Billede 1" descr="Et billede, der indeholder tekst, skærmbillede, Font/skrifttype, design&#10;&#10;AI-genereret indhold kan være ukorrekt."/>
+                    <pic:cNvPicPr/>
+                  </pic:nvPicPr>
+                  <pic:blipFill rotWithShape="1">
+                    <a:blip r:embed="rId24"/>
+                    <a:srcRect l="16373" t="11348" r="15790" b="15603"/>
+                    <a:stretch>
+                      <a:fillRect/>
+                    </a:stretch>
+                  </pic:blipFill>
+                  <pic:spPr bwMode="auto">
+                    <a:xfrm>
+                      <a:off x="0" y="0"/>
+                      <a:ext cx="1841757" cy="654141"/>
+                    </a:xfrm>
+                    <a:prstGeom prst="rect">
+                      <a:avLst/>
+                    </a:prstGeom>
+                    <a:ln>
+                      <a:noFill/>
+                    </a:ln>
+                    <a:extLst>
+                      <a:ext uri="{53640926-AAD7-44D8-BBD7-CCE9431645EC}">
+                        <a14:shadowObscured xmlns:a14="http://schemas.microsoft.com/office/drawing/2010/main"/>
+                      </a:ext>
+                    </a:extLst>
+                  </pic:spPr>
+                </pic:pic>
+              </a:graphicData>
+            </a:graphic>
+          </wp:inline>
+        </w:drawing>
+      </w:r>
+    </w:p>
+    <w:p>
+      <w:pPr>
+        <w:pStyle w:val="Overskrift2"/>
+      </w:pPr>
+      <w:bookmarkStart w:id="14" w:name="_Hlk210157177"/>
+      <w:r>
+        <w:t>Standardin</w:t>
+      </w:r>
+      <w:r>
+        <w:t>d</w:t>
+      </w:r>
+      <w:r>
+        <w:t>stilli</w:t>
+      </w:r>
+      <w:r>
+        <w:t>n</w:t>
+      </w:r>
+      <w:r>
+        <w:t>ger for programmet</w:t>
+      </w:r>
+    </w:p>
+    <w:p>
+      <w:pPr>
         <w:spacing w:line="360" w:lineRule="auto"/>
         <w:rPr>
           <w:sz w:val="28"/>
@@ -4027,6 +4910,8 @@
       <w:proofErr w:type="gramStart"/>
       <w:r>
         <w:rPr>
+          <w:b/>
+          <w:bCs/>
           <w:sz w:val="28"/>
           <w:szCs w:val="28"/>
         </w:rPr>
@@ -4045,6 +4930,8 @@
       <w:proofErr w:type="gramStart"/>
       <w:r>
         <w:rPr>
+          <w:b/>
+          <w:bCs/>
           <w:sz w:val="28"/>
           <w:szCs w:val="28"/>
         </w:rPr>
@@ -4080,60 +4967,75 @@
         </w:rPr>
         <w:t xml:space="preserve"> Der er angivet med kursiv, hvis værdien er ændret i forhold til standardtilstanden. Nogle felter er tomme: dette er ikke en fejl, men betyder blot at programmet anvender den indbyggede standardværdi.</w:t>
       </w:r>
+      <w:r>
+        <w:rPr>
+          <w:sz w:val="28"/>
+          <w:szCs w:val="28"/>
+        </w:rPr>
+        <w:t xml:space="preserve"> </w:t>
+      </w:r>
+      <w:r>
+        <w:rPr>
+          <w:sz w:val="28"/>
+          <w:szCs w:val="28"/>
+        </w:rPr>
+        <w:t>Gå til det næste</w:t>
+      </w:r>
+      <w:r>
+        <w:rPr>
+          <w:sz w:val="28"/>
+          <w:szCs w:val="28"/>
+        </w:rPr>
+        <w:t xml:space="preserve"> afsnit </w:t>
+      </w:r>
+      <w:r>
+        <w:rPr>
+          <w:sz w:val="28"/>
+          <w:szCs w:val="28"/>
+        </w:rPr>
+        <w:t>for at få en beskrivelse af</w:t>
+      </w:r>
+      <w:r>
+        <w:rPr>
+          <w:sz w:val="28"/>
+          <w:szCs w:val="28"/>
+        </w:rPr>
+        <w:t xml:space="preserve"> betydningen af de forskellige parametre og konfigurationsværdier.</w:t>
+      </w:r>
     </w:p>
     <w:p>
       <w:pPr>
-        <w:rPr>
-          <w:b/>
-          <w:bCs/>
-          <w:sz w:val="28"/>
-          <w:szCs w:val="28"/>
-        </w:rPr>
-      </w:pPr>
-      <w:r>
-        <w:rPr>
-          <w:b/>
-          <w:bCs/>
-          <w:sz w:val="28"/>
-          <w:szCs w:val="28"/>
-        </w:rPr>
-        <w:br w:type="page"/>
+        <w:spacing w:after="0" w:line="360" w:lineRule="auto"/>
+        <w:rPr>
+          <w:b/>
+          <w:bCs/>
+          <w:sz w:val="28"/>
+          <w:szCs w:val="28"/>
+          <w:vertAlign w:val="superscript"/>
+        </w:rPr>
+      </w:pPr>
+      <w:r>
+        <w:rPr>
+          <w:b/>
+          <w:bCs/>
+          <w:sz w:val="28"/>
+          <w:szCs w:val="28"/>
+        </w:rPr>
+        <w:t>Standardopsætning til simulering af effekten af en forcering på 4 W/m</w:t>
+      </w:r>
+      <w:r>
+        <w:rPr>
+          <w:b/>
+          <w:bCs/>
+          <w:sz w:val="28"/>
+          <w:szCs w:val="28"/>
+          <w:vertAlign w:val="superscript"/>
+        </w:rPr>
+        <w:t>2</w:t>
       </w:r>
     </w:p>
     <w:p>
       <w:pPr>
-        <w:spacing w:after="0" w:line="360" w:lineRule="auto"/>
-        <w:rPr>
-          <w:b/>
-          <w:bCs/>
-          <w:sz w:val="28"/>
-          <w:szCs w:val="28"/>
-          <w:vertAlign w:val="superscript"/>
-        </w:rPr>
-      </w:pPr>
-      <w:r>
-        <w:rPr>
-          <w:b/>
-          <w:bCs/>
-          <w:sz w:val="28"/>
-          <w:szCs w:val="28"/>
-        </w:rPr>
-        <w:lastRenderedPageBreak/>
-        <w:t>Standardopsætning til simulering af effekten af en forcering på 4 W/m</w:t>
-      </w:r>
-      <w:r>
-        <w:rPr>
-          <w:b/>
-          <w:bCs/>
-          <w:sz w:val="28"/>
-          <w:szCs w:val="28"/>
-          <w:vertAlign w:val="superscript"/>
-        </w:rPr>
-        <w:t>2</w:t>
-      </w:r>
-    </w:p>
-    <w:p>
-      <w:pPr>
         <w:spacing w:line="360" w:lineRule="auto"/>
         <w:rPr>
           <w:b/>
@@ -4146,6 +5048,7 @@
         <w:rPr>
           <w:b/>
           <w:bCs/>
+          <w:noProof/>
           <w:sz w:val="28"/>
           <w:szCs w:val="28"/>
         </w:rPr>
@@ -4473,11 +5376,7 @@
           </mc:Choice>
           <mc:Fallback>
             <w:pict>
-              <v:shapetype w14:anchorId="69272808" id="_x0000_t202" coordsize="21600,21600" o:spt="202" path="m,l,21600r21600,l21600,xe">
-                <v:stroke joinstyle="miter"/>
-                <v:path gradientshapeok="t" o:connecttype="rect"/>
-              </v:shapetype>
-              <v:shape id="Tekstfelt 5" o:spid="_x0000_s1026" type="#_x0000_t202" style="width:1in;height:164.5pt;visibility:visible;mso-wrap-style:none;mso-left-percent:-10001;mso-top-percent:-10001;mso-position-horizontal:absolute;mso-position-horizontal-relative:char;mso-position-vertical:absolute;mso-position-vertical-relative:line;mso-left-percent:-10001;mso-top-percent:-10001;v-text-anchor:top" o:gfxdata="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" fillcolor="#00b050" strokeweight=".5pt">
+              <v:shape w14:anchorId="69272808" id="Tekstfelt 5" o:spid="_x0000_s1030" type="#_x0000_t202" style="width:1in;height:164.5pt;visibility:visible;mso-wrap-style:none;mso-left-percent:-10001;mso-top-percent:-10001;mso-position-horizontal:absolute;mso-position-horizontal-relative:char;mso-position-vertical:absolute;mso-position-vertical-relative:line;mso-left-percent:-10001;mso-top-percent:-10001;v-text-anchor:top" o:gfxdata="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" fillcolor="#00b050" strokeweight=".5pt">
                 <v:textbox>
                   <w:txbxContent>
                     <w:p>
@@ -4778,6 +5677,7 @@
         <w:rPr>
           <w:b/>
           <w:bCs/>
+          <w:noProof/>
           <w:sz w:val="28"/>
           <w:szCs w:val="28"/>
         </w:rPr>
@@ -5045,7 +5945,7 @@
           </mc:Choice>
           <mc:Fallback>
             <w:pict>
-              <v:shape w14:anchorId="16E06B5F" id="_x0000_s1027" type="#_x0000_t202" style="width:1in;height:164.5pt;visibility:visible;mso-wrap-style:none;mso-left-percent:-10001;mso-top-percent:-10001;mso-position-horizontal:absolute;mso-position-horizontal-relative:char;mso-position-vertical:absolute;mso-position-vertical-relative:line;mso-left-percent:-10001;mso-top-percent:-10001;v-text-anchor:top" o:gfxdata="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" fillcolor="#00b0f0" strokeweight=".5pt">
+              <v:shape w14:anchorId="16E06B5F" id="_x0000_s1031" type="#_x0000_t202" style="width:1in;height:164.5pt;visibility:visible;mso-wrap-style:none;mso-left-percent:-10001;mso-top-percent:-10001;mso-position-horizontal:absolute;mso-position-horizontal-relative:char;mso-position-vertical:absolute;mso-position-vertical-relative:line;mso-left-percent:-10001;mso-top-percent:-10001;v-text-anchor:top" o:gfxdata="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" fillcolor="#00b0f0" strokeweight=".5pt">
                 <v:textbox>
                   <w:txbxContent>
                     <w:p>
@@ -5273,28 +6173,60 @@
           </mc:Fallback>
         </mc:AlternateContent>
       </w:r>
-      <w:r>
-        <w:rPr>
-          <w:b/>
-          <w:bCs/>
-          <w:sz w:val="28"/>
-          <w:szCs w:val="28"/>
-        </w:rPr>
-        <w:t>Standardopsætning men med variabel havdybde</w:t>
-      </w:r>
     </w:p>
     <w:p>
       <w:pPr>
+        <w:rPr>
+          <w:b/>
+          <w:bCs/>
+          <w:sz w:val="28"/>
+          <w:szCs w:val="28"/>
+        </w:rPr>
+      </w:pPr>
+      <w:r>
+        <w:rPr>
+          <w:b/>
+          <w:bCs/>
+          <w:sz w:val="28"/>
+          <w:szCs w:val="28"/>
+        </w:rPr>
+        <w:br w:type="page"/>
+      </w:r>
+    </w:p>
+    <w:p>
+      <w:pPr>
         <w:spacing w:line="360" w:lineRule="auto"/>
         <w:rPr>
-          <w:sz w:val="28"/>
-          <w:szCs w:val="28"/>
-        </w:rPr>
-      </w:pPr>
-      <w:r>
-        <w:rPr>
-          <w:b/>
-          <w:bCs/>
+          <w:b/>
+          <w:bCs/>
+          <w:sz w:val="28"/>
+          <w:szCs w:val="28"/>
+        </w:rPr>
+      </w:pPr>
+      <w:r>
+        <w:rPr>
+          <w:b/>
+          <w:bCs/>
+          <w:sz w:val="28"/>
+          <w:szCs w:val="28"/>
+        </w:rPr>
+        <w:lastRenderedPageBreak/>
+        <w:t>Standardopsætning men med variabel havdybde</w:t>
+      </w:r>
+    </w:p>
+    <w:p>
+      <w:pPr>
+        <w:spacing w:line="360" w:lineRule="auto"/>
+        <w:rPr>
+          <w:sz w:val="28"/>
+          <w:szCs w:val="28"/>
+        </w:rPr>
+      </w:pPr>
+      <w:r>
+        <w:rPr>
+          <w:b/>
+          <w:bCs/>
+          <w:noProof/>
           <w:sz w:val="28"/>
           <w:szCs w:val="28"/>
         </w:rPr>
@@ -5597,7 +6529,7 @@
           </mc:Choice>
           <mc:Fallback>
             <w:pict>
-              <v:shape w14:anchorId="3EBA9738" id="_x0000_s1028" type="#_x0000_t202" style="width:1in;height:164.5pt;visibility:visible;mso-wrap-style:none;mso-left-percent:-10001;mso-top-percent:-10001;mso-position-horizontal:absolute;mso-position-horizontal-relative:char;mso-position-vertical:absolute;mso-position-vertical-relative:line;mso-left-percent:-10001;mso-top-percent:-10001;v-text-anchor:top" o:gfxdata="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" fillcolor="#00b050" strokeweight=".5pt">
+              <v:shape w14:anchorId="3EBA9738" id="_x0000_s1032" type="#_x0000_t202" style="width:1in;height:164.5pt;visibility:visible;mso-wrap-style:none;mso-left-percent:-10001;mso-top-percent:-10001;mso-position-horizontal:absolute;mso-position-horizontal-relative:char;mso-position-vertical:absolute;mso-position-vertical-relative:line;mso-left-percent:-10001;mso-top-percent:-10001;v-text-anchor:top" o:gfxdata="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" fillcolor="#00b050" strokeweight=".5pt">
                 <v:textbox>
                   <w:txbxContent>
                     <w:p>
@@ -5871,6 +6803,7 @@
         <w:rPr>
           <w:b/>
           <w:bCs/>
+          <w:noProof/>
           <w:sz w:val="28"/>
           <w:szCs w:val="28"/>
         </w:rPr>
@@ -6121,7 +7054,7 @@
           </mc:Choice>
           <mc:Fallback>
             <w:pict>
-              <v:shape w14:anchorId="43A4B5A0" id="_x0000_s1029" type="#_x0000_t202" style="width:195.3pt;height:164.4pt;visibility:visible;mso-wrap-style:none;mso-left-percent:-10001;mso-top-percent:-10001;mso-position-horizontal:absolute;mso-position-horizontal-relative:char;mso-position-vertical:absolute;mso-position-vertical-relative:line;mso-left-percent:-10001;mso-top-percent:-10001;v-text-anchor:top" o:gfxdata="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" fillcolor="#00b0f0" strokeweight=".5pt">
+              <v:shape w14:anchorId="43A4B5A0" id="_x0000_s1033" type="#_x0000_t202" style="width:195.3pt;height:164.4pt;visibility:visible;mso-wrap-style:none;mso-left-percent:-10001;mso-top-percent:-10001;mso-position-horizontal:absolute;mso-position-horizontal-relative:char;mso-position-vertical:absolute;mso-position-vertical-relative:line;mso-left-percent:-10001;mso-top-percent:-10001;v-text-anchor:top" o:gfxdata="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" fillcolor="#00b0f0" strokeweight=".5pt">
                 <v:textbox>
                   <w:txbxContent>
                     <w:p>
@@ -6365,6 +7298,7 @@
         <w:rPr>
           <w:b/>
           <w:bCs/>
+          <w:noProof/>
           <w:sz w:val="28"/>
           <w:szCs w:val="28"/>
         </w:rPr>
@@ -6703,7 +7637,7 @@
           </mc:Choice>
           <mc:Fallback>
             <w:pict>
-              <v:shape w14:anchorId="26F97606" id="_x0000_s1030" type="#_x0000_t202" style="width:1in;height:164.5pt;visibility:visible;mso-wrap-style:none;mso-left-percent:-10001;mso-top-percent:-10001;mso-position-horizontal:absolute;mso-position-horizontal-relative:char;mso-position-vertical:absolute;mso-position-vertical-relative:line;mso-left-percent:-10001;mso-top-percent:-10001;v-text-anchor:top" o:gfxdata="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" fillcolor="#00b050" strokeweight=".5pt">
+              <v:shape w14:anchorId="26F97606" id="_x0000_s1034" type="#_x0000_t202" style="width:1in;height:164.5pt;visibility:visible;mso-wrap-style:none;mso-left-percent:-10001;mso-top-percent:-10001;mso-position-horizontal:absolute;mso-position-horizontal-relative:char;mso-position-vertical:absolute;mso-position-vertical-relative:line;mso-left-percent:-10001;mso-top-percent:-10001;v-text-anchor:top" o:gfxdata="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" fillcolor="#00b050" strokeweight=".5pt">
                 <v:textbox>
                   <w:txbxContent>
                     <w:p>
@@ -7013,6 +7947,7 @@
         <w:rPr>
           <w:b/>
           <w:bCs/>
+          <w:noProof/>
           <w:sz w:val="28"/>
           <w:szCs w:val="28"/>
         </w:rPr>
@@ -7322,7 +8257,7 @@
           </mc:Choice>
           <mc:Fallback>
             <w:pict>
-              <v:shape w14:anchorId="494FA83E" id="_x0000_s1031" type="#_x0000_t202" style="width:1in;height:164.5pt;visibility:visible;mso-wrap-style:none;mso-left-percent:-10001;mso-top-percent:-10001;mso-position-horizontal:absolute;mso-position-horizontal-relative:char;mso-position-vertical:absolute;mso-position-vertical-relative:line;mso-left-percent:-10001;mso-top-percent:-10001;v-text-anchor:top" o:gfxdata="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" fillcolor="#00b0f0" strokeweight=".5pt">
+              <v:shape w14:anchorId="494FA83E" id="_x0000_s1035" type="#_x0000_t202" style="width:1in;height:164.5pt;visibility:visible;mso-wrap-style:none;mso-left-percent:-10001;mso-top-percent:-10001;mso-position-horizontal:absolute;mso-position-horizontal-relative:char;mso-position-vertical:absolute;mso-position-vertical-relative:line;mso-left-percent:-10001;mso-top-percent:-10001;v-text-anchor:top" o:gfxdata="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" fillcolor="#00b0f0" strokeweight=".5pt">
                 <v:textbox>
                   <w:txbxContent>
                     <w:p>
@@ -7647,6 +8582,7 @@
         <w:rPr>
           <w:b/>
           <w:bCs/>
+          <w:noProof/>
           <w:sz w:val="28"/>
           <w:szCs w:val="28"/>
         </w:rPr>
@@ -7953,7 +8889,7 @@
           </mc:Choice>
           <mc:Fallback>
             <w:pict>
-              <v:shape w14:anchorId="1C05C346" id="_x0000_s1032" type="#_x0000_t202" style="width:1in;height:164.5pt;visibility:visible;mso-wrap-style:none;mso-left-percent:-10001;mso-top-percent:-10001;mso-position-horizontal:absolute;mso-position-horizontal-relative:char;mso-position-vertical:absolute;mso-position-vertical-relative:line;mso-left-percent:-10001;mso-top-percent:-10001;v-text-anchor:top" o:gfxdata="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" fillcolor="#00b050" strokeweight=".5pt">
+              <v:shape w14:anchorId="1C05C346" id="_x0000_s1036" type="#_x0000_t202" style="width:1in;height:164.5pt;visibility:visible;mso-wrap-style:none;mso-left-percent:-10001;mso-top-percent:-10001;mso-position-horizontal:absolute;mso-position-horizontal-relative:char;mso-position-vertical:absolute;mso-position-vertical-relative:line;mso-left-percent:-10001;mso-top-percent:-10001;v-text-anchor:top" o:gfxdata="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" fillcolor="#00b050" strokeweight=".5pt">
                 <v:textbox>
                   <w:txbxContent>
                     <w:p>
@@ -8231,6 +9167,7 @@
         <w:rPr>
           <w:b/>
           <w:bCs/>
+          <w:noProof/>
           <w:sz w:val="28"/>
           <w:szCs w:val="28"/>
         </w:rPr>
@@ -8559,7 +9496,7 @@
           </mc:Choice>
           <mc:Fallback>
             <w:pict>
-              <v:shape w14:anchorId="25AB9941" id="_x0000_s1033" type="#_x0000_t202" style="width:1in;height:164.5pt;visibility:visible;mso-wrap-style:none;mso-left-percent:-10001;mso-top-percent:-10001;mso-position-horizontal:absolute;mso-position-horizontal-relative:char;mso-position-vertical:absolute;mso-position-vertical-relative:line;mso-left-percent:-10001;mso-top-percent:-10001;v-text-anchor:top" o:gfxdata="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" fillcolor="#00b0f0" strokeweight=".5pt">
+              <v:shape w14:anchorId="25AB9941" id="_x0000_s1037" type="#_x0000_t202" style="width:1in;height:164.5pt;visibility:visible;mso-wrap-style:none;mso-left-percent:-10001;mso-top-percent:-10001;mso-position-horizontal:absolute;mso-position-horizontal-relative:char;mso-position-vertical:absolute;mso-position-vertical-relative:line;mso-left-percent:-10001;mso-top-percent:-10001;v-text-anchor:top" o:gfxdata="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" fillcolor="#00b0f0" strokeweight=".5pt">
                 <v:textbox>
                   <w:txbxContent>
                     <w:p>
@@ -9831,7 +10768,8 @@
       </w:pPr>
     </w:p>
     <w:sectPr>
-      <w:headerReference w:type="default" r:id="rId19"/>
+      <w:headerReference w:type="default" r:id="rId25"/>
+      <w:footerReference w:type="default" r:id="rId26"/>
       <w:pgSz w:w="11906" w:h="16838"/>
       <w:pgMar w:top="1701" w:right="1134" w:bottom="1701" w:left="1134" w:header="708" w:footer="708" w:gutter="0"/>
       <w:cols w:space="708"/>
@@ -9864,6 +10802,54 @@
     </w:p>
   </w:endnote>
 </w:endnotes>
+</file>
+
+<file path=word/footer1.xml><?xml version="1.0" encoding="utf-8"?>
+<w:ftr xmlns:wpc="http://schemas.microsoft.com/office/word/2010/wordprocessingCanvas" xmlns:cx="http://schemas.microsoft.com/office/drawing/2014/chartex" xmlns:cx1="http://schemas.microsoft.com/office/drawing/2015/9/8/chartex" xmlns:cx2="http://schemas.microsoft.com/office/drawing/2015/10/21/chartex" xmlns:cx3="http://schemas.microsoft.com/office/drawing/2016/5/9/chartex" xmlns:cx4="http://schemas.microsoft.com/office/drawing/2016/5/10/chartex" xmlns:cx5="http://schemas.microsoft.com/office/drawing/2016/5/11/chartex" xmlns:cx6="http://schemas.microsoft.com/office/drawing/2016/5/12/chartex" xmlns:cx7="http://schemas.microsoft.com/office/drawing/2016/5/13/chartex" xmlns:cx8="http://schemas.microsoft.com/office/drawing/2016/5/14/chartex" xmlns:mc="http://schemas.openxmlformats.org/markup-compatibility/2006" xmlns:aink="http://schemas.microsoft.com/office/drawing/2016/ink" xmlns:am3d="http://schemas.microsoft.com/office/drawing/2017/model3d" xmlns:o="urn:schemas-microsoft-com:office:office" xmlns:oel="http://schemas.microsoft.com/office/2019/extlst" xmlns:r="http://schemas.openxmlformats.org/officeDocument/2006/relationships" xmlns:m="http://schemas.openxmlformats.org/officeDocument/2006/math" xmlns:v="urn:schemas-microsoft-com:vml" xmlns:wp14="http://schemas.microsoft.com/office/word/2010/wordprocessingDrawing" xmlns:wp="http://schemas.openxmlformats.org/drawingml/2006/wordprocessingDrawing" xmlns:w10="urn:schemas-microsoft-com:office:word" xmlns:w="http://schemas.openxmlformats.org/wordprocessingml/2006/main" xmlns:w14="http://schemas.microsoft.com/office/word/2010/wordml" xmlns:w15="http://schemas.microsoft.com/office/word/2012/wordml" xmlns:w16cex="http://schemas.microsoft.com/office/word/2018/wordml/cex" xmlns:w16cid="http://schemas.microsoft.com/office/word/2016/wordml/cid" xmlns:w16="http://schemas.microsoft.com/office/word/2018/wordml" xmlns:w16du="http://schemas.microsoft.com/office/word/2023/wordml/word16du" xmlns:w16sdtdh="http://schemas.microsoft.com/office/word/2020/wordml/sdtdatahash" xmlns:w16sdtfl="http://schemas.microsoft.com/office/word/2024/wordml/sdtformatlock" xmlns:w16se="http://schemas.microsoft.com/office/word/2015/wordml/symex" xmlns:wpg="http://schemas.microsoft.com/office/word/2010/wordprocessingGroup" xmlns:wpi="http://schemas.microsoft.com/office/word/2010/wordprocessingInk" xmlns:wne="http://schemas.microsoft.com/office/word/2006/wordml" xmlns:wps="http://schemas.microsoft.com/office/word/2010/wordprocessingShape" mc:Ignorable="w14 w15 w16se w16cid w16 w16cex w16sdtdh w16sdtfl w16du wp14">
+  <w:sdt>
+    <w:sdtPr>
+      <w:id w:val="-360741786"/>
+      <w:docPartObj>
+        <w:docPartGallery w:val="Page Numbers (Bottom of Page)"/>
+        <w:docPartUnique/>
+      </w:docPartObj>
+    </w:sdtPr>
+    <w:sdtContent>
+      <w:p>
+        <w:pPr>
+          <w:pStyle w:val="Sidefod"/>
+          <w:jc w:val="right"/>
+        </w:pPr>
+        <w:r>
+          <w:fldChar w:fldCharType="begin"/>
+        </w:r>
+        <w:r>
+          <w:instrText>PAGE   \* MERGEFORMAT</w:instrText>
+        </w:r>
+        <w:r>
+          <w:fldChar w:fldCharType="separate"/>
+        </w:r>
+        <w:r>
+          <w:t>2</w:t>
+        </w:r>
+        <w:r>
+          <w:fldChar w:fldCharType="end"/>
+        </w:r>
+        <w:r>
+          <w:t>/</w:t>
+        </w:r>
+        <w:r>
+          <w:t>8</w:t>
+        </w:r>
+      </w:p>
+    </w:sdtContent>
+  </w:sdt>
+  <w:p>
+    <w:pPr>
+      <w:pStyle w:val="Sidefod"/>
+    </w:pPr>
+  </w:p>
+</w:ftr>
 </file>
 
 <file path=word/footnotes.xml><?xml version="1.0" encoding="utf-8"?>

--- a/Windows-guide.docx
+++ b/Windows-guide.docx
@@ -1418,7 +1418,21 @@
           <w:sz w:val="28"/>
           <w:szCs w:val="28"/>
         </w:rPr>
-        <w:t>Dette henter de pakker programmet skal bruge</w:t>
+        <w:t>Dette henter de pakker</w:t>
+      </w:r>
+      <w:r>
+        <w:rPr>
+          <w:sz w:val="28"/>
+          <w:szCs w:val="28"/>
+        </w:rPr>
+        <w:t>,</w:t>
+      </w:r>
+      <w:r>
+        <w:rPr>
+          <w:sz w:val="28"/>
+          <w:szCs w:val="28"/>
+        </w:rPr>
+        <w:t xml:space="preserve"> programmet skal bruge</w:t>
       </w:r>
       <w:r>
         <w:rPr>
@@ -4089,21 +4103,30 @@
           <w:sz w:val="28"/>
           <w:szCs w:val="28"/>
         </w:rPr>
-        <w:t>. For at åbne en fil i Notesblok</w:t>
-      </w:r>
-      <w:r>
-        <w:rPr>
-          <w:sz w:val="28"/>
-          <w:szCs w:val="28"/>
-        </w:rPr>
-        <w:t>,</w:t>
-      </w:r>
-      <w:r>
-        <w:rPr>
-          <w:sz w:val="28"/>
-          <w:szCs w:val="28"/>
-        </w:rPr>
-        <w:t xml:space="preserve"> gør følgende:</w:t>
+        <w:t xml:space="preserve">. </w:t>
+      </w:r>
+      <w:r>
+        <w:rPr>
+          <w:sz w:val="28"/>
+          <w:szCs w:val="28"/>
+        </w:rPr>
+        <w:t xml:space="preserve">Før du åbner en fil i Notesblok, anbefaler jeg at have den </w:t>
+      </w:r>
+      <w:r>
+        <w:rPr>
+          <w:b/>
+          <w:bCs/>
+          <w:sz w:val="28"/>
+          <w:szCs w:val="28"/>
+        </w:rPr>
+        <w:t>nye</w:t>
+      </w:r>
+      <w:r>
+        <w:rPr>
+          <w:sz w:val="28"/>
+          <w:szCs w:val="28"/>
+        </w:rPr>
+        <w:t xml:space="preserve"> udgave installeret:</w:t>
       </w:r>
     </w:p>
     <w:p>
@@ -4119,58 +4142,393 @@
           <w:szCs w:val="28"/>
         </w:rPr>
       </w:pPr>
-      <w:bookmarkStart w:id="10" w:name="_Hlk210156877"/>
-      <w:bookmarkEnd w:id="9"/>
-      <w:r>
-        <w:rPr>
-          <w:sz w:val="28"/>
-          <w:szCs w:val="28"/>
-        </w:rPr>
-        <w:t xml:space="preserve">Hvis du allerede har åbnet </w:t>
-      </w:r>
-      <w:r>
-        <w:rPr>
-          <w:sz w:val="28"/>
-          <w:szCs w:val="28"/>
-        </w:rPr>
-        <w:t>PowerShell</w:t>
-      </w:r>
-      <w:r>
-        <w:rPr>
-          <w:sz w:val="28"/>
-          <w:szCs w:val="28"/>
-        </w:rPr>
-        <w:t xml:space="preserve"> og navigeret til den rette mappe så gå til punkt 2</w:t>
-      </w:r>
-      <w:r>
-        <w:rPr>
-          <w:sz w:val="28"/>
-          <w:szCs w:val="28"/>
-        </w:rPr>
-        <w:t xml:space="preserve"> nedenfor</w:t>
-      </w:r>
-      <w:r>
-        <w:rPr>
-          <w:sz w:val="28"/>
-          <w:szCs w:val="28"/>
-        </w:rPr>
-        <w:t xml:space="preserve">. Ellers gentag punkt 2 til 6 i afsnittet </w:t>
-      </w:r>
-      <w:r>
-        <w:rPr>
-          <w:b/>
-          <w:bCs/>
-          <w:sz w:val="28"/>
-          <w:szCs w:val="28"/>
-        </w:rPr>
-        <w:t>Kørsel af programmet</w:t>
-      </w:r>
-      <w:r>
-        <w:rPr>
-          <w:sz w:val="28"/>
-          <w:szCs w:val="28"/>
-        </w:rPr>
-        <w:t xml:space="preserve">. </w:t>
+      <w:r>
+        <w:rPr>
+          <w:b/>
+          <w:bCs/>
+          <w:sz w:val="28"/>
+          <w:szCs w:val="28"/>
+        </w:rPr>
+        <w:t>Åbn</w:t>
+      </w:r>
+      <w:r>
+        <w:rPr>
+          <w:sz w:val="28"/>
+          <w:szCs w:val="28"/>
+        </w:rPr>
+        <w:t xml:space="preserve"> </w:t>
+      </w:r>
+      <w:r>
+        <w:rPr>
+          <w:b/>
+          <w:bCs/>
+          <w:sz w:val="28"/>
+          <w:szCs w:val="28"/>
+        </w:rPr>
+        <w:t>Notesblok</w:t>
+      </w:r>
+      <w:r>
+        <w:rPr>
+          <w:sz w:val="28"/>
+          <w:szCs w:val="28"/>
+        </w:rPr>
+        <w:t>. Logoet ser sådan ud:</w:t>
+      </w:r>
+      <w:r>
+        <w:rPr>
+          <w:b/>
+          <w:bCs/>
+          <w:noProof/>
+          <w:sz w:val="28"/>
+          <w:szCs w:val="28"/>
+        </w:rPr>
+        <w:t xml:space="preserve"> </w:t>
+      </w:r>
+      <w:r>
+        <w:rPr>
+          <w:b/>
+          <w:bCs/>
+          <w:noProof/>
+          <w:sz w:val="28"/>
+          <w:szCs w:val="28"/>
+        </w:rPr>
+        <mc:AlternateContent>
+          <mc:Choice Requires="wpg">
+            <w:drawing>
+              <wp:inline distT="0" distB="0" distL="0" distR="0" wp14:anchorId="63E742FD" wp14:editId="2A14C11E">
+                <wp:extent cx="2927350" cy="1346200"/>
+                <wp:effectExtent l="0" t="0" r="0" b="6350"/>
+                <wp:docPr id="569088462" name="Gruppe 16"/>
+                <wp:cNvGraphicFramePr/>
+                <a:graphic xmlns:a="http://schemas.openxmlformats.org/drawingml/2006/main">
+                  <a:graphicData uri="http://schemas.microsoft.com/office/word/2010/wordprocessingGroup">
+                    <wpg:wgp>
+                      <wpg:cNvGrpSpPr/>
+                      <wpg:grpSpPr>
+                        <a:xfrm>
+                          <a:off x="0" y="0"/>
+                          <a:ext cx="2927350" cy="1346200"/>
+                          <a:chOff x="0" y="0"/>
+                          <a:chExt cx="2927350" cy="1346200"/>
+                        </a:xfrm>
+                      </wpg:grpSpPr>
+                      <wps:wsp>
+                        <wps:cNvPr id="874854490" name="Tekstfelt 9"/>
+                        <wps:cNvSpPr txBox="1"/>
+                        <wps:spPr>
+                          <a:xfrm>
+                            <a:off x="2002155" y="1033145"/>
+                            <a:ext cx="766800" cy="309600"/>
+                          </a:xfrm>
+                          <a:prstGeom prst="rect">
+                            <a:avLst/>
+                          </a:prstGeom>
+                          <a:solidFill>
+                            <a:schemeClr val="lt1"/>
+                          </a:solidFill>
+                          <a:ln w="6350">
+                            <a:noFill/>
+                          </a:ln>
+                        </wps:spPr>
+                        <wps:txbx>
+                          <w:txbxContent>
+                            <w:p>
+                              <w:pPr>
+                                <w:spacing w:after="0"/>
+                                <w:rPr>
+                                  <w:sz w:val="28"/>
+                                  <w:szCs w:val="28"/>
+                                </w:rPr>
+                              </w:pPr>
+                              <w:r>
+                                <w:rPr>
+                                  <w:sz w:val="28"/>
+                                  <w:szCs w:val="28"/>
+                                </w:rPr>
+                                <w:t>Det nye</w:t>
+                              </w:r>
+                            </w:p>
+                          </w:txbxContent>
+                        </wps:txbx>
+                        <wps:bodyPr rot="0" spcFirstLastPara="0" vertOverflow="overflow" horzOverflow="overflow" vert="horz" wrap="none" lIns="91440" tIns="45720" rIns="91440" bIns="45720" numCol="1" spcCol="0" rtlCol="0" fromWordArt="0" anchor="t" anchorCtr="0" forceAA="0" compatLnSpc="1">
+                          <a:prstTxWarp prst="textNoShape">
+                            <a:avLst/>
+                          </a:prstTxWarp>
+                          <a:noAutofit/>
+                        </wps:bodyPr>
+                      </wps:wsp>
+                      <wpg:grpSp>
+                        <wpg:cNvPr id="1359724794" name="Gruppe 15"/>
+                        <wpg:cNvGrpSpPr/>
+                        <wpg:grpSpPr>
+                          <a:xfrm>
+                            <a:off x="0" y="0"/>
+                            <a:ext cx="2927350" cy="1346200"/>
+                            <a:chOff x="0" y="0"/>
+                            <a:chExt cx="2927350" cy="1346200"/>
+                          </a:xfrm>
+                        </wpg:grpSpPr>
+                        <wps:wsp>
+                          <wps:cNvPr id="1969812420" name="Tekstfelt 9"/>
+                          <wps:cNvSpPr txBox="1"/>
+                          <wps:spPr>
+                            <a:xfrm>
+                              <a:off x="57150" y="1035050"/>
+                              <a:ext cx="969645" cy="311150"/>
+                            </a:xfrm>
+                            <a:prstGeom prst="rect">
+                              <a:avLst/>
+                            </a:prstGeom>
+                            <a:solidFill>
+                              <a:schemeClr val="lt1"/>
+                            </a:solidFill>
+                            <a:ln w="6350">
+                              <a:noFill/>
+                            </a:ln>
+                          </wps:spPr>
+                          <wps:txbx>
+                            <w:txbxContent>
+                              <w:p>
+                                <w:pPr>
+                                  <w:spacing w:after="0"/>
+                                  <w:rPr>
+                                    <w:sz w:val="28"/>
+                                    <w:szCs w:val="28"/>
+                                  </w:rPr>
+                                </w:pPr>
+                                <w:r>
+                                  <w:rPr>
+                                    <w:sz w:val="28"/>
+                                    <w:szCs w:val="28"/>
+                                  </w:rPr>
+                                  <w:t>Det gamle</w:t>
+                                </w:r>
+                              </w:p>
+                            </w:txbxContent>
+                          </wps:txbx>
+                          <wps:bodyPr rot="0" spcFirstLastPara="0" vertOverflow="overflow" horzOverflow="overflow" vert="horz" wrap="none" lIns="91440" tIns="45720" rIns="91440" bIns="45720" numCol="1" spcCol="0" rtlCol="0" fromWordArt="0" anchor="t" anchorCtr="0" forceAA="0" compatLnSpc="1">
+                            <a:prstTxWarp prst="textNoShape">
+                              <a:avLst/>
+                            </a:prstTxWarp>
+                            <a:noAutofit/>
+                          </wps:bodyPr>
+                        </wps:wsp>
+                        <wpg:grpSp>
+                          <wpg:cNvPr id="347821751" name="Gruppe 14"/>
+                          <wpg:cNvGrpSpPr/>
+                          <wpg:grpSpPr>
+                            <a:xfrm>
+                              <a:off x="0" y="0"/>
+                              <a:ext cx="2927350" cy="1079500"/>
+                              <a:chOff x="0" y="0"/>
+                              <a:chExt cx="2927350" cy="1079500"/>
+                            </a:xfrm>
+                          </wpg:grpSpPr>
+                          <pic:pic xmlns:pic="http://schemas.openxmlformats.org/drawingml/2006/picture">
+                            <pic:nvPicPr>
+                              <pic:cNvPr id="1170081739" name="Billede 13" descr="Windows Notepad | Logopedia | Fandom"/>
+                              <pic:cNvPicPr>
+                                <a:picLocks noChangeAspect="1"/>
+                              </pic:cNvPicPr>
+                            </pic:nvPicPr>
+                            <pic:blipFill>
+                              <a:blip r:embed="rId20">
+                                <a:extLst>
+                                  <a:ext uri="{28A0092B-C50C-407E-A947-70E740481C1C}">
+                                    <a14:useLocalDpi xmlns:a14="http://schemas.microsoft.com/office/drawing/2010/main" val="0"/>
+                                  </a:ext>
+                                </a:extLst>
+                              </a:blip>
+                              <a:srcRect/>
+                              <a:stretch>
+                                <a:fillRect/>
+                              </a:stretch>
+                            </pic:blipFill>
+                            <pic:spPr bwMode="auto">
+                              <a:xfrm>
+                                <a:off x="0" y="0"/>
+                                <a:ext cx="1079500" cy="1079500"/>
+                              </a:xfrm>
+                              <a:prstGeom prst="rect">
+                                <a:avLst/>
+                              </a:prstGeom>
+                              <a:noFill/>
+                              <a:ln>
+                                <a:noFill/>
+                              </a:ln>
+                            </pic:spPr>
+                          </pic:pic>
+                          <wps:wsp>
+                            <wps:cNvPr id="1700463058" name="Tekstfelt 9"/>
+                            <wps:cNvSpPr txBox="1"/>
+                            <wps:spPr>
+                              <a:xfrm>
+                                <a:off x="1200150" y="495300"/>
+                                <a:ext cx="527050" cy="584200"/>
+                              </a:xfrm>
+                              <a:prstGeom prst="rect">
+                                <a:avLst/>
+                              </a:prstGeom>
+                              <a:solidFill>
+                                <a:schemeClr val="lt1"/>
+                              </a:solidFill>
+                              <a:ln w="6350">
+                                <a:noFill/>
+                              </a:ln>
+                            </wps:spPr>
+                            <wps:txbx>
+                              <w:txbxContent>
+                                <w:p>
+                                  <w:pPr>
+                                    <w:spacing w:after="0"/>
+                                    <w:rPr>
+                                      <w:sz w:val="28"/>
+                                      <w:szCs w:val="28"/>
+                                    </w:rPr>
+                                  </w:pPr>
+                                  <w:r>
+                                    <w:rPr>
+                                      <w:sz w:val="28"/>
+                                      <w:szCs w:val="28"/>
+                                    </w:rPr>
+                                    <w:t>eller</w:t>
+                                  </w:r>
+                                </w:p>
+                              </w:txbxContent>
+                            </wps:txbx>
+                            <wps:bodyPr rot="0" spcFirstLastPara="0" vertOverflow="overflow" horzOverflow="overflow" vert="horz" wrap="none" lIns="91440" tIns="45720" rIns="91440" bIns="45720" numCol="1" spcCol="0" rtlCol="0" fromWordArt="0" anchor="t" anchorCtr="0" forceAA="0" compatLnSpc="1">
+                              <a:prstTxWarp prst="textNoShape">
+                                <a:avLst/>
+                              </a:prstTxWarp>
+                              <a:noAutofit/>
+                            </wps:bodyPr>
+                          </wps:wsp>
+                          <pic:pic xmlns:pic="http://schemas.openxmlformats.org/drawingml/2006/picture">
+                            <pic:nvPicPr>
+                              <pic:cNvPr id="1285436173" name="Billede 12"/>
+                              <pic:cNvPicPr>
+                                <a:picLocks noChangeAspect="1"/>
+                              </pic:cNvPicPr>
+                            </pic:nvPicPr>
+                            <pic:blipFill>
+                              <a:blip r:embed="rId21" cstate="print">
+                                <a:extLst>
+                                  <a:ext uri="{28A0092B-C50C-407E-A947-70E740481C1C}">
+                                    <a14:useLocalDpi xmlns:a14="http://schemas.microsoft.com/office/drawing/2010/main" val="0"/>
+                                  </a:ext>
+                                </a:extLst>
+                              </a:blip>
+                              <a:srcRect/>
+                              <a:stretch>
+                                <a:fillRect/>
+                              </a:stretch>
+                            </pic:blipFill>
+                            <pic:spPr bwMode="auto">
+                              <a:xfrm>
+                                <a:off x="1847850" y="0"/>
+                                <a:ext cx="1079500" cy="1079500"/>
+                              </a:xfrm>
+                              <a:prstGeom prst="rect">
+                                <a:avLst/>
+                              </a:prstGeom>
+                              <a:noFill/>
+                              <a:ln>
+                                <a:noFill/>
+                              </a:ln>
+                            </pic:spPr>
+                          </pic:pic>
+                        </wpg:grpSp>
+                      </wpg:grpSp>
+                    </wpg:wgp>
+                  </a:graphicData>
+                </a:graphic>
+              </wp:inline>
+            </w:drawing>
+          </mc:Choice>
+          <mc:Fallback>
+            <w:pict>
+              <v:group w14:anchorId="63E742FD" id="Gruppe 16" o:spid="_x0000_s1030" style="width:230.5pt;height:106pt;mso-position-horizontal-relative:char;mso-position-vertical-relative:line" coordsize="29273,13462" o:gfxdata="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">
+                <v:shape id="Tekstfelt 9" o:spid="_x0000_s1031" type="#_x0000_t202" style="position:absolute;left:20021;top:10331;width:7668;height:3096;visibility:visible;mso-wrap-style:none;v-text-anchor:top" o:gfxdata="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" fillcolor="white [3201]" stroked="f" strokeweight=".5pt">
+                  <v:textbox>
+                    <w:txbxContent>
+                      <w:p>
+                        <w:pPr>
+                          <w:spacing w:after="0"/>
+                          <w:rPr>
+                            <w:sz w:val="28"/>
+                            <w:szCs w:val="28"/>
+                          </w:rPr>
+                        </w:pPr>
+                        <w:r>
+                          <w:rPr>
+                            <w:sz w:val="28"/>
+                            <w:szCs w:val="28"/>
+                          </w:rPr>
+                          <w:t>Det nye</w:t>
+                        </w:r>
+                      </w:p>
+                    </w:txbxContent>
+                  </v:textbox>
+                </v:shape>
+                <v:group id="Gruppe 15" o:spid="_x0000_s1032" style="position:absolute;width:29273;height:13462" coordsize="29273,13462" o:gfxdata="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">
+                  <v:shape id="Tekstfelt 9" o:spid="_x0000_s1033" type="#_x0000_t202" style="position:absolute;left:571;top:10350;width:9696;height:3112;visibility:visible;mso-wrap-style:none;v-text-anchor:top" o:gfxdata="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" fillcolor="white [3201]" stroked="f" strokeweight=".5pt">
+                    <v:textbox>
+                      <w:txbxContent>
+                        <w:p>
+                          <w:pPr>
+                            <w:spacing w:after="0"/>
+                            <w:rPr>
+                              <w:sz w:val="28"/>
+                              <w:szCs w:val="28"/>
+                            </w:rPr>
+                          </w:pPr>
+                          <w:r>
+                            <w:rPr>
+                              <w:sz w:val="28"/>
+                              <w:szCs w:val="28"/>
+                            </w:rPr>
+                            <w:t>Det gamle</w:t>
+                          </w:r>
+                        </w:p>
+                      </w:txbxContent>
+                    </v:textbox>
+                  </v:shape>
+                  <v:group id="Gruppe 14" o:spid="_x0000_s1034" style="position:absolute;width:29273;height:10795" coordsize="29273,10795" o:gfxdata="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">
+                    <v:shape id="Billede 13" o:spid="_x0000_s1035" type="#_x0000_t75" alt="Windows Notepad | Logopedia | Fandom" style="position:absolute;width:10795;height:10795;visibility:visible;mso-wrap-style:square" o:gfxdata="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">
+                      <v:imagedata r:id="rId22" o:title="Windows Notepad | Logopedia | Fandom"/>
+                    </v:shape>
+                    <v:shape id="Tekstfelt 9" o:spid="_x0000_s1036" type="#_x0000_t202" style="position:absolute;left:12001;top:4953;width:5271;height:5842;visibility:visible;mso-wrap-style:none;v-text-anchor:top" o:gfxdata="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" fillcolor="white [3201]" stroked="f" strokeweight=".5pt">
+                      <v:textbox>
+                        <w:txbxContent>
+                          <w:p>
+                            <w:pPr>
+                              <w:spacing w:after="0"/>
+                              <w:rPr>
+                                <w:sz w:val="28"/>
+                                <w:szCs w:val="28"/>
+                              </w:rPr>
+                            </w:pPr>
+                            <w:r>
+                              <w:rPr>
+                                <w:sz w:val="28"/>
+                                <w:szCs w:val="28"/>
+                              </w:rPr>
+                              <w:t>eller</w:t>
+                            </w:r>
+                          </w:p>
+                        </w:txbxContent>
+                      </v:textbox>
+                    </v:shape>
+                    <v:shape id="Billede 12" o:spid="_x0000_s1037" type="#_x0000_t75" style="position:absolute;left:18478;width:10795;height:10795;visibility:visible;mso-wrap-style:square" o:gfxdata="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">
+                      <v:imagedata r:id="rId23" o:title=""/>
+                    </v:shape>
+                  </v:group>
+                </v:group>
+                <w10:anchorlock/>
+              </v:group>
+            </w:pict>
+          </mc:Fallback>
+        </mc:AlternateContent>
       </w:r>
     </w:p>
     <w:p>
@@ -4186,8 +4544,421 @@
           <w:szCs w:val="28"/>
         </w:rPr>
       </w:pPr>
+      <w:r>
+        <w:rPr>
+          <w:sz w:val="28"/>
+          <w:szCs w:val="28"/>
+        </w:rPr>
+        <w:t>Hvis der øverst står, at der findes en nyere udgave, så skal du klikke på installationsknappen. Det ser sådan ud:</w:t>
+      </w:r>
+      <w:r>
+        <w:rPr>
+          <w:sz w:val="28"/>
+          <w:szCs w:val="28"/>
+        </w:rPr>
+        <w:br/>
+      </w:r>
+      <w:r>
+        <w:rPr>
+          <w:noProof/>
+          <w:sz w:val="28"/>
+          <w:szCs w:val="28"/>
+        </w:rPr>
+        <w:drawing>
+          <wp:inline distT="0" distB="0" distL="0" distR="0" wp14:anchorId="561735B6" wp14:editId="537461EE">
+            <wp:extent cx="3905795" cy="1038370"/>
+            <wp:effectExtent l="0" t="0" r="0" b="9525"/>
+            <wp:docPr id="1056710852" name="Billede 1" descr="Et billede, der indeholder tekst, skærmbillede, Font/skrifttype, linje/række&#10;&#10;AI-genereret indhold kan være ukorrekt."/>
+            <wp:cNvGraphicFramePr>
+              <a:graphicFrameLocks xmlns:a="http://schemas.openxmlformats.org/drawingml/2006/main" noChangeAspect="1"/>
+            </wp:cNvGraphicFramePr>
+            <a:graphic xmlns:a="http://schemas.openxmlformats.org/drawingml/2006/main">
+              <a:graphicData uri="http://schemas.openxmlformats.org/drawingml/2006/picture">
+                <pic:pic xmlns:pic="http://schemas.openxmlformats.org/drawingml/2006/picture">
+                  <pic:nvPicPr>
+                    <pic:cNvPr id="1056710852" name="Billede 1" descr="Et billede, der indeholder tekst, skærmbillede, Font/skrifttype, linje/række&#10;&#10;AI-genereret indhold kan være ukorrekt."/>
+                    <pic:cNvPicPr/>
+                  </pic:nvPicPr>
+                  <pic:blipFill>
+                    <a:blip r:embed="rId24"/>
+                    <a:stretch>
+                      <a:fillRect/>
+                    </a:stretch>
+                  </pic:blipFill>
+                  <pic:spPr>
+                    <a:xfrm>
+                      <a:off x="0" y="0"/>
+                      <a:ext cx="3905795" cy="1038370"/>
+                    </a:xfrm>
+                    <a:prstGeom prst="rect">
+                      <a:avLst/>
+                    </a:prstGeom>
+                  </pic:spPr>
+                </pic:pic>
+              </a:graphicData>
+            </a:graphic>
+          </wp:inline>
+        </w:drawing>
+      </w:r>
+    </w:p>
+    <w:p>
+      <w:pPr>
+        <w:pStyle w:val="Listeafsnit"/>
+        <w:numPr>
+          <w:ilvl w:val="0"/>
+          <w:numId w:val="6"/>
+        </w:numPr>
+        <w:spacing w:line="360" w:lineRule="auto"/>
+        <w:rPr>
+          <w:sz w:val="28"/>
+          <w:szCs w:val="28"/>
+        </w:rPr>
+      </w:pPr>
+      <w:r>
+        <w:rPr>
+          <w:sz w:val="28"/>
+          <w:szCs w:val="28"/>
+        </w:rPr>
+        <w:t xml:space="preserve">Dette åbner Windows Store, hvor du igen skal klikke </w:t>
+      </w:r>
+      <w:r>
+        <w:rPr>
+          <w:b/>
+          <w:bCs/>
+          <w:sz w:val="28"/>
+          <w:szCs w:val="28"/>
+        </w:rPr>
+        <w:t>installér</w:t>
+      </w:r>
+      <w:r>
+        <w:rPr>
+          <w:sz w:val="28"/>
+          <w:szCs w:val="28"/>
+        </w:rPr>
+        <w:t>. Luk Windows Store.</w:t>
+      </w:r>
+    </w:p>
+    <w:p>
+      <w:pPr>
+        <w:spacing w:line="360" w:lineRule="auto"/>
+        <w:rPr>
+          <w:sz w:val="28"/>
+          <w:szCs w:val="28"/>
+        </w:rPr>
+      </w:pPr>
+      <w:r>
+        <w:rPr>
+          <w:sz w:val="28"/>
+          <w:szCs w:val="28"/>
+        </w:rPr>
+        <w:t xml:space="preserve">For at åbne en fil i Notesblok, kan du ”trække og slippe” filen ind i </w:t>
+      </w:r>
+      <w:r>
+        <w:rPr>
+          <w:sz w:val="28"/>
+          <w:szCs w:val="28"/>
+        </w:rPr>
+        <w:t>Notesblok</w:t>
+      </w:r>
+      <w:r>
+        <w:rPr>
+          <w:sz w:val="28"/>
+          <w:szCs w:val="28"/>
+        </w:rPr>
+        <w:t>:</w:t>
+      </w:r>
+    </w:p>
+    <w:p>
+      <w:pPr>
+        <w:pStyle w:val="Listeafsnit"/>
+        <w:numPr>
+          <w:ilvl w:val="0"/>
+          <w:numId w:val="10"/>
+        </w:numPr>
+        <w:spacing w:line="360" w:lineRule="auto"/>
+        <w:rPr>
+          <w:sz w:val="28"/>
+          <w:szCs w:val="28"/>
+        </w:rPr>
+      </w:pPr>
+      <w:r>
+        <w:rPr>
+          <w:sz w:val="28"/>
+          <w:szCs w:val="28"/>
+        </w:rPr>
+        <w:t xml:space="preserve">Åbn </w:t>
+      </w:r>
+      <w:r>
+        <w:rPr>
+          <w:b/>
+          <w:bCs/>
+          <w:sz w:val="28"/>
+          <w:szCs w:val="28"/>
+        </w:rPr>
+        <w:t>Notesblok</w:t>
+      </w:r>
+      <w:r>
+        <w:rPr>
+          <w:b/>
+          <w:bCs/>
+          <w:sz w:val="28"/>
+          <w:szCs w:val="28"/>
+        </w:rPr>
+        <w:t>/</w:t>
+      </w:r>
+      <w:r>
+        <w:rPr>
+          <w:b/>
+          <w:bCs/>
+          <w:sz w:val="28"/>
+          <w:szCs w:val="28"/>
+        </w:rPr>
+        <w:t>Notepad</w:t>
+      </w:r>
+      <w:r>
+        <w:rPr>
+          <w:sz w:val="28"/>
+          <w:szCs w:val="28"/>
+        </w:rPr>
+        <w:t>.</w:t>
+      </w:r>
+    </w:p>
+    <w:p>
+      <w:pPr>
+        <w:numPr>
+          <w:ilvl w:val="0"/>
+          <w:numId w:val="10"/>
+        </w:numPr>
+        <w:spacing w:line="360" w:lineRule="auto"/>
+        <w:rPr>
+          <w:sz w:val="28"/>
+          <w:szCs w:val="28"/>
+        </w:rPr>
+      </w:pPr>
+      <w:r>
+        <w:rPr>
+          <w:sz w:val="28"/>
+          <w:szCs w:val="28"/>
+        </w:rPr>
+        <w:t xml:space="preserve">Find den ønskede fil i </w:t>
+      </w:r>
+      <w:r>
+        <w:rPr>
+          <w:b/>
+          <w:bCs/>
+          <w:sz w:val="28"/>
+          <w:szCs w:val="28"/>
+        </w:rPr>
+        <w:t>Stifinder</w:t>
+      </w:r>
+      <w:r>
+        <w:rPr>
+          <w:sz w:val="28"/>
+          <w:szCs w:val="28"/>
+        </w:rPr>
+        <w:t>, f</w:t>
+      </w:r>
+      <w:r>
+        <w:rPr>
+          <w:sz w:val="28"/>
+          <w:szCs w:val="28"/>
+        </w:rPr>
+        <w:t>.eks.</w:t>
+      </w:r>
+      <w:r>
+        <w:rPr>
+          <w:sz w:val="28"/>
+          <w:szCs w:val="28"/>
+        </w:rPr>
+        <w:t xml:space="preserve"> </w:t>
+      </w:r>
+      <w:proofErr w:type="spellStart"/>
+      <w:proofErr w:type="gramStart"/>
+      <w:r>
+        <w:rPr>
+          <w:sz w:val="28"/>
+          <w:szCs w:val="28"/>
+        </w:rPr>
+        <w:t>params.yaml</w:t>
+      </w:r>
+      <w:proofErr w:type="spellEnd"/>
+      <w:proofErr w:type="gramEnd"/>
+      <w:r>
+        <w:rPr>
+          <w:sz w:val="28"/>
+          <w:szCs w:val="28"/>
+        </w:rPr>
+        <w:t xml:space="preserve"> eller main.py.</w:t>
+      </w:r>
+    </w:p>
+    <w:p>
+      <w:pPr>
+        <w:numPr>
+          <w:ilvl w:val="0"/>
+          <w:numId w:val="10"/>
+        </w:numPr>
+        <w:spacing w:line="360" w:lineRule="auto"/>
+        <w:rPr>
+          <w:sz w:val="28"/>
+          <w:szCs w:val="28"/>
+        </w:rPr>
+      </w:pPr>
+      <w:r>
+        <w:rPr>
+          <w:sz w:val="28"/>
+          <w:szCs w:val="28"/>
+        </w:rPr>
+        <w:t>Træk filen fra Stifinder ind i det åbne Notesblok-vindue.</w:t>
+      </w:r>
+    </w:p>
+    <w:p>
+      <w:pPr>
+        <w:pStyle w:val="Listeafsnit"/>
+        <w:numPr>
+          <w:ilvl w:val="0"/>
+          <w:numId w:val="10"/>
+        </w:numPr>
+        <w:spacing w:line="360" w:lineRule="auto"/>
+        <w:rPr>
+          <w:sz w:val="28"/>
+          <w:szCs w:val="28"/>
+        </w:rPr>
+      </w:pPr>
+      <w:r>
+        <w:rPr>
+          <w:sz w:val="28"/>
+          <w:szCs w:val="28"/>
+        </w:rPr>
+        <w:lastRenderedPageBreak/>
+        <w:t>Filen åbner nu i Notesblok, og du kan redigere indholdet direkte.</w:t>
+      </w:r>
+    </w:p>
+    <w:p>
+      <w:pPr>
+        <w:spacing w:line="360" w:lineRule="auto"/>
+        <w:rPr>
+          <w:sz w:val="28"/>
+          <w:szCs w:val="28"/>
+        </w:rPr>
+      </w:pPr>
+      <w:r>
+        <w:rPr>
+          <w:sz w:val="28"/>
+          <w:szCs w:val="28"/>
+        </w:rPr>
+        <w:t xml:space="preserve">Man kan også åbne en fil i </w:t>
+      </w:r>
+      <w:r>
+        <w:rPr>
+          <w:sz w:val="28"/>
+          <w:szCs w:val="28"/>
+        </w:rPr>
+        <w:t>Notesblok</w:t>
+      </w:r>
+      <w:r>
+        <w:rPr>
+          <w:sz w:val="28"/>
+          <w:szCs w:val="28"/>
+        </w:rPr>
+        <w:t xml:space="preserve"> via </w:t>
+      </w:r>
+      <w:r>
+        <w:rPr>
+          <w:sz w:val="28"/>
+          <w:szCs w:val="28"/>
+        </w:rPr>
+        <w:t>PowerShell</w:t>
+      </w:r>
+      <w:r>
+        <w:rPr>
+          <w:sz w:val="28"/>
+          <w:szCs w:val="28"/>
+        </w:rPr>
+        <w:t>:</w:t>
+      </w:r>
+    </w:p>
+    <w:p>
+      <w:pPr>
+        <w:pStyle w:val="Listeafsnit"/>
+        <w:numPr>
+          <w:ilvl w:val="0"/>
+          <w:numId w:val="9"/>
+        </w:numPr>
+        <w:spacing w:line="360" w:lineRule="auto"/>
+        <w:rPr>
+          <w:sz w:val="28"/>
+          <w:szCs w:val="28"/>
+        </w:rPr>
+      </w:pPr>
+      <w:bookmarkStart w:id="10" w:name="_Hlk210156877"/>
+      <w:bookmarkEnd w:id="9"/>
+      <w:r>
+        <w:rPr>
+          <w:sz w:val="28"/>
+          <w:szCs w:val="28"/>
+        </w:rPr>
+        <w:t xml:space="preserve">Hvis du allerede har åbnet </w:t>
+      </w:r>
+      <w:r>
+        <w:rPr>
+          <w:sz w:val="28"/>
+          <w:szCs w:val="28"/>
+        </w:rPr>
+        <w:t>PowerShell</w:t>
+      </w:r>
+      <w:r>
+        <w:rPr>
+          <w:sz w:val="28"/>
+          <w:szCs w:val="28"/>
+        </w:rPr>
+        <w:t xml:space="preserve"> og navigeret til den rette mappe så gå til punkt 2</w:t>
+      </w:r>
+      <w:r>
+        <w:rPr>
+          <w:sz w:val="28"/>
+          <w:szCs w:val="28"/>
+        </w:rPr>
+        <w:t xml:space="preserve"> nedenfor</w:t>
+      </w:r>
+      <w:r>
+        <w:rPr>
+          <w:sz w:val="28"/>
+          <w:szCs w:val="28"/>
+        </w:rPr>
+        <w:t xml:space="preserve">. Ellers gentag punkt 2 til 6 i afsnittet </w:t>
+      </w:r>
+      <w:r>
+        <w:rPr>
+          <w:b/>
+          <w:bCs/>
+          <w:sz w:val="28"/>
+          <w:szCs w:val="28"/>
+        </w:rPr>
+        <w:t>Kørsel af programmet</w:t>
+      </w:r>
+      <w:r>
+        <w:rPr>
+          <w:sz w:val="28"/>
+          <w:szCs w:val="28"/>
+        </w:rPr>
+        <w:t>.</w:t>
+      </w:r>
       <w:bookmarkStart w:id="11" w:name="_Hlk210157075"/>
       <w:bookmarkEnd w:id="10"/>
+    </w:p>
+    <w:p>
+      <w:pPr>
+        <w:pStyle w:val="Listeafsnit"/>
+        <w:numPr>
+          <w:ilvl w:val="0"/>
+          <w:numId w:val="9"/>
+        </w:numPr>
+        <w:spacing w:line="360" w:lineRule="auto"/>
+        <w:rPr>
+          <w:sz w:val="28"/>
+          <w:szCs w:val="28"/>
+        </w:rPr>
+      </w:pPr>
       <w:r>
         <w:rPr>
           <w:sz w:val="28"/>
@@ -4248,18 +5019,7 @@
           <w:sz w:val="28"/>
           <w:szCs w:val="28"/>
         </w:rPr>
-        <w:t>filnavn</w:t>
-      </w:r>
-      <w:r>
-        <w:rPr>
-          <w:b/>
-          <w:bCs/>
-          <w:i/>
-          <w:iCs/>
-          <w:sz w:val="28"/>
-          <w:szCs w:val="28"/>
-        </w:rPr>
-        <w:t>.filtype</w:t>
+        <w:t>filnavn.filtype</w:t>
       </w:r>
       <w:bookmarkEnd w:id="12"/>
       <w:proofErr w:type="spellEnd"/>
@@ -4367,8 +5127,6 @@
           <w:b/>
           <w:bCs/>
           <w:noProof/>
-          <w:sz w:val="28"/>
-          <w:szCs w:val="28"/>
         </w:rPr>
         <mc:AlternateContent>
           <mc:Choice Requires="wpg">
@@ -4427,7 +5185,7 @@
                           </pic:cNvPicPr>
                         </pic:nvPicPr>
                         <pic:blipFill rotWithShape="1">
-                          <a:blip r:embed="rId20">
+                          <a:blip r:embed="rId25">
                             <a:extLst>
                               <a:ext uri="{28A0092B-C50C-407E-A947-70E740481C1C}">
                                 <a14:useLocalDpi xmlns:a14="http://schemas.microsoft.com/office/drawing/2010/main" val="0"/>
@@ -4486,10 +5244,10 @@
                   <o:lock v:ext="edit" aspectratio="t"/>
                 </v:shapetype>
                 <v:shape id="Billede 1" o:spid="_x0000_s1027" type="#_x0000_t75" alt="Et billede, der indeholder tekst, skærmbillede, Font/skrifttype&#10;&#10;AI-genereret indhold kan være ukorrekt." style="position:absolute;width:61201;height:13671;visibility:visible;mso-wrap-style:square" o:gfxdata="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">
-                  <v:imagedata r:id="rId21" o:title="skrifttype&#10;&#10;AI-genereret indhold kan være ukorrekt"/>
+                  <v:imagedata r:id="rId26" o:title="skrifttype&#10;&#10;AI-genereret indhold kan være ukorrekt"/>
                 </v:shape>
                 <v:shape id="Billede 1" o:spid="_x0000_s1028" type="#_x0000_t75" style="position:absolute;left:33845;top:11239;width:17132;height:1581;visibility:visible;mso-wrap-style:square" o:gfxdata="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">
-                  <v:imagedata r:id="rId22" o:title="" croptop="2703f"/>
+                  <v:imagedata r:id="rId27" o:title="" croptop="2703f"/>
                 </v:shape>
                 <w10:anchorlock/>
               </v:group>
@@ -4500,156 +5258,27 @@
     </w:p>
     <w:p>
       <w:pPr>
-        <w:pStyle w:val="Listeafsnit"/>
-        <w:numPr>
-          <w:ilvl w:val="0"/>
-          <w:numId w:val="6"/>
-        </w:numPr>
-        <w:spacing w:line="360" w:lineRule="auto"/>
-        <w:rPr>
-          <w:sz w:val="28"/>
-          <w:szCs w:val="28"/>
-        </w:rPr>
-      </w:pPr>
-      <w:r>
-        <w:rPr>
-          <w:b/>
-          <w:bCs/>
-          <w:sz w:val="28"/>
-          <w:szCs w:val="28"/>
-        </w:rPr>
-        <w:t>Alternativt</w:t>
-      </w:r>
-      <w:r>
-        <w:rPr>
-          <w:sz w:val="28"/>
-          <w:szCs w:val="28"/>
-        </w:rPr>
-        <w:t>: Åbn Notesblok</w:t>
-      </w:r>
-      <w:r>
-        <w:rPr>
-          <w:sz w:val="28"/>
-          <w:szCs w:val="28"/>
-        </w:rPr>
-        <w:t>. Hvis der øverst</w:t>
-      </w:r>
-      <w:r>
-        <w:rPr>
-          <w:sz w:val="28"/>
-          <w:szCs w:val="28"/>
-        </w:rPr>
-        <w:t xml:space="preserve"> står, at der findes en nyere udgave, så skal du klikke på </w:t>
-      </w:r>
-      <w:r>
-        <w:rPr>
-          <w:sz w:val="28"/>
-          <w:szCs w:val="28"/>
-        </w:rPr>
-        <w:t>installations</w:t>
-      </w:r>
-      <w:r>
-        <w:rPr>
-          <w:sz w:val="28"/>
-          <w:szCs w:val="28"/>
-        </w:rPr>
-        <w:t>knappen</w:t>
-      </w:r>
-      <w:r>
-        <w:rPr>
-          <w:sz w:val="28"/>
-          <w:szCs w:val="28"/>
-        </w:rPr>
-        <w:t xml:space="preserve">. </w:t>
-      </w:r>
-      <w:r>
-        <w:rPr>
-          <w:sz w:val="28"/>
-          <w:szCs w:val="28"/>
-        </w:rPr>
-        <w:t>Det ser sådan ud:</w:t>
-      </w:r>
-      <w:r>
-        <w:rPr>
-          <w:sz w:val="28"/>
-          <w:szCs w:val="28"/>
-        </w:rPr>
-        <w:br/>
-      </w:r>
-      <w:r>
-        <w:rPr>
-          <w:noProof/>
-          <w:sz w:val="28"/>
-          <w:szCs w:val="28"/>
-        </w:rPr>
-        <w:drawing>
-          <wp:inline distT="0" distB="0" distL="0" distR="0" wp14:anchorId="4D00482F" wp14:editId="4651EDD0">
-            <wp:extent cx="3905795" cy="1038370"/>
-            <wp:effectExtent l="0" t="0" r="0" b="9525"/>
-            <wp:docPr id="1056710852" name="Billede 1" descr="Et billede, der indeholder tekst, skærmbillede, Font/skrifttype, linje/række&#10;&#10;AI-genereret indhold kan være ukorrekt."/>
-            <wp:cNvGraphicFramePr>
-              <a:graphicFrameLocks xmlns:a="http://schemas.openxmlformats.org/drawingml/2006/main" noChangeAspect="1"/>
-            </wp:cNvGraphicFramePr>
-            <a:graphic xmlns:a="http://schemas.openxmlformats.org/drawingml/2006/main">
-              <a:graphicData uri="http://schemas.openxmlformats.org/drawingml/2006/picture">
-                <pic:pic xmlns:pic="http://schemas.openxmlformats.org/drawingml/2006/picture">
-                  <pic:nvPicPr>
-                    <pic:cNvPr id="1056710852" name="Billede 1" descr="Et billede, der indeholder tekst, skærmbillede, Font/skrifttype, linje/række&#10;&#10;AI-genereret indhold kan være ukorrekt."/>
-                    <pic:cNvPicPr/>
-                  </pic:nvPicPr>
-                  <pic:blipFill>
-                    <a:blip r:embed="rId23"/>
-                    <a:stretch>
-                      <a:fillRect/>
-                    </a:stretch>
-                  </pic:blipFill>
-                  <pic:spPr>
-                    <a:xfrm>
-                      <a:off x="0" y="0"/>
-                      <a:ext cx="3905795" cy="1038370"/>
-                    </a:xfrm>
-                    <a:prstGeom prst="rect">
-                      <a:avLst/>
-                    </a:prstGeom>
-                  </pic:spPr>
-                </pic:pic>
-              </a:graphicData>
-            </a:graphic>
-          </wp:inline>
-        </w:drawing>
-      </w:r>
-      <w:r>
-        <w:rPr>
-          <w:sz w:val="28"/>
-          <w:szCs w:val="28"/>
-        </w:rPr>
-        <w:br/>
-        <w:t xml:space="preserve">Dette åbner Windows Store, hvor du igen skal klikke </w:t>
-      </w:r>
-      <w:r>
-        <w:rPr>
-          <w:b/>
-          <w:bCs/>
-          <w:sz w:val="28"/>
-          <w:szCs w:val="28"/>
-        </w:rPr>
-        <w:t>installér</w:t>
-      </w:r>
-      <w:r>
-        <w:rPr>
-          <w:sz w:val="28"/>
-          <w:szCs w:val="28"/>
-        </w:rPr>
-        <w:t>. Luk Windows Store.</w:t>
+        <w:pStyle w:val="Overskrift2"/>
+      </w:pPr>
+      <w:bookmarkStart w:id="14" w:name="_Hlk210157177"/>
+      <w:r>
+        <w:t>Standardin</w:t>
+      </w:r>
+      <w:r>
+        <w:t>d</w:t>
+      </w:r>
+      <w:r>
+        <w:t>stilli</w:t>
+      </w:r>
+      <w:r>
+        <w:t>n</w:t>
+      </w:r>
+      <w:r>
+        <w:t>ger for programmet</w:t>
       </w:r>
     </w:p>
     <w:p>
       <w:pPr>
-        <w:pStyle w:val="Listeafsnit"/>
-        <w:numPr>
-          <w:ilvl w:val="0"/>
-          <w:numId w:val="6"/>
-        </w:numPr>
         <w:spacing w:line="360" w:lineRule="auto"/>
         <w:rPr>
           <w:sz w:val="28"/>
@@ -4661,51 +5290,68 @@
           <w:sz w:val="28"/>
           <w:szCs w:val="28"/>
         </w:rPr>
-        <w:t>Efter installation</w:t>
-      </w:r>
-      <w:r>
-        <w:rPr>
-          <w:sz w:val="28"/>
-          <w:szCs w:val="28"/>
-        </w:rPr>
-        <w:t xml:space="preserve"> burde du nu kunne navigere til den ønskede fil, </w:t>
-      </w:r>
-      <w:r>
-        <w:rPr>
-          <w:b/>
-          <w:bCs/>
-          <w:sz w:val="28"/>
-          <w:szCs w:val="28"/>
-        </w:rPr>
-        <w:t>højreklikke</w:t>
-      </w:r>
-      <w:r>
-        <w:rPr>
-          <w:sz w:val="28"/>
-          <w:szCs w:val="28"/>
-        </w:rPr>
-        <w:t xml:space="preserve"> på den</w:t>
-      </w:r>
-      <w:r>
-        <w:rPr>
-          <w:sz w:val="28"/>
-          <w:szCs w:val="28"/>
-        </w:rPr>
-        <w:t>ne</w:t>
-      </w:r>
-      <w:r>
-        <w:rPr>
-          <w:sz w:val="28"/>
-          <w:szCs w:val="28"/>
-        </w:rPr>
-        <w:t xml:space="preserve">, </w:t>
-      </w:r>
-      <w:r>
-        <w:rPr>
-          <w:sz w:val="28"/>
-          <w:szCs w:val="28"/>
-        </w:rPr>
-        <w:t>vælge</w:t>
+        <w:t xml:space="preserve">Nedenfor er listet standardværdier for </w:t>
+      </w:r>
+      <w:proofErr w:type="spellStart"/>
+      <w:proofErr w:type="gramStart"/>
+      <w:r>
+        <w:rPr>
+          <w:b/>
+          <w:bCs/>
+          <w:sz w:val="28"/>
+          <w:szCs w:val="28"/>
+        </w:rPr>
+        <w:t>parameters.yaml</w:t>
+      </w:r>
+      <w:proofErr w:type="spellEnd"/>
+      <w:proofErr w:type="gramEnd"/>
+      <w:r>
+        <w:rPr>
+          <w:sz w:val="28"/>
+          <w:szCs w:val="28"/>
+        </w:rPr>
+        <w:t xml:space="preserve"> og </w:t>
+      </w:r>
+      <w:proofErr w:type="spellStart"/>
+      <w:proofErr w:type="gramStart"/>
+      <w:r>
+        <w:rPr>
+          <w:b/>
+          <w:bCs/>
+          <w:sz w:val="28"/>
+          <w:szCs w:val="28"/>
+        </w:rPr>
+        <w:t>config.yaml</w:t>
+      </w:r>
+      <w:proofErr w:type="spellEnd"/>
+      <w:proofErr w:type="gramEnd"/>
+      <w:r>
+        <w:rPr>
+          <w:sz w:val="28"/>
+          <w:szCs w:val="28"/>
+        </w:rPr>
+        <w:t>-filerne. Kopier dem ind, hvis du ønsker at skifte program</w:t>
+      </w:r>
+      <w:r>
+        <w:rPr>
+          <w:sz w:val="28"/>
+          <w:szCs w:val="28"/>
+        </w:rPr>
+        <w:t>tilstand</w:t>
+      </w:r>
+      <w:r>
+        <w:rPr>
+          <w:sz w:val="28"/>
+          <w:szCs w:val="28"/>
+        </w:rPr>
+        <w:t xml:space="preserve"> eller har rodet for meget ved programmet, og gerne vil se et normalt resultat.</w:t>
+      </w:r>
+      <w:r>
+        <w:rPr>
+          <w:sz w:val="28"/>
+          <w:szCs w:val="28"/>
+        </w:rPr>
+        <w:t xml:space="preserve"> Der er angivet med kursiv, hvis værdien er ændret i forhold til standardtilstanden. Nogle felter er tomme: dette er ikke en fejl, men betyder blot at programmet anvender den indbyggede standardværdi.</w:t>
       </w:r>
       <w:r>
         <w:rPr>
@@ -4716,295 +5362,54 @@
       </w:r>
       <w:r>
         <w:rPr>
-          <w:b/>
-          <w:bCs/>
-          <w:sz w:val="28"/>
-          <w:szCs w:val="28"/>
-        </w:rPr>
-        <w:t>Å</w:t>
-      </w:r>
-      <w:r>
-        <w:rPr>
-          <w:b/>
-          <w:bCs/>
-          <w:sz w:val="28"/>
-          <w:szCs w:val="28"/>
-        </w:rPr>
-        <w:t>bn med</w:t>
-      </w:r>
-      <w:r>
-        <w:rPr>
-          <w:b/>
-          <w:bCs/>
-          <w:sz w:val="28"/>
-          <w:szCs w:val="28"/>
-        </w:rPr>
-        <w:t xml:space="preserve"> </w:t>
-      </w:r>
-      <w:r>
-        <w:rPr>
-          <w:sz w:val="28"/>
-          <w:szCs w:val="28"/>
-        </w:rPr>
-        <w:t>og derefter</w:t>
-      </w:r>
-      <w:r>
-        <w:rPr>
-          <w:sz w:val="28"/>
-          <w:szCs w:val="28"/>
-        </w:rPr>
-        <w:t xml:space="preserve"> </w:t>
-      </w:r>
-      <w:r>
-        <w:rPr>
-          <w:b/>
-          <w:bCs/>
-          <w:sz w:val="28"/>
-          <w:szCs w:val="28"/>
-        </w:rPr>
-        <w:t>Vælg en anden app</w:t>
-      </w:r>
-      <w:r>
-        <w:rPr>
-          <w:b/>
-          <w:bCs/>
-          <w:sz w:val="28"/>
-          <w:szCs w:val="28"/>
-        </w:rPr>
-        <w:t xml:space="preserve">. </w:t>
-      </w:r>
-      <w:proofErr w:type="spellStart"/>
-      <w:r>
-        <w:rPr>
-          <w:sz w:val="28"/>
-          <w:szCs w:val="28"/>
-        </w:rPr>
-        <w:lastRenderedPageBreak/>
-        <w:t>Scroll</w:t>
-      </w:r>
-      <w:proofErr w:type="spellEnd"/>
-      <w:r>
-        <w:rPr>
-          <w:sz w:val="28"/>
-          <w:szCs w:val="28"/>
-        </w:rPr>
-        <w:t xml:space="preserve"> ned og vælg Notesblok</w:t>
-      </w:r>
-      <w:r>
-        <w:rPr>
-          <w:sz w:val="28"/>
-          <w:szCs w:val="28"/>
-        </w:rPr>
-        <w:t xml:space="preserve">. </w:t>
-      </w:r>
-      <w:r>
-        <w:rPr>
-          <w:sz w:val="28"/>
-          <w:szCs w:val="28"/>
-        </w:rPr>
-        <w:t>Logoet</w:t>
-      </w:r>
-      <w:r>
-        <w:rPr>
-          <w:sz w:val="28"/>
-          <w:szCs w:val="28"/>
-        </w:rPr>
-        <w:t xml:space="preserve"> ser sådan ud:</w:t>
-      </w:r>
-      <w:r>
-        <w:rPr>
-          <w:sz w:val="28"/>
-          <w:szCs w:val="28"/>
-        </w:rPr>
-        <w:br/>
-      </w:r>
-      <w:r>
-        <w:rPr>
-          <w:noProof/>
-          <w:sz w:val="28"/>
-          <w:szCs w:val="28"/>
-        </w:rPr>
-        <w:drawing>
-          <wp:inline distT="0" distB="0" distL="0" distR="0" wp14:anchorId="6E65E473" wp14:editId="353D88DF">
-            <wp:extent cx="1841500" cy="654050"/>
-            <wp:effectExtent l="0" t="0" r="6350" b="0"/>
-            <wp:docPr id="30389282" name="Billede 1" descr="Et billede, der indeholder tekst, skærmbillede, Font/skrifttype, design&#10;&#10;AI-genereret indhold kan være ukorrekt."/>
-            <wp:cNvGraphicFramePr>
-              <a:graphicFrameLocks xmlns:a="http://schemas.openxmlformats.org/drawingml/2006/main" noChangeAspect="1"/>
-            </wp:cNvGraphicFramePr>
-            <a:graphic xmlns:a="http://schemas.openxmlformats.org/drawingml/2006/main">
-              <a:graphicData uri="http://schemas.openxmlformats.org/drawingml/2006/picture">
-                <pic:pic xmlns:pic="http://schemas.openxmlformats.org/drawingml/2006/picture">
-                  <pic:nvPicPr>
-                    <pic:cNvPr id="30389282" name="Billede 1" descr="Et billede, der indeholder tekst, skærmbillede, Font/skrifttype, design&#10;&#10;AI-genereret indhold kan være ukorrekt."/>
-                    <pic:cNvPicPr/>
-                  </pic:nvPicPr>
-                  <pic:blipFill rotWithShape="1">
-                    <a:blip r:embed="rId24"/>
-                    <a:srcRect l="16373" t="11348" r="15790" b="15603"/>
-                    <a:stretch>
-                      <a:fillRect/>
-                    </a:stretch>
-                  </pic:blipFill>
-                  <pic:spPr bwMode="auto">
-                    <a:xfrm>
-                      <a:off x="0" y="0"/>
-                      <a:ext cx="1841757" cy="654141"/>
-                    </a:xfrm>
-                    <a:prstGeom prst="rect">
-                      <a:avLst/>
-                    </a:prstGeom>
-                    <a:ln>
-                      <a:noFill/>
-                    </a:ln>
-                    <a:extLst>
-                      <a:ext uri="{53640926-AAD7-44D8-BBD7-CCE9431645EC}">
-                        <a14:shadowObscured xmlns:a14="http://schemas.microsoft.com/office/drawing/2010/main"/>
-                      </a:ext>
-                    </a:extLst>
-                  </pic:spPr>
-                </pic:pic>
-              </a:graphicData>
-            </a:graphic>
-          </wp:inline>
-        </w:drawing>
+          <w:sz w:val="28"/>
+          <w:szCs w:val="28"/>
+        </w:rPr>
+        <w:t>Gå til det næste</w:t>
+      </w:r>
+      <w:r>
+        <w:rPr>
+          <w:sz w:val="28"/>
+          <w:szCs w:val="28"/>
+        </w:rPr>
+        <w:t xml:space="preserve"> afsnit </w:t>
+      </w:r>
+      <w:r>
+        <w:rPr>
+          <w:sz w:val="28"/>
+          <w:szCs w:val="28"/>
+        </w:rPr>
+        <w:t>for at få en beskrivelse af</w:t>
+      </w:r>
+      <w:r>
+        <w:rPr>
+          <w:sz w:val="28"/>
+          <w:szCs w:val="28"/>
+        </w:rPr>
+        <w:t xml:space="preserve"> betydningen af de forskellige parametre og konfigurationsværdier.</w:t>
       </w:r>
     </w:p>
     <w:p>
       <w:pPr>
-        <w:pStyle w:val="Overskrift2"/>
-      </w:pPr>
-      <w:bookmarkStart w:id="14" w:name="_Hlk210157177"/>
-      <w:r>
-        <w:t>Standardin</w:t>
-      </w:r>
-      <w:r>
-        <w:t>d</w:t>
-      </w:r>
-      <w:r>
-        <w:t>stilli</w:t>
-      </w:r>
-      <w:r>
-        <w:t>n</w:t>
-      </w:r>
-      <w:r>
-        <w:t>ger for programmet</w:t>
+        <w:rPr>
+          <w:b/>
+          <w:bCs/>
+          <w:sz w:val="28"/>
+          <w:szCs w:val="28"/>
+        </w:rPr>
+      </w:pPr>
+      <w:r>
+        <w:rPr>
+          <w:b/>
+          <w:bCs/>
+          <w:sz w:val="28"/>
+          <w:szCs w:val="28"/>
+        </w:rPr>
+        <w:br w:type="page"/>
       </w:r>
     </w:p>
     <w:p>
       <w:pPr>
-        <w:spacing w:line="360" w:lineRule="auto"/>
-        <w:rPr>
-          <w:sz w:val="28"/>
-          <w:szCs w:val="28"/>
-        </w:rPr>
-      </w:pPr>
-      <w:r>
-        <w:rPr>
-          <w:sz w:val="28"/>
-          <w:szCs w:val="28"/>
-        </w:rPr>
-        <w:t xml:space="preserve">Nedenfor er listet standardværdier for </w:t>
-      </w:r>
-      <w:proofErr w:type="spellStart"/>
-      <w:proofErr w:type="gramStart"/>
-      <w:r>
-        <w:rPr>
-          <w:b/>
-          <w:bCs/>
-          <w:sz w:val="28"/>
-          <w:szCs w:val="28"/>
-        </w:rPr>
-        <w:t>parameters.yaml</w:t>
-      </w:r>
-      <w:proofErr w:type="spellEnd"/>
-      <w:proofErr w:type="gramEnd"/>
-      <w:r>
-        <w:rPr>
-          <w:sz w:val="28"/>
-          <w:szCs w:val="28"/>
-        </w:rPr>
-        <w:t xml:space="preserve"> og </w:t>
-      </w:r>
-      <w:proofErr w:type="spellStart"/>
-      <w:proofErr w:type="gramStart"/>
-      <w:r>
-        <w:rPr>
-          <w:b/>
-          <w:bCs/>
-          <w:sz w:val="28"/>
-          <w:szCs w:val="28"/>
-        </w:rPr>
-        <w:t>config.yaml</w:t>
-      </w:r>
-      <w:proofErr w:type="spellEnd"/>
-      <w:proofErr w:type="gramEnd"/>
-      <w:r>
-        <w:rPr>
-          <w:sz w:val="28"/>
-          <w:szCs w:val="28"/>
-        </w:rPr>
-        <w:t>-filerne. Kopier dem ind, hvis du ønsker at skifte program</w:t>
-      </w:r>
-      <w:r>
-        <w:rPr>
-          <w:sz w:val="28"/>
-          <w:szCs w:val="28"/>
-        </w:rPr>
-        <w:t>tilstand</w:t>
-      </w:r>
-      <w:r>
-        <w:rPr>
-          <w:sz w:val="28"/>
-          <w:szCs w:val="28"/>
-        </w:rPr>
-        <w:t xml:space="preserve"> eller har rodet for meget ved programmet, og gerne vil se et normalt resultat.</w:t>
-      </w:r>
-      <w:r>
-        <w:rPr>
-          <w:sz w:val="28"/>
-          <w:szCs w:val="28"/>
-        </w:rPr>
-        <w:t xml:space="preserve"> Der er angivet med kursiv, hvis værdien er ændret i forhold til standardtilstanden. Nogle felter er tomme: dette er ikke en fejl, men betyder blot at programmet anvender den indbyggede standardværdi.</w:t>
-      </w:r>
-      <w:r>
-        <w:rPr>
-          <w:sz w:val="28"/>
-          <w:szCs w:val="28"/>
-        </w:rPr>
-        <w:t xml:space="preserve"> </w:t>
-      </w:r>
-      <w:r>
-        <w:rPr>
-          <w:sz w:val="28"/>
-          <w:szCs w:val="28"/>
-        </w:rPr>
-        <w:t>Gå til det næste</w:t>
-      </w:r>
-      <w:r>
-        <w:rPr>
-          <w:sz w:val="28"/>
-          <w:szCs w:val="28"/>
-        </w:rPr>
-        <w:t xml:space="preserve"> afsnit </w:t>
-      </w:r>
-      <w:r>
-        <w:rPr>
-          <w:sz w:val="28"/>
-          <w:szCs w:val="28"/>
-        </w:rPr>
-        <w:t>for at få en beskrivelse af</w:t>
-      </w:r>
-      <w:r>
-        <w:rPr>
-          <w:sz w:val="28"/>
-          <w:szCs w:val="28"/>
-        </w:rPr>
-        <w:t xml:space="preserve"> betydningen af de forskellige parametre og konfigurationsværdier.</w:t>
-      </w:r>
-    </w:p>
-    <w:p>
-      <w:pPr>
         <w:spacing w:after="0" w:line="360" w:lineRule="auto"/>
         <w:rPr>
           <w:b/>
@@ -5021,6 +5426,7 @@
           <w:sz w:val="28"/>
           <w:szCs w:val="28"/>
         </w:rPr>
+        <w:lastRenderedPageBreak/>
         <w:t>Standardopsætning til simulering af effekten af en forcering på 4 W/m</w:t>
       </w:r>
       <w:r>
@@ -5376,7 +5782,7 @@
           </mc:Choice>
           <mc:Fallback>
             <w:pict>
-              <v:shape w14:anchorId="69272808" id="Tekstfelt 5" o:spid="_x0000_s1030" type="#_x0000_t202" style="width:1in;height:164.5pt;visibility:visible;mso-wrap-style:none;mso-left-percent:-10001;mso-top-percent:-10001;mso-position-horizontal:absolute;mso-position-horizontal-relative:char;mso-position-vertical:absolute;mso-position-vertical-relative:line;mso-left-percent:-10001;mso-top-percent:-10001;v-text-anchor:top" o:gfxdata="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" fillcolor="#00b050" strokeweight=".5pt">
+              <v:shape w14:anchorId="69272808" id="Tekstfelt 5" o:spid="_x0000_s1038" type="#_x0000_t202" style="width:1in;height:164.5pt;visibility:visible;mso-wrap-style:none;mso-left-percent:-10001;mso-top-percent:-10001;mso-position-horizontal:absolute;mso-position-horizontal-relative:char;mso-position-vertical:absolute;mso-position-vertical-relative:line;mso-left-percent:-10001;mso-top-percent:-10001;v-text-anchor:top" o:gfxdata="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" fillcolor="#00b050" strokeweight=".5pt">
                 <v:textbox>
                   <w:txbxContent>
                     <w:p>
@@ -5945,7 +6351,7 @@
           </mc:Choice>
           <mc:Fallback>
             <w:pict>
-              <v:shape w14:anchorId="16E06B5F" id="_x0000_s1031" type="#_x0000_t202" style="width:1in;height:164.5pt;visibility:visible;mso-wrap-style:none;mso-left-percent:-10001;mso-top-percent:-10001;mso-position-horizontal:absolute;mso-position-horizontal-relative:char;mso-position-vertical:absolute;mso-position-vertical-relative:line;mso-left-percent:-10001;mso-top-percent:-10001;v-text-anchor:top" o:gfxdata="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" fillcolor="#00b0f0" strokeweight=".5pt">
+              <v:shape w14:anchorId="16E06B5F" id="_x0000_s1039" type="#_x0000_t202" style="width:1in;height:164.5pt;visibility:visible;mso-wrap-style:none;mso-left-percent:-10001;mso-top-percent:-10001;mso-position-horizontal:absolute;mso-position-horizontal-relative:char;mso-position-vertical:absolute;mso-position-vertical-relative:line;mso-left-percent:-10001;mso-top-percent:-10001;v-text-anchor:top" o:gfxdata="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" fillcolor="#00b0f0" strokeweight=".5pt">
                 <v:textbox>
                   <w:txbxContent>
                     <w:p>
@@ -6176,25 +6582,6 @@
     </w:p>
     <w:p>
       <w:pPr>
-        <w:rPr>
-          <w:b/>
-          <w:bCs/>
-          <w:sz w:val="28"/>
-          <w:szCs w:val="28"/>
-        </w:rPr>
-      </w:pPr>
-      <w:r>
-        <w:rPr>
-          <w:b/>
-          <w:bCs/>
-          <w:sz w:val="28"/>
-          <w:szCs w:val="28"/>
-        </w:rPr>
-        <w:br w:type="page"/>
-      </w:r>
-    </w:p>
-    <w:p>
-      <w:pPr>
         <w:spacing w:line="360" w:lineRule="auto"/>
         <w:rPr>
           <w:b/>
@@ -6210,7 +6597,6 @@
           <w:sz w:val="28"/>
           <w:szCs w:val="28"/>
         </w:rPr>
-        <w:lastRenderedPageBreak/>
         <w:t>Standardopsætning men med variabel havdybde</w:t>
       </w:r>
     </w:p>
@@ -6233,9 +6619,9 @@
         <mc:AlternateContent>
           <mc:Choice Requires="wps">
             <w:drawing>
-              <wp:inline distT="0" distB="0" distL="0" distR="0" wp14:anchorId="3EBA9738" wp14:editId="174816F0">
-                <wp:extent cx="914400" cy="2089150"/>
-                <wp:effectExtent l="0" t="0" r="19050" b="25400"/>
+              <wp:inline distT="0" distB="0" distL="0" distR="0" wp14:anchorId="3EBA9738" wp14:editId="7E2FDC3C">
+                <wp:extent cx="914400" cy="1908000"/>
+                <wp:effectExtent l="0" t="0" r="22225" b="16510"/>
                 <wp:docPr id="1738998054" name="Tekstfelt 5"/>
                 <wp:cNvGraphicFramePr/>
                 <a:graphic xmlns:a="http://schemas.openxmlformats.org/drawingml/2006/main">
@@ -6245,7 +6631,7 @@
                       <wps:spPr>
                         <a:xfrm>
                           <a:off x="0" y="0"/>
-                          <a:ext cx="914400" cy="2089150"/>
+                          <a:ext cx="914400" cy="1908000"/>
                         </a:xfrm>
                         <a:prstGeom prst="rect">
                           <a:avLst/>
@@ -6480,9 +6866,10 @@
                             <w:pPr>
                               <w:spacing w:after="0"/>
                               <w:rPr>
-                                <w:sz w:val="24"/>
-                                <w:szCs w:val="24"/>
-                                <w:lang w:val="en-US"/>
+                                <w:i/>
+                                <w:iCs/>
+                                <w:sz w:val="24"/>
+                                <w:szCs w:val="24"/>
                               </w:rPr>
                             </w:pPr>
                             <w:r>
@@ -6492,25 +6879,6 @@
                                 <w:lang w:val="en-US"/>
                               </w:rPr>
                               <w:t>F: 4</w:t>
-                            </w:r>
-                          </w:p>
-                          <w:p>
-                            <w:pPr>
-                              <w:rPr>
-                                <w:i/>
-                                <w:iCs/>
-                                <w:sz w:val="24"/>
-                                <w:szCs w:val="24"/>
-                              </w:rPr>
-                            </w:pPr>
-                            <w:r>
-                              <w:rPr>
-                                <w:i/>
-                                <w:iCs/>
-                                <w:sz w:val="24"/>
-                                <w:szCs w:val="24"/>
-                              </w:rPr>
-                              <w:t>SD:</w:t>
                             </w:r>
                           </w:p>
                         </w:txbxContent>
@@ -6529,7 +6897,7 @@
           </mc:Choice>
           <mc:Fallback>
             <w:pict>
-              <v:shape w14:anchorId="3EBA9738" id="_x0000_s1032" type="#_x0000_t202" style="width:1in;height:164.5pt;visibility:visible;mso-wrap-style:none;mso-left-percent:-10001;mso-top-percent:-10001;mso-position-horizontal:absolute;mso-position-horizontal-relative:char;mso-position-vertical:absolute;mso-position-vertical-relative:line;mso-left-percent:-10001;mso-top-percent:-10001;v-text-anchor:top" o:gfxdata="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" fillcolor="#00b050" strokeweight=".5pt">
+              <v:shape w14:anchorId="3EBA9738" id="_x0000_s1040" type="#_x0000_t202" style="width:1in;height:150.25pt;visibility:visible;mso-wrap-style:none;mso-left-percent:-10001;mso-top-percent:-10001;mso-position-horizontal:absolute;mso-position-horizontal-relative:char;mso-position-vertical:absolute;mso-position-vertical-relative:line;mso-left-percent:-10001;mso-top-percent:-10001;v-text-anchor:top" o:gfxdata="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" fillcolor="#00b050" strokeweight=".5pt">
                 <v:textbox>
                   <w:txbxContent>
                     <w:p>
@@ -6751,9 +7119,10 @@
                       <w:pPr>
                         <w:spacing w:after="0"/>
                         <w:rPr>
-                          <w:sz w:val="24"/>
-                          <w:szCs w:val="24"/>
-                          <w:lang w:val="en-US"/>
+                          <w:i/>
+                          <w:iCs/>
+                          <w:sz w:val="24"/>
+                          <w:szCs w:val="24"/>
                         </w:rPr>
                       </w:pPr>
                       <w:r>
@@ -6763,25 +7132,6 @@
                           <w:lang w:val="en-US"/>
                         </w:rPr>
                         <w:t>F: 4</w:t>
-                      </w:r>
-                    </w:p>
-                    <w:p>
-                      <w:pPr>
-                        <w:rPr>
-                          <w:i/>
-                          <w:iCs/>
-                          <w:sz w:val="24"/>
-                          <w:szCs w:val="24"/>
-                        </w:rPr>
-                      </w:pPr>
-                      <w:r>
-                        <w:rPr>
-                          <w:i/>
-                          <w:iCs/>
-                          <w:sz w:val="24"/>
-                          <w:szCs w:val="24"/>
-                        </w:rPr>
-                        <w:t>SD:</w:t>
                       </w:r>
                     </w:p>
                   </w:txbxContent>
@@ -6810,9 +7160,9 @@
         <mc:AlternateContent>
           <mc:Choice Requires="wps">
             <w:drawing>
-              <wp:inline distT="0" distB="0" distL="0" distR="0" wp14:anchorId="43A4B5A0" wp14:editId="297C0C05">
-                <wp:extent cx="2480400" cy="2088000"/>
-                <wp:effectExtent l="0" t="0" r="23495" b="26670"/>
+              <wp:inline distT="0" distB="0" distL="0" distR="0" wp14:anchorId="43A4B5A0" wp14:editId="1F49ABB3">
+                <wp:extent cx="2480400" cy="1908000"/>
+                <wp:effectExtent l="0" t="0" r="23495" b="16510"/>
                 <wp:docPr id="1022799706" name="Tekstfelt 5"/>
                 <wp:cNvGraphicFramePr/>
                 <a:graphic xmlns:a="http://schemas.openxmlformats.org/drawingml/2006/main">
@@ -6822,7 +7172,7 @@
                       <wps:spPr>
                         <a:xfrm>
                           <a:off x="0" y="0"/>
-                          <a:ext cx="2480400" cy="2088000"/>
+                          <a:ext cx="2480400" cy="1908000"/>
                         </a:xfrm>
                         <a:prstGeom prst="rect">
                           <a:avLst/>
@@ -7054,7 +7404,7 @@
           </mc:Choice>
           <mc:Fallback>
             <w:pict>
-              <v:shape w14:anchorId="43A4B5A0" id="_x0000_s1033" type="#_x0000_t202" style="width:195.3pt;height:164.4pt;visibility:visible;mso-wrap-style:none;mso-left-percent:-10001;mso-top-percent:-10001;mso-position-horizontal:absolute;mso-position-horizontal-relative:char;mso-position-vertical:absolute;mso-position-vertical-relative:line;mso-left-percent:-10001;mso-top-percent:-10001;v-text-anchor:top" o:gfxdata="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" fillcolor="#00b0f0" strokeweight=".5pt">
+              <v:shape w14:anchorId="43A4B5A0" id="_x0000_s1041" type="#_x0000_t202" style="width:195.3pt;height:150.25pt;visibility:visible;mso-wrap-style:none;mso-left-percent:-10001;mso-top-percent:-10001;mso-position-horizontal:absolute;mso-position-horizontal-relative:char;mso-position-vertical:absolute;mso-position-vertical-relative:line;mso-left-percent:-10001;mso-top-percent:-10001;v-text-anchor:top" o:gfxdata="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" fillcolor="#00b0f0" strokeweight=".5pt">
                 <v:textbox>
                   <w:txbxContent>
                     <w:p>
@@ -7637,7 +7987,7 @@
           </mc:Choice>
           <mc:Fallback>
             <w:pict>
-              <v:shape w14:anchorId="26F97606" id="_x0000_s1034" type="#_x0000_t202" style="width:1in;height:164.5pt;visibility:visible;mso-wrap-style:none;mso-left-percent:-10001;mso-top-percent:-10001;mso-position-horizontal:absolute;mso-position-horizontal-relative:char;mso-position-vertical:absolute;mso-position-vertical-relative:line;mso-left-percent:-10001;mso-top-percent:-10001;v-text-anchor:top" o:gfxdata="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" fillcolor="#00b050" strokeweight=".5pt">
+              <v:shape w14:anchorId="26F97606" id="_x0000_s1042" type="#_x0000_t202" style="width:1in;height:164.5pt;visibility:visible;mso-wrap-style:none;mso-left-percent:-10001;mso-top-percent:-10001;mso-position-horizontal:absolute;mso-position-horizontal-relative:char;mso-position-vertical:absolute;mso-position-vertical-relative:line;mso-left-percent:-10001;mso-top-percent:-10001;v-text-anchor:top" o:gfxdata="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" fillcolor="#00b050" strokeweight=".5pt">
                 <v:textbox>
                   <w:txbxContent>
                     <w:p>
@@ -8257,7 +8607,7 @@
           </mc:Choice>
           <mc:Fallback>
             <w:pict>
-              <v:shape w14:anchorId="494FA83E" id="_x0000_s1035" type="#_x0000_t202" style="width:1in;height:164.5pt;visibility:visible;mso-wrap-style:none;mso-left-percent:-10001;mso-top-percent:-10001;mso-position-horizontal:absolute;mso-position-horizontal-relative:char;mso-position-vertical:absolute;mso-position-vertical-relative:line;mso-left-percent:-10001;mso-top-percent:-10001;v-text-anchor:top" o:gfxdata="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" fillcolor="#00b0f0" strokeweight=".5pt">
+              <v:shape w14:anchorId="494FA83E" id="_x0000_s1043" type="#_x0000_t202" style="width:1in;height:164.5pt;visibility:visible;mso-wrap-style:none;mso-left-percent:-10001;mso-top-percent:-10001;mso-position-horizontal:absolute;mso-position-horizontal-relative:char;mso-position-vertical:absolute;mso-position-vertical-relative:line;mso-left-percent:-10001;mso-top-percent:-10001;v-text-anchor:top" o:gfxdata="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" fillcolor="#00b0f0" strokeweight=".5pt">
                 <v:textbox>
                   <w:txbxContent>
                     <w:p>
@@ -8889,7 +9239,7 @@
           </mc:Choice>
           <mc:Fallback>
             <w:pict>
-              <v:shape w14:anchorId="1C05C346" id="_x0000_s1036" type="#_x0000_t202" style="width:1in;height:164.5pt;visibility:visible;mso-wrap-style:none;mso-left-percent:-10001;mso-top-percent:-10001;mso-position-horizontal:absolute;mso-position-horizontal-relative:char;mso-position-vertical:absolute;mso-position-vertical-relative:line;mso-left-percent:-10001;mso-top-percent:-10001;v-text-anchor:top" o:gfxdata="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" fillcolor="#00b050" strokeweight=".5pt">
+              <v:shape w14:anchorId="1C05C346" id="_x0000_s1044" type="#_x0000_t202" style="width:1in;height:164.5pt;visibility:visible;mso-wrap-style:none;mso-left-percent:-10001;mso-top-percent:-10001;mso-position-horizontal:absolute;mso-position-horizontal-relative:char;mso-position-vertical:absolute;mso-position-vertical-relative:line;mso-left-percent:-10001;mso-top-percent:-10001;v-text-anchor:top" o:gfxdata="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" fillcolor="#00b050" strokeweight=".5pt">
                 <v:textbox>
                   <w:txbxContent>
                     <w:p>
@@ -9496,7 +9846,7 @@
           </mc:Choice>
           <mc:Fallback>
             <w:pict>
-              <v:shape w14:anchorId="25AB9941" id="_x0000_s1037" type="#_x0000_t202" style="width:1in;height:164.5pt;visibility:visible;mso-wrap-style:none;mso-left-percent:-10001;mso-top-percent:-10001;mso-position-horizontal:absolute;mso-position-horizontal-relative:char;mso-position-vertical:absolute;mso-position-vertical-relative:line;mso-left-percent:-10001;mso-top-percent:-10001;v-text-anchor:top" o:gfxdata="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" fillcolor="#00b0f0" strokeweight=".5pt">
+              <v:shape w14:anchorId="25AB9941" id="_x0000_s1045" type="#_x0000_t202" style="width:1in;height:164.5pt;visibility:visible;mso-wrap-style:none;mso-left-percent:-10001;mso-top-percent:-10001;mso-position-horizontal:absolute;mso-position-horizontal-relative:char;mso-position-vertical:absolute;mso-position-vertical-relative:line;mso-left-percent:-10001;mso-top-percent:-10001;v-text-anchor:top" o:gfxdata="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" fillcolor="#00b0f0" strokeweight=".5pt">
                 <v:textbox>
                   <w:txbxContent>
                     <w:p>
@@ -10454,6 +10804,28 @@
               <w:t xml:space="preserve"> meter havdybde (m)</w:t>
             </w:r>
           </w:p>
+          <w:p>
+            <w:pPr>
+              <w:rPr>
+                <w:sz w:val="28"/>
+                <w:szCs w:val="28"/>
+              </w:rPr>
+            </w:pPr>
+            <w:r>
+              <w:rPr>
+                <w:sz w:val="28"/>
+                <w:szCs w:val="28"/>
+              </w:rPr>
+              <w:t>(Overskrives</w:t>
+            </w:r>
+            <w:r>
+              <w:rPr>
+                <w:sz w:val="28"/>
+                <w:szCs w:val="28"/>
+              </w:rPr>
+              <w:t xml:space="preserve"> i havdybdetilstand)</w:t>
+            </w:r>
+          </w:p>
         </w:tc>
       </w:tr>
     </w:tbl>
@@ -10516,7 +10888,21 @@
                 <w:sz w:val="28"/>
                 <w:szCs w:val="28"/>
               </w:rPr>
-              <w:t>Antal år der skal simuleres</w:t>
+              <w:t>Antal år</w:t>
+            </w:r>
+            <w:r>
+              <w:rPr>
+                <w:sz w:val="28"/>
+                <w:szCs w:val="28"/>
+              </w:rPr>
+              <w:t>,</w:t>
+            </w:r>
+            <w:r>
+              <w:rPr>
+                <w:sz w:val="28"/>
+                <w:szCs w:val="28"/>
+              </w:rPr>
+              <w:t xml:space="preserve"> der skal simuleres</w:t>
             </w:r>
           </w:p>
         </w:tc>
@@ -10651,46 +11037,33 @@
               </w:rPr>
               <w:t>Tilstande for kørslen. Skal være en liste (enten [mode</w:t>
             </w:r>
-            <w:proofErr w:type="gramStart"/>
             <w:r>
               <w:rPr>
                 <w:sz w:val="28"/>
                 <w:szCs w:val="28"/>
               </w:rPr>
-              <w:t>1,mode</w:t>
+              <w:t xml:space="preserve">1, </w:t>
             </w:r>
-            <w:proofErr w:type="gramEnd"/>
             <w:r>
               <w:rPr>
                 <w:sz w:val="28"/>
                 <w:szCs w:val="28"/>
               </w:rPr>
-              <w:t xml:space="preserve">2, </w:t>
+              <w:t xml:space="preserve">mode2, </w:t>
             </w:r>
-            <w:proofErr w:type="spellStart"/>
             <w:r>
               <w:rPr>
                 <w:sz w:val="28"/>
                 <w:szCs w:val="28"/>
               </w:rPr>
-              <w:t>tec</w:t>
+              <w:t>etc</w:t>
             </w:r>
-            <w:proofErr w:type="spellEnd"/>
-            <w:proofErr w:type="gramStart"/>
             <w:r>
               <w:rPr>
                 <w:sz w:val="28"/>
                 <w:szCs w:val="28"/>
               </w:rPr>
-              <w:t>. ]</w:t>
-            </w:r>
-            <w:proofErr w:type="gramEnd"/>
-            <w:r>
-              <w:rPr>
-                <w:sz w:val="28"/>
-                <w:szCs w:val="28"/>
-              </w:rPr>
-              <w:t xml:space="preserve"> eller - tekst1 </w:t>
+              <w:t xml:space="preserve">.] eller - tekst1 </w:t>
             </w:r>
             <w:r>
               <w:rPr>
@@ -10754,6 +11127,37 @@
               <w:t>Hvor mange år der skal simuleres uden ekstra strålingspåvirkning</w:t>
             </w:r>
           </w:p>
+          <w:p>
+            <w:pPr>
+              <w:rPr>
+                <w:sz w:val="28"/>
+                <w:szCs w:val="28"/>
+              </w:rPr>
+            </w:pPr>
+            <w:r>
+              <w:rPr>
+                <w:sz w:val="28"/>
+                <w:szCs w:val="28"/>
+              </w:rPr>
+              <w:t xml:space="preserve">Er den tom, anvendes </w:t>
+            </w:r>
+            <w:proofErr w:type="spellStart"/>
+            <w:r>
+              <w:rPr>
+                <w:sz w:val="28"/>
+                <w:szCs w:val="28"/>
+              </w:rPr>
+              <w:t>years</w:t>
+            </w:r>
+            <w:proofErr w:type="spellEnd"/>
+            <w:r>
+              <w:rPr>
+                <w:sz w:val="28"/>
+                <w:szCs w:val="28"/>
+              </w:rPr>
+              <w:t>/2</w:t>
+            </w:r>
+          </w:p>
         </w:tc>
       </w:tr>
       <w:bookmarkEnd w:id="14"/>
@@ -10768,8 +11172,8 @@
       </w:pPr>
     </w:p>
     <w:sectPr>
-      <w:headerReference w:type="default" r:id="rId25"/>
-      <w:footerReference w:type="default" r:id="rId26"/>
+      <w:headerReference w:type="default" r:id="rId28"/>
+      <w:footerReference w:type="default" r:id="rId29"/>
       <w:pgSz w:w="11906" w:h="16838"/>
       <w:pgMar w:top="1701" w:right="1134" w:bottom="1701" w:left="1134" w:header="708" w:footer="708" w:gutter="0"/>
       <w:cols w:space="708"/>
@@ -10893,6 +11297,119 @@
 <file path=word/numbering.xml><?xml version="1.0" encoding="utf-8"?>
 <w:numbering xmlns:wpc="http://schemas.microsoft.com/office/word/2010/wordprocessingCanvas" xmlns:cx="http://schemas.microsoft.com/office/drawing/2014/chartex" xmlns:cx1="http://schemas.microsoft.com/office/drawing/2015/9/8/chartex" xmlns:cx2="http://schemas.microsoft.com/office/drawing/2015/10/21/chartex" xmlns:cx3="http://schemas.microsoft.com/office/drawing/2016/5/9/chartex" xmlns:cx4="http://schemas.microsoft.com/office/drawing/2016/5/10/chartex" xmlns:cx5="http://schemas.microsoft.com/office/drawing/2016/5/11/chartex" xmlns:cx6="http://schemas.microsoft.com/office/drawing/2016/5/12/chartex" xmlns:cx7="http://schemas.microsoft.com/office/drawing/2016/5/13/chartex" xmlns:cx8="http://schemas.microsoft.com/office/drawing/2016/5/14/chartex" xmlns:mc="http://schemas.openxmlformats.org/markup-compatibility/2006" xmlns:aink="http://schemas.microsoft.com/office/drawing/2016/ink" xmlns:am3d="http://schemas.microsoft.com/office/drawing/2017/model3d" xmlns:o="urn:schemas-microsoft-com:office:office" xmlns:oel="http://schemas.microsoft.com/office/2019/extlst" xmlns:r="http://schemas.openxmlformats.org/officeDocument/2006/relationships" xmlns:m="http://schemas.openxmlformats.org/officeDocument/2006/math" xmlns:v="urn:schemas-microsoft-com:vml" xmlns:wp14="http://schemas.microsoft.com/office/word/2010/wordprocessingDrawing" xmlns:wp="http://schemas.openxmlformats.org/drawingml/2006/wordprocessingDrawing" xmlns:w10="urn:schemas-microsoft-com:office:word" xmlns:w="http://schemas.openxmlformats.org/wordprocessingml/2006/main" xmlns:w14="http://schemas.microsoft.com/office/word/2010/wordml" xmlns:w15="http://schemas.microsoft.com/office/word/2012/wordml" xmlns:w16cex="http://schemas.microsoft.com/office/word/2018/wordml/cex" xmlns:w16cid="http://schemas.microsoft.com/office/word/2016/wordml/cid" xmlns:w16="http://schemas.microsoft.com/office/word/2018/wordml" xmlns:w16du="http://schemas.microsoft.com/office/word/2023/wordml/word16du" xmlns:w16sdtdh="http://schemas.microsoft.com/office/word/2020/wordml/sdtdatahash" xmlns:w16sdtfl="http://schemas.microsoft.com/office/word/2024/wordml/sdtformatlock" xmlns:w16se="http://schemas.microsoft.com/office/word/2015/wordml/symex" xmlns:wpg="http://schemas.microsoft.com/office/word/2010/wordprocessingGroup" xmlns:wpi="http://schemas.microsoft.com/office/word/2010/wordprocessingInk" xmlns:wne="http://schemas.microsoft.com/office/word/2006/wordml" xmlns:wps="http://schemas.microsoft.com/office/word/2010/wordprocessingShape" mc:Ignorable="w14 w15 w16se w16cid w16 w16cex w16sdtdh w16sdtfl w16du wp14">
   <w:abstractNum w:abstractNumId="0" w15:restartNumberingAfterBreak="0">
+    <w:nsid w:val="2D3742A6"/>
+    <w:multiLevelType w:val="multilevel"/>
+    <w:tmpl w:val="46F4707A"/>
+    <w:lvl w:ilvl="0">
+      <w:start w:val="1"/>
+      <w:numFmt w:val="decimal"/>
+      <w:lvlText w:val="%1."/>
+      <w:lvlJc w:val="left"/>
+      <w:pPr>
+        <w:tabs>
+          <w:tab w:val="num" w:pos="720"/>
+        </w:tabs>
+        <w:ind w:left="720" w:hanging="360"/>
+      </w:pPr>
+    </w:lvl>
+    <w:lvl w:ilvl="1" w:tentative="1">
+      <w:start w:val="1"/>
+      <w:numFmt w:val="decimal"/>
+      <w:lvlText w:val="%2."/>
+      <w:lvlJc w:val="left"/>
+      <w:pPr>
+        <w:tabs>
+          <w:tab w:val="num" w:pos="1440"/>
+        </w:tabs>
+        <w:ind w:left="1440" w:hanging="360"/>
+      </w:pPr>
+    </w:lvl>
+    <w:lvl w:ilvl="2" w:tentative="1">
+      <w:start w:val="1"/>
+      <w:numFmt w:val="decimal"/>
+      <w:lvlText w:val="%3."/>
+      <w:lvlJc w:val="left"/>
+      <w:pPr>
+        <w:tabs>
+          <w:tab w:val="num" w:pos="2160"/>
+        </w:tabs>
+        <w:ind w:left="2160" w:hanging="360"/>
+      </w:pPr>
+    </w:lvl>
+    <w:lvl w:ilvl="3" w:tentative="1">
+      <w:start w:val="1"/>
+      <w:numFmt w:val="decimal"/>
+      <w:lvlText w:val="%4."/>
+      <w:lvlJc w:val="left"/>
+      <w:pPr>
+        <w:tabs>
+          <w:tab w:val="num" w:pos="2880"/>
+        </w:tabs>
+        <w:ind w:left="2880" w:hanging="360"/>
+      </w:pPr>
+    </w:lvl>
+    <w:lvl w:ilvl="4" w:tentative="1">
+      <w:start w:val="1"/>
+      <w:numFmt w:val="decimal"/>
+      <w:lvlText w:val="%5."/>
+      <w:lvlJc w:val="left"/>
+      <w:pPr>
+        <w:tabs>
+          <w:tab w:val="num" w:pos="3600"/>
+        </w:tabs>
+        <w:ind w:left="3600" w:hanging="360"/>
+      </w:pPr>
+    </w:lvl>
+    <w:lvl w:ilvl="5" w:tentative="1">
+      <w:start w:val="1"/>
+      <w:numFmt w:val="decimal"/>
+      <w:lvlText w:val="%6."/>
+      <w:lvlJc w:val="left"/>
+      <w:pPr>
+        <w:tabs>
+          <w:tab w:val="num" w:pos="4320"/>
+        </w:tabs>
+        <w:ind w:left="4320" w:hanging="360"/>
+      </w:pPr>
+    </w:lvl>
+    <w:lvl w:ilvl="6" w:tentative="1">
+      <w:start w:val="1"/>
+      <w:numFmt w:val="decimal"/>
+      <w:lvlText w:val="%7."/>
+      <w:lvlJc w:val="left"/>
+      <w:pPr>
+        <w:tabs>
+          <w:tab w:val="num" w:pos="5040"/>
+        </w:tabs>
+        <w:ind w:left="5040" w:hanging="360"/>
+      </w:pPr>
+    </w:lvl>
+    <w:lvl w:ilvl="7" w:tentative="1">
+      <w:start w:val="1"/>
+      <w:numFmt w:val="decimal"/>
+      <w:lvlText w:val="%8."/>
+      <w:lvlJc w:val="left"/>
+      <w:pPr>
+        <w:tabs>
+          <w:tab w:val="num" w:pos="5760"/>
+        </w:tabs>
+        <w:ind w:left="5760" w:hanging="360"/>
+      </w:pPr>
+    </w:lvl>
+    <w:lvl w:ilvl="8" w:tentative="1">
+      <w:start w:val="1"/>
+      <w:numFmt w:val="decimal"/>
+      <w:lvlText w:val="%9."/>
+      <w:lvlJc w:val="left"/>
+      <w:pPr>
+        <w:tabs>
+          <w:tab w:val="num" w:pos="6480"/>
+        </w:tabs>
+        <w:ind w:left="6480" w:hanging="360"/>
+      </w:pPr>
+    </w:lvl>
+  </w:abstractNum>
+  <w:abstractNum w:abstractNumId="1" w15:restartNumberingAfterBreak="0">
     <w:nsid w:val="3AA470CD"/>
     <w:multiLevelType w:val="hybridMultilevel"/>
     <w:tmpl w:val="60D8D7A4"/>
@@ -11007,7 +11524,7 @@
       </w:rPr>
     </w:lvl>
   </w:abstractNum>
-  <w:abstractNum w:abstractNumId="1" w15:restartNumberingAfterBreak="0">
+  <w:abstractNum w:abstractNumId="2" w15:restartNumberingAfterBreak="0">
     <w:nsid w:val="3D327788"/>
     <w:multiLevelType w:val="hybridMultilevel"/>
     <w:tmpl w:val="3B34A6C2"/>
@@ -11096,7 +11613,7 @@
       </w:pPr>
     </w:lvl>
   </w:abstractNum>
-  <w:abstractNum w:abstractNumId="2" w15:restartNumberingAfterBreak="0">
+  <w:abstractNum w:abstractNumId="3" w15:restartNumberingAfterBreak="0">
     <w:nsid w:val="40F24C9B"/>
     <w:multiLevelType w:val="hybridMultilevel"/>
     <w:tmpl w:val="BD26E32E"/>
@@ -11185,7 +11702,7 @@
       </w:pPr>
     </w:lvl>
   </w:abstractNum>
-  <w:abstractNum w:abstractNumId="3" w15:restartNumberingAfterBreak="0">
+  <w:abstractNum w:abstractNumId="4" w15:restartNumberingAfterBreak="0">
     <w:nsid w:val="43F008C7"/>
     <w:multiLevelType w:val="hybridMultilevel"/>
     <w:tmpl w:val="D2046A24"/>
@@ -11276,7 +11793,7 @@
       </w:pPr>
     </w:lvl>
   </w:abstractNum>
-  <w:abstractNum w:abstractNumId="4" w15:restartNumberingAfterBreak="0">
+  <w:abstractNum w:abstractNumId="5" w15:restartNumberingAfterBreak="0">
     <w:nsid w:val="50D70119"/>
     <w:multiLevelType w:val="hybridMultilevel"/>
     <w:tmpl w:val="DF6232AA"/>
@@ -11368,7 +11885,7 @@
       </w:pPr>
     </w:lvl>
   </w:abstractNum>
-  <w:abstractNum w:abstractNumId="5" w15:restartNumberingAfterBreak="0">
+  <w:abstractNum w:abstractNumId="6" w15:restartNumberingAfterBreak="0">
     <w:nsid w:val="5470205E"/>
     <w:multiLevelType w:val="hybridMultilevel"/>
     <w:tmpl w:val="D2046A24"/>
@@ -11459,7 +11976,7 @@
       </w:pPr>
     </w:lvl>
   </w:abstractNum>
-  <w:abstractNum w:abstractNumId="6" w15:restartNumberingAfterBreak="0">
+  <w:abstractNum w:abstractNumId="7" w15:restartNumberingAfterBreak="0">
     <w:nsid w:val="554E51C7"/>
     <w:multiLevelType w:val="hybridMultilevel"/>
     <w:tmpl w:val="48A8D01C"/>
@@ -11572,10 +12089,10 @@
       </w:rPr>
     </w:lvl>
   </w:abstractNum>
-  <w:abstractNum w:abstractNumId="7" w15:restartNumberingAfterBreak="0">
-    <w:nsid w:val="5FDD7975"/>
+  <w:abstractNum w:abstractNumId="8" w15:restartNumberingAfterBreak="0">
+    <w:nsid w:val="5CA60F6B"/>
     <w:multiLevelType w:val="hybridMultilevel"/>
-    <w:tmpl w:val="5394DEE8"/>
+    <w:tmpl w:val="29D89616"/>
     <w:lvl w:ilvl="0" w:tplc="0406000F">
       <w:start w:val="1"/>
       <w:numFmt w:val="decimal"/>
@@ -11661,29 +12178,124 @@
       </w:pPr>
     </w:lvl>
   </w:abstractNum>
+  <w:abstractNum w:abstractNumId="9" w15:restartNumberingAfterBreak="0">
+    <w:nsid w:val="5FDD7975"/>
+    <w:multiLevelType w:val="hybridMultilevel"/>
+    <w:tmpl w:val="5394DEE8"/>
+    <w:lvl w:ilvl="0" w:tplc="0406000F">
+      <w:start w:val="1"/>
+      <w:numFmt w:val="decimal"/>
+      <w:lvlText w:val="%1."/>
+      <w:lvlJc w:val="left"/>
+      <w:pPr>
+        <w:ind w:left="720" w:hanging="360"/>
+      </w:pPr>
+      <w:rPr>
+        <w:rFonts w:hint="default"/>
+      </w:rPr>
+    </w:lvl>
+    <w:lvl w:ilvl="1" w:tplc="04060019" w:tentative="1">
+      <w:start w:val="1"/>
+      <w:numFmt w:val="lowerLetter"/>
+      <w:lvlText w:val="%2."/>
+      <w:lvlJc w:val="left"/>
+      <w:pPr>
+        <w:ind w:left="1440" w:hanging="360"/>
+      </w:pPr>
+    </w:lvl>
+    <w:lvl w:ilvl="2" w:tplc="0406001B" w:tentative="1">
+      <w:start w:val="1"/>
+      <w:numFmt w:val="lowerRoman"/>
+      <w:lvlText w:val="%3."/>
+      <w:lvlJc w:val="right"/>
+      <w:pPr>
+        <w:ind w:left="2160" w:hanging="180"/>
+      </w:pPr>
+    </w:lvl>
+    <w:lvl w:ilvl="3" w:tplc="0406000F" w:tentative="1">
+      <w:start w:val="1"/>
+      <w:numFmt w:val="decimal"/>
+      <w:lvlText w:val="%4."/>
+      <w:lvlJc w:val="left"/>
+      <w:pPr>
+        <w:ind w:left="2880" w:hanging="360"/>
+      </w:pPr>
+    </w:lvl>
+    <w:lvl w:ilvl="4" w:tplc="04060019" w:tentative="1">
+      <w:start w:val="1"/>
+      <w:numFmt w:val="lowerLetter"/>
+      <w:lvlText w:val="%5."/>
+      <w:lvlJc w:val="left"/>
+      <w:pPr>
+        <w:ind w:left="3600" w:hanging="360"/>
+      </w:pPr>
+    </w:lvl>
+    <w:lvl w:ilvl="5" w:tplc="0406001B" w:tentative="1">
+      <w:start w:val="1"/>
+      <w:numFmt w:val="lowerRoman"/>
+      <w:lvlText w:val="%6."/>
+      <w:lvlJc w:val="right"/>
+      <w:pPr>
+        <w:ind w:left="4320" w:hanging="180"/>
+      </w:pPr>
+    </w:lvl>
+    <w:lvl w:ilvl="6" w:tplc="0406000F" w:tentative="1">
+      <w:start w:val="1"/>
+      <w:numFmt w:val="decimal"/>
+      <w:lvlText w:val="%7."/>
+      <w:lvlJc w:val="left"/>
+      <w:pPr>
+        <w:ind w:left="5040" w:hanging="360"/>
+      </w:pPr>
+    </w:lvl>
+    <w:lvl w:ilvl="7" w:tplc="04060019" w:tentative="1">
+      <w:start w:val="1"/>
+      <w:numFmt w:val="lowerLetter"/>
+      <w:lvlText w:val="%8."/>
+      <w:lvlJc w:val="left"/>
+      <w:pPr>
+        <w:ind w:left="5760" w:hanging="360"/>
+      </w:pPr>
+    </w:lvl>
+    <w:lvl w:ilvl="8" w:tplc="0406001B" w:tentative="1">
+      <w:start w:val="1"/>
+      <w:numFmt w:val="lowerRoman"/>
+      <w:lvlText w:val="%9."/>
+      <w:lvlJc w:val="right"/>
+      <w:pPr>
+        <w:ind w:left="6480" w:hanging="180"/>
+      </w:pPr>
+    </w:lvl>
+  </w:abstractNum>
   <w:num w:numId="1" w16cid:durableId="914895312">
-    <w:abstractNumId w:val="0"/>
+    <w:abstractNumId w:val="1"/>
   </w:num>
   <w:num w:numId="2" w16cid:durableId="288895534">
+    <w:abstractNumId w:val="5"/>
+  </w:num>
+  <w:num w:numId="3" w16cid:durableId="1674603485">
+    <w:abstractNumId w:val="2"/>
+  </w:num>
+  <w:num w:numId="4" w16cid:durableId="898519380">
     <w:abstractNumId w:val="4"/>
   </w:num>
-  <w:num w:numId="3" w16cid:durableId="1674603485">
-    <w:abstractNumId w:val="1"/>
+  <w:num w:numId="5" w16cid:durableId="1973628530">
+    <w:abstractNumId w:val="6"/>
   </w:num>
-  <w:num w:numId="4" w16cid:durableId="898519380">
+  <w:num w:numId="6" w16cid:durableId="443500345">
+    <w:abstractNumId w:val="9"/>
+  </w:num>
+  <w:num w:numId="7" w16cid:durableId="1556696385">
+    <w:abstractNumId w:val="7"/>
+  </w:num>
+  <w:num w:numId="8" w16cid:durableId="2097944843">
     <w:abstractNumId w:val="3"/>
   </w:num>
-  <w:num w:numId="5" w16cid:durableId="1973628530">
-    <w:abstractNumId w:val="5"/>
+  <w:num w:numId="9" w16cid:durableId="757100972">
+    <w:abstractNumId w:val="8"/>
   </w:num>
-  <w:num w:numId="6" w16cid:durableId="443500345">
-    <w:abstractNumId w:val="7"/>
-  </w:num>
-  <w:num w:numId="7" w16cid:durableId="1556696385">
-    <w:abstractNumId w:val="6"/>
-  </w:num>
-  <w:num w:numId="8" w16cid:durableId="2097944843">
-    <w:abstractNumId w:val="2"/>
+  <w:num w:numId="10" w16cid:durableId="1156724780">
+    <w:abstractNumId w:val="0"/>
   </w:num>
 </w:numbering>
 </file>
@@ -12290,7 +12902,6 @@
   <w:style w:type="character" w:default="1" w:styleId="Standardskrifttypeiafsnit">
     <w:name w:val="Default Paragraph Font"/>
     <w:uiPriority w:val="1"/>
-    <w:semiHidden/>
     <w:unhideWhenUsed/>
   </w:style>
   <w:style w:type="table" w:default="1" w:styleId="Tabel-Normal">

--- a/Windows-guide.docx
+++ b/Windows-guide.docx
@@ -6295,7 +6295,7 @@
                                 <w:szCs w:val="24"/>
                                 <w:lang w:val="en-US"/>
                               </w:rPr>
-                              <w:t>modes: []</w:t>
+                              <w:t>modes:</w:t>
                             </w:r>
                           </w:p>
                           <w:p>
@@ -6531,7 +6531,7 @@
                           <w:szCs w:val="24"/>
                           <w:lang w:val="en-US"/>
                         </w:rPr>
-                        <w:t>modes: []</w:t>
+                        <w:t>modes:</w:t>
                       </w:r>
                     </w:p>
                     <w:p>
